--- a/documentation/ln.docx
+++ b/documentation/ln.docx
@@ -3,16 +3,167 @@
 <w:document xmlns:wpc="http://schemas.microsoft.com/office/word/2010/wordprocessingCanvas" xmlns:cx="http://schemas.microsoft.com/office/drawing/2014/chartex" xmlns:cx1="http://schemas.microsoft.com/office/drawing/2015/9/8/chartex" xmlns:cx2="http://schemas.microsoft.com/office/drawing/2015/10/21/chartex" xmlns:cx3="http://schemas.microsoft.com/office/drawing/2016/5/9/chartex" xmlns:cx4="http://schemas.microsoft.com/office/drawing/2016/5/10/chartex" xmlns:cx5="http://schemas.microsoft.com/office/drawing/2016/5/11/chartex" xmlns:cx6="http://schemas.microsoft.com/office/drawing/2016/5/12/chartex" xmlns:cx7="http://schemas.microsoft.com/office/drawing/2016/5/13/chartex" xmlns:cx8="http://schemas.microsoft.com/office/drawing/2016/5/14/chartex" xmlns:mc="http://schemas.openxmlformats.org/markup-compatibility/2006" xmlns:aink="http://schemas.microsoft.com/office/drawing/2016/ink" xmlns:am3d="http://schemas.microsoft.com/office/drawing/2017/model3d" xmlns:o="urn:schemas-microsoft-com:office:office" xmlns:oel="http://schemas.microsoft.com/office/2019/extlst" xmlns:r="http://schemas.openxmlformats.org/officeDocument/2006/relationships" xmlns:m="http://schemas.openxmlformats.org/officeDocument/2006/math" xmlns:v="urn:schemas-microsoft-com:vml" xmlns:wp14="http://schemas.microsoft.com/office/word/2010/wordprocessingDrawing" xmlns:wp="http://schemas.openxmlformats.org/drawingml/2006/wordprocessingDrawing" xmlns:w10="urn:schemas-microsoft-com:office:word" xmlns:w="http://schemas.openxmlformats.org/wordprocessingml/2006/main" xmlns:w14="http://schemas.microsoft.com/office/word/2010/wordml" xmlns:w15="http://schemas.microsoft.com/office/word/2012/wordml" xmlns:w16cex="http://schemas.microsoft.com/office/word/2018/wordml/cex" xmlns:w16cid="http://schemas.microsoft.com/office/word/2016/wordml/cid" xmlns:w16="http://schemas.microsoft.com/office/word/2018/wordml" xmlns:w16du="http://schemas.microsoft.com/office/word/2023/wordml/word16du" xmlns:w16sdtdh="http://schemas.microsoft.com/office/word/2020/wordml/sdtdatahash" xmlns:w16sdtfl="http://schemas.microsoft.com/office/word/2024/wordml/sdtformatlock" xmlns:w16se="http://schemas.microsoft.com/office/word/2015/wordml/symex" xmlns:wpg="http://schemas.microsoft.com/office/word/2010/wordprocessingGroup" xmlns:wpi="http://schemas.microsoft.com/office/word/2010/wordprocessingInk" xmlns:wne="http://schemas.microsoft.com/office/word/2006/wordml" xmlns:wps="http://schemas.microsoft.com/office/word/2010/wordprocessingShape" mc:Ignorable="w14 w15 w16se w16cid w16 w16cex w16sdtdh w16sdtfl w16du wp14">
   <w:body>
     <w:p>
+      <w:proofErr w:type="spellStart"/>
+      <w:r>
+        <w:t>Wiwishamerrycrismas</w:t>
+      </w:r>
+      <w:proofErr w:type="spellEnd"/>
+      <w:r>
+        <w:t xml:space="preserve"> </w:t>
+      </w:r>
+      <w:proofErr w:type="spellStart"/>
+      <w:r>
+        <w:t>feli</w:t>
+      </w:r>
+      <w:proofErr w:type="spellEnd"/>
+      <w:r>
+        <w:t xml:space="preserve"> </w:t>
+      </w:r>
+      <w:proofErr w:type="spellStart"/>
+      <w:r>
+        <w:t>navida</w:t>
+      </w:r>
+      <w:proofErr w:type="spellEnd"/>
+      <w:r>
+        <w:t xml:space="preserve"> amor, espero esta navidad la estés pasando </w:t>
+      </w:r>
+      <w:proofErr w:type="spellStart"/>
+      <w:r>
+        <w:t>piolita</w:t>
+      </w:r>
+      <w:proofErr w:type="spellEnd"/>
+      <w:r>
+        <w:t xml:space="preserve"> y sé que te estás esforzando mucho por ti y por tu familia, para tener un mejor futuro y sin dolores de cabeza monetarios, mi familia también pasó por eso, pero puedo asegurarte </w:t>
+      </w:r>
+      <w:proofErr w:type="gramStart"/>
+      <w:r>
+        <w:t>que</w:t>
+      </w:r>
+      <w:proofErr w:type="gramEnd"/>
+      <w:r>
+        <w:t xml:space="preserve"> esa fase va a terminar, nada más tienes que ser paciente y terminar tus estudios, después todo va a ser más tranqui en casa te lo aseguro. Pero bueno por otro lado espero que los regalos te hayan gustado y </w:t>
+      </w:r>
+      <w:proofErr w:type="spellStart"/>
+      <w:r>
+        <w:t>weno</w:t>
+      </w:r>
+      <w:proofErr w:type="spellEnd"/>
+      <w:r>
+        <w:t xml:space="preserve"> no soy bueno haciendo cartas la verdad, pero soy </w:t>
+      </w:r>
+      <w:proofErr w:type="spellStart"/>
+      <w:r>
+        <w:t>weno</w:t>
+      </w:r>
+      <w:proofErr w:type="spellEnd"/>
+      <w:r>
+        <w:t xml:space="preserve"> imaginando cosas así que te hice un regalo extra que espero te guste que está alojado en la web que me imagino que si estás leyendo esto ya has podido descifrar la contraseña o tal vez preguntarle a </w:t>
+      </w:r>
+      <w:proofErr w:type="spellStart"/>
+      <w:r>
+        <w:t>chatgpt</w:t>
+      </w:r>
+      <w:proofErr w:type="spellEnd"/>
+      <w:r>
+        <w:t xml:space="preserve"> -.-, o lo que sea que haya puesto allí, ahorita no la tengo hecha pero tengo la idea general de que y cómo hacer así que seguro te pondré algún reto para poder desencriptar todo, ya se me ocurrirá luego, pero bueno ando haciendo esto porque tu amiga necesitaba la carta, so aquí finalizo y espero te guste amor </w:t>
+      </w:r>
+      <w:proofErr w:type="spellStart"/>
+      <w:r>
+        <w:t>uwu</w:t>
+      </w:r>
+      <w:proofErr w:type="spellEnd"/>
+      <w:r>
+        <w:t xml:space="preserve"> </w:t>
+      </w:r>
+      <w:proofErr w:type="spellStart"/>
+      <w:r>
+        <w:t>alaoz</w:t>
+      </w:r>
+      <w:proofErr w:type="spellEnd"/>
+      <w:r>
+        <w:t>.</w:t>
+      </w:r>
+    </w:p>
+    <w:p/>
+    <w:p>
       <w:r>
         <w:t>Cuando la nieve se encuentra con el fuego</w:t>
       </w:r>
     </w:p>
+    <w:p/>
     <w:p>
       <w:r>
         <w:t>ACTO I — EL ENCUENTRO EN EL LABERINTO HELADO</w:t>
       </w:r>
     </w:p>
-    <w:p/>
+    <w:p>
+      <w:r>
+        <w:rPr>
+          <w:noProof/>
+        </w:rPr>
+        <w:drawing>
+          <wp:inline distT="0" distB="0" distL="0" distR="0" wp14:anchorId="681ED9AC" wp14:editId="2B84A42B">
+            <wp:extent cx="2638425" cy="1491405"/>
+            <wp:effectExtent l="0" t="0" r="0" b="0"/>
+            <wp:docPr id="221266295" name="Imagen 2" descr="Un atardecer en una montaña nevada&#10;&#10;El contenido generado por IA puede ser incorrecto."/>
+            <wp:cNvGraphicFramePr>
+              <a:graphicFrameLocks xmlns:a="http://schemas.openxmlformats.org/drawingml/2006/main" noChangeAspect="1"/>
+            </wp:cNvGraphicFramePr>
+            <a:graphic xmlns:a="http://schemas.openxmlformats.org/drawingml/2006/main">
+              <a:graphicData uri="http://schemas.openxmlformats.org/drawingml/2006/picture">
+                <pic:pic xmlns:pic="http://schemas.openxmlformats.org/drawingml/2006/picture">
+                  <pic:nvPicPr>
+                    <pic:cNvPr id="221266295" name="Imagen 2" descr="Un atardecer en una montaña nevada&#10;&#10;El contenido generado por IA puede ser incorrecto."/>
+                    <pic:cNvPicPr>
+                      <a:picLocks noChangeAspect="1" noChangeArrowheads="1"/>
+                    </pic:cNvPicPr>
+                  </pic:nvPicPr>
+                  <pic:blipFill>
+                    <a:blip r:embed="rId5" cstate="print">
+                      <a:extLst>
+                        <a:ext uri="{28A0092B-C50C-407E-A947-70E740481C1C}">
+                          <a14:useLocalDpi xmlns:a14="http://schemas.microsoft.com/office/drawing/2010/main" val="0"/>
+                        </a:ext>
+                      </a:extLst>
+                    </a:blip>
+                    <a:srcRect/>
+                    <a:stretch>
+                      <a:fillRect/>
+                    </a:stretch>
+                  </pic:blipFill>
+                  <pic:spPr bwMode="auto">
+                    <a:xfrm>
+                      <a:off x="0" y="0"/>
+                      <a:ext cx="2647903" cy="1496763"/>
+                    </a:xfrm>
+                    <a:prstGeom prst="rect">
+                      <a:avLst/>
+                    </a:prstGeom>
+                    <a:noFill/>
+                    <a:ln>
+                      <a:noFill/>
+                    </a:ln>
+                  </pic:spPr>
+                </pic:pic>
+              </a:graphicData>
+            </a:graphic>
+          </wp:inline>
+        </w:drawing>
+      </w:r>
+    </w:p>
+    <w:p>
+      <w:r>
+        <w:t>[</w:t>
+      </w:r>
+      <w:proofErr w:type="gramStart"/>
+      <w:r>
+        <w:t>img:image1.jpg</w:t>
+      </w:r>
+      <w:proofErr w:type="gramEnd"/>
+      <w:r>
+        <w:t>]</w:t>
+      </w:r>
+    </w:p>
     <w:p>
       <w:r>
         <w:t xml:space="preserve">El norte del Reino de </w:t>
@@ -31,77 +182,112 @@
       </w:r>
       <w:proofErr w:type="spellEnd"/>
       <w:r>
-        <w:t xml:space="preserve">, un viejo laberinto </w:t>
-      </w:r>
-      <w:r>
-        <w:t>-</w:t>
-      </w:r>
-      <w:r>
-        <w:t>conocido simplemente como La Fosa de los Lobos</w:t>
-      </w:r>
-      <w:r>
-        <w:t>-</w:t>
-      </w:r>
-      <w:r>
-        <w:t xml:space="preserve"> servía de terreno de prueba para aventureros novatos.</w:t>
-      </w:r>
-    </w:p>
-    <w:p/>
-    <w:p>
-      <w:r>
-        <w:t xml:space="preserve">A ese lugar llegó Diego, un joven mago </w:t>
-      </w:r>
-      <w:r>
-        <w:t>principiante de apenas 15 años</w:t>
-      </w:r>
-      <w:r>
-        <w:t>. No era ni un prodigio ni un inútil</w:t>
-      </w:r>
-      <w:r>
-        <w:t xml:space="preserve">, </w:t>
-      </w:r>
-      <w:r>
-        <w:t>simplemente alguien que había aprendido un poco de todo gracias a libros viejos</w:t>
-      </w:r>
-      <w:r>
-        <w:t xml:space="preserve"> y de manera autodidacta</w:t>
-      </w:r>
-      <w:r>
-        <w:t xml:space="preserve">, maestros pasajeros y mucha curiosidad. Su túnica </w:t>
-      </w:r>
-      <w:r>
-        <w:t xml:space="preserve">gris </w:t>
-      </w:r>
-      <w:r>
-        <w:t>tenía remiendos de hielo quemado, señal de prácticas algo accidentadas</w:t>
-      </w:r>
-      <w:r>
-        <w:t>, mucha prueba y error para llegar a tener los conocimientos de magia nivel intermedio que posee</w:t>
+        <w:t>, un viejo laberinto -conocido simplemente como La Fosa de los Lobos- servía de terreno de prueba para aventureros novatos.</w:t>
+      </w:r>
+    </w:p>
+    <w:p/>
+    <w:p>
+      <w:r>
+        <w:t>A ese lugar llegó Diego, un joven mago principiante de apenas 15 años. No era ni un prodigio ni un inútil, simplemente alguien que había aprendido un poco de todo gracias a libros viejos y de manera autodidacta, maestros pasajeros y mucha curiosidad. Su túnica gris tenía remiendos de hielo quemado, señal de prácticas algo accidentadas, mucha prueba y error para llegar a tener los conocimientos de magia nivel intermedio que posee.</w:t>
+      </w:r>
+    </w:p>
+    <w:p/>
+    <w:p>
+      <w:pPr>
+        <w:pStyle w:val="Prrafodelista"/>
+        <w:numPr>
+          <w:ilvl w:val="0"/>
+          <w:numId w:val="1"/>
+        </w:numPr>
+      </w:pPr>
+      <w:r>
+        <w:t>Bien… si no me pierdo esta vez, la entrada debe estar por aquí</w:t>
       </w:r>
       <w:r>
         <w:t>.</w:t>
       </w:r>
-    </w:p>
-    <w:p/>
-    <w:p>
-      <w:pPr>
-        <w:pStyle w:val="Prrafodelista"/>
-        <w:numPr>
-          <w:ilvl w:val="0"/>
-          <w:numId w:val="1"/>
-        </w:numPr>
-      </w:pPr>
-      <w:r>
-        <w:t xml:space="preserve">Bien… si no me pierdo esta vez, la entrada debe estar por aquí </w:t>
-      </w:r>
-      <w:r>
-        <w:t>-</w:t>
-      </w:r>
-      <w:r>
-        <w:t>murmuró, mirando su mapa dibujado a mano, donde los trazos parecían hechos por alguien con temblores.</w:t>
-      </w:r>
-    </w:p>
-    <w:p/>
+      <w:r>
+        <w:t xml:space="preserve"> -murmuró, mirando su mapa dibujado a mano, donde los trazos parecían hechos por alguien con temblores</w:t>
+      </w:r>
+      <w:r>
+        <w:t>- Espero esta misión no sea tan complicada.</w:t>
+      </w:r>
+    </w:p>
+    <w:p>
+      <w:r>
+        <w:rPr>
+          <w:noProof/>
+        </w:rPr>
+        <w:lastRenderedPageBreak/>
+        <w:drawing>
+          <wp:inline distT="0" distB="0" distL="0" distR="0" wp14:anchorId="2C23EB15" wp14:editId="17E88A0C">
+            <wp:extent cx="1428750" cy="1837012"/>
+            <wp:effectExtent l="0" t="0" r="0" b="0"/>
+            <wp:docPr id="1980791309" name="Imagen 3"/>
+            <wp:cNvGraphicFramePr>
+              <a:graphicFrameLocks xmlns:a="http://schemas.openxmlformats.org/drawingml/2006/main" noChangeAspect="1"/>
+            </wp:cNvGraphicFramePr>
+            <a:graphic xmlns:a="http://schemas.openxmlformats.org/drawingml/2006/main">
+              <a:graphicData uri="http://schemas.openxmlformats.org/drawingml/2006/picture">
+                <pic:pic xmlns:pic="http://schemas.openxmlformats.org/drawingml/2006/picture">
+                  <pic:nvPicPr>
+                    <pic:cNvPr id="0" name="Picture 8"/>
+                    <pic:cNvPicPr>
+                      <a:picLocks noChangeAspect="1" noChangeArrowheads="1"/>
+                    </pic:cNvPicPr>
+                  </pic:nvPicPr>
+                  <pic:blipFill>
+                    <a:blip r:embed="rId6" cstate="print">
+                      <a:extLst>
+                        <a:ext uri="{28A0092B-C50C-407E-A947-70E740481C1C}">
+                          <a14:useLocalDpi xmlns:a14="http://schemas.microsoft.com/office/drawing/2010/main" val="0"/>
+                        </a:ext>
+                      </a:extLst>
+                    </a:blip>
+                    <a:srcRect/>
+                    <a:stretch>
+                      <a:fillRect/>
+                    </a:stretch>
+                  </pic:blipFill>
+                  <pic:spPr bwMode="auto">
+                    <a:xfrm>
+                      <a:off x="0" y="0"/>
+                      <a:ext cx="1437943" cy="1848832"/>
+                    </a:xfrm>
+                    <a:prstGeom prst="rect">
+                      <a:avLst/>
+                    </a:prstGeom>
+                    <a:noFill/>
+                    <a:ln>
+                      <a:noFill/>
+                    </a:ln>
+                  </pic:spPr>
+                </pic:pic>
+              </a:graphicData>
+            </a:graphic>
+          </wp:inline>
+        </w:drawing>
+      </w:r>
+    </w:p>
+    <w:p>
+      <w:r>
+        <w:t>[</w:t>
+      </w:r>
+      <w:proofErr w:type="gramStart"/>
+      <w:r>
+        <w:t>img:image</w:t>
+      </w:r>
+      <w:r>
+        <w:t>2</w:t>
+      </w:r>
+      <w:r>
+        <w:t>.jpg</w:t>
+      </w:r>
+      <w:proofErr w:type="gramEnd"/>
+      <w:r>
+        <w:t>]</w:t>
+      </w:r>
+    </w:p>
     <w:p>
       <w:r>
         <w:t>Al acercarse a la boca de la cueva, escuchó un gruñido… y luego una voz femenina.</w:t>
@@ -129,13 +315,99 @@
     <w:p/>
     <w:p>
       <w:r>
-        <w:t>Detrás de él apareció una chica pelirroja, armada con una espada corta y usando un abrigo de piel desgastado. Tenía una expresión orgullosa, tozuda… y un leve rubor en las mejillas por el frío.</w:t>
-      </w:r>
-      <w:r>
-        <w:t xml:space="preserve"> Lo primero que vio Diego fue la cicatriz en su frente que poseía, posiblemente producto de la práctica con la espada. </w:t>
-      </w:r>
-      <w:r>
-        <w:t>Era Lucia, de catorce años.</w:t>
+        <w:t xml:space="preserve">Detrás de él apareció una chica </w:t>
+      </w:r>
+      <w:r>
+        <w:t>de pelo marrón</w:t>
+      </w:r>
+      <w:r>
+        <w:t xml:space="preserve">, armada con una espada corta y usando un </w:t>
+      </w:r>
+      <w:r>
+        <w:t>traje blanco un poco sucio y que parecía de una academia</w:t>
+      </w:r>
+      <w:r>
+        <w:t>. Tenía una expresión orgullosa, tozuda… y un leve rubor en las mejillas por el frío. Lo primero que vio Diego fue la cicatriz en su frente que poseía, posiblemente producto de la práctica con la espada. Era Lucia, de catorce años</w:t>
+      </w:r>
+      <w:r>
+        <w:t xml:space="preserve"> que se enfrentaba a unos lobos invernales</w:t>
+      </w:r>
+      <w:r>
+        <w:t>.</w:t>
+      </w:r>
+    </w:p>
+    <w:p>
+      <w:r>
+        <w:rPr>
+          <w:noProof/>
+        </w:rPr>
+        <w:drawing>
+          <wp:inline distT="0" distB="0" distL="0" distR="0" wp14:anchorId="47EB83FF" wp14:editId="0D5884BA">
+            <wp:extent cx="1247775" cy="1871663"/>
+            <wp:effectExtent l="0" t="0" r="0" b="0"/>
+            <wp:docPr id="1261466161" name="Imagen 5"/>
+            <wp:cNvGraphicFramePr>
+              <a:graphicFrameLocks xmlns:a="http://schemas.openxmlformats.org/drawingml/2006/main" noChangeAspect="1"/>
+            </wp:cNvGraphicFramePr>
+            <a:graphic xmlns:a="http://schemas.openxmlformats.org/drawingml/2006/main">
+              <a:graphicData uri="http://schemas.openxmlformats.org/drawingml/2006/picture">
+                <pic:pic xmlns:pic="http://schemas.openxmlformats.org/drawingml/2006/picture">
+                  <pic:nvPicPr>
+                    <pic:cNvPr id="0" name="Picture 15"/>
+                    <pic:cNvPicPr>
+                      <a:picLocks noChangeAspect="1" noChangeArrowheads="1"/>
+                    </pic:cNvPicPr>
+                  </pic:nvPicPr>
+                  <pic:blipFill>
+                    <a:blip r:embed="rId7" cstate="print">
+                      <a:extLst>
+                        <a:ext uri="{28A0092B-C50C-407E-A947-70E740481C1C}">
+                          <a14:useLocalDpi xmlns:a14="http://schemas.microsoft.com/office/drawing/2010/main" val="0"/>
+                        </a:ext>
+                      </a:extLst>
+                    </a:blip>
+                    <a:srcRect/>
+                    <a:stretch>
+                      <a:fillRect/>
+                    </a:stretch>
+                  </pic:blipFill>
+                  <pic:spPr bwMode="auto">
+                    <a:xfrm>
+                      <a:off x="0" y="0"/>
+                      <a:ext cx="1248356" cy="1872534"/>
+                    </a:xfrm>
+                    <a:prstGeom prst="rect">
+                      <a:avLst/>
+                    </a:prstGeom>
+                    <a:noFill/>
+                    <a:ln>
+                      <a:noFill/>
+                    </a:ln>
+                  </pic:spPr>
+                </pic:pic>
+              </a:graphicData>
+            </a:graphic>
+          </wp:inline>
+        </w:drawing>
+      </w:r>
+    </w:p>
+    <w:p>
+      <w:r>
+        <w:t>[</w:t>
+      </w:r>
+      <w:proofErr w:type="gramStart"/>
+      <w:r>
+        <w:t>img:image</w:t>
+      </w:r>
+      <w:r>
+        <w:t>3</w:t>
+      </w:r>
+      <w:r>
+        <w:t>.jpg</w:t>
+      </w:r>
+      <w:proofErr w:type="gramEnd"/>
+      <w:r>
+        <w:t>]</w:t>
       </w:r>
     </w:p>
     <w:p/>
@@ -160,224 +432,252 @@
         </w:numPr>
       </w:pPr>
       <w:r>
+        <w:t>¿Hola?</w:t>
+      </w:r>
+    </w:p>
+    <w:p/>
+    <w:p>
+      <w:r>
+        <w:t>Lucia lo miró de arriba abajo.</w:t>
+      </w:r>
+    </w:p>
+    <w:p/>
+    <w:p>
+      <w:pPr>
+        <w:pStyle w:val="Prrafodelista"/>
+        <w:numPr>
+          <w:ilvl w:val="0"/>
+          <w:numId w:val="1"/>
+        </w:numPr>
+      </w:pPr>
+      <w:r>
+        <w:t>¿También vienes por los lobos? Lo siento, pero no pienso compartir la recompensa.</w:t>
+      </w:r>
+    </w:p>
+    <w:p/>
+    <w:p>
+      <w:pPr>
+        <w:pStyle w:val="Prrafodelista"/>
+        <w:numPr>
+          <w:ilvl w:val="0"/>
+          <w:numId w:val="1"/>
+        </w:numPr>
+      </w:pPr>
+      <w:r>
+        <w:t>Ah… bueno, técnicamente no es compartir… es cooperar para no morir congelados ni en las mandíbulas de unos lobos -respondió Diego con una sonrisa un poco burlona.</w:t>
+      </w:r>
+    </w:p>
+    <w:p/>
+    <w:p>
+      <w:r>
+        <w:t>Lucia frunció el ceño.</w:t>
+      </w:r>
+    </w:p>
+    <w:p>
+      <w:r>
+        <w:t>Diego dio un paso atrás y abrió los ojos.</w:t>
+      </w:r>
+    </w:p>
+    <w:p>
+      <w:r>
+        <w:t>Ella apretó la hoja mirándolo con desafío a través de sus pequeños ojos.</w:t>
+      </w:r>
+    </w:p>
+    <w:p>
+      <w:r>
+        <w:t>Diego tragó saliva.</w:t>
+      </w:r>
+    </w:p>
+    <w:p/>
+    <w:p>
+      <w:pPr>
+        <w:pStyle w:val="Prrafodelista"/>
+        <w:numPr>
+          <w:ilvl w:val="0"/>
+          <w:numId w:val="1"/>
+        </w:numPr>
+      </w:pPr>
+      <w:r>
+        <w:t>Mira -continuó él- adentro hay lobos alfa. No vas a poder con todos sola.</w:t>
+      </w:r>
+    </w:p>
+    <w:p/>
+    <w:p>
+      <w:pPr>
+        <w:pStyle w:val="Prrafodelista"/>
+        <w:numPr>
+          <w:ilvl w:val="0"/>
+          <w:numId w:val="1"/>
+        </w:numPr>
+      </w:pPr>
+      <w:r>
+        <w:t>¿Y tú sí? —bufó ella—. Eres un niño flaco que huele a tinta.</w:t>
+      </w:r>
+    </w:p>
+    <w:p/>
+    <w:p>
+      <w:r>
+        <w:t>Diego suspiró, su paciencia no era muy grande.</w:t>
+      </w:r>
+    </w:p>
+    <w:p/>
+    <w:p>
+      <w:pPr>
+        <w:pStyle w:val="Prrafodelista"/>
+        <w:numPr>
+          <w:ilvl w:val="0"/>
+          <w:numId w:val="1"/>
+        </w:numPr>
+      </w:pPr>
+      <w:r>
+        <w:t xml:space="preserve">Puedo congelarles las piernas, ralentizarlos, hacer luz, levantar barreras. No soy un </w:t>
+      </w:r>
+      <w:proofErr w:type="spellStart"/>
+      <w:r>
+        <w:t>superd</w:t>
+      </w:r>
+      <w:proofErr w:type="spellEnd"/>
+      <w:r>
+        <w:t>, pero tampoco un adorno.</w:t>
+      </w:r>
+    </w:p>
+    <w:p/>
+    <w:p>
+      <w:r>
+        <w:t>Lucia dudó. Solo un instante. Y ese instante fue suficiente.</w:t>
+      </w:r>
+    </w:p>
+    <w:p/>
+    <w:p>
+      <w:pPr>
+        <w:pStyle w:val="Prrafodelista"/>
+        <w:numPr>
+          <w:ilvl w:val="0"/>
+          <w:numId w:val="1"/>
+        </w:numPr>
+      </w:pPr>
+      <w:r>
+        <w:t>BIEN -dijo, girándose-. Pero si intentas quedarte con más</w:t>
+      </w:r>
+      <w:r>
+        <w:t xml:space="preserve"> lobos</w:t>
+      </w:r>
+      <w:r>
+        <w:t>, te corto la mano.</w:t>
+      </w:r>
+    </w:p>
+    <w:p>
+      <w:pPr>
+        <w:ind w:left="360"/>
+      </w:pPr>
+    </w:p>
+    <w:p>
+      <w:pPr>
+        <w:pStyle w:val="Prrafodelista"/>
+        <w:numPr>
+          <w:ilvl w:val="0"/>
+          <w:numId w:val="1"/>
+        </w:numPr>
+      </w:pPr>
+      <w:r>
+        <w:t>¡Trabajo en equipo, qué alegría! —celebró Diego con un aplauso</w:t>
+      </w:r>
+      <w:r>
+        <w:t xml:space="preserve"> de manera sarcástica</w:t>
+      </w:r>
+      <w:r>
+        <w:t>.</w:t>
+      </w:r>
+    </w:p>
+    <w:p>
+      <w:r>
+        <w:t>Ella lo miró como si acabara de decir el peor chiste del mundo.</w:t>
+      </w:r>
+    </w:p>
+    <w:p>
+      <w:pPr>
+        <w:pStyle w:val="Prrafodelista"/>
+        <w:numPr>
+          <w:ilvl w:val="0"/>
+          <w:numId w:val="1"/>
+        </w:numPr>
+        <w:rPr>
+          <w:lang w:val="en-US"/>
+        </w:rPr>
+      </w:pPr>
+      <w:r>
+        <w:rPr>
+          <w:lang w:val="en-US"/>
+        </w:rPr>
         <w:lastRenderedPageBreak/>
-        <w:t>¿Hola?</w:t>
-      </w:r>
-    </w:p>
-    <w:p/>
-    <w:p>
-      <w:r>
-        <w:t>Lucia lo miró de arriba abajo.</w:t>
-      </w:r>
-    </w:p>
-    <w:p/>
-    <w:p>
-      <w:pPr>
-        <w:pStyle w:val="Prrafodelista"/>
-        <w:numPr>
-          <w:ilvl w:val="0"/>
-          <w:numId w:val="1"/>
-        </w:numPr>
-      </w:pPr>
-      <w:r>
-        <w:t>¿También vienes por los lobos? Lo siento, pero no pienso compartir la recompensa.</w:t>
-      </w:r>
-    </w:p>
-    <w:p/>
-    <w:p>
-      <w:pPr>
-        <w:pStyle w:val="Prrafodelista"/>
-        <w:numPr>
-          <w:ilvl w:val="0"/>
-          <w:numId w:val="1"/>
-        </w:numPr>
-      </w:pPr>
-      <w:r>
-        <w:t>Ah… bueno, técnicamente no es compartir… es cooperar para no morir congelados</w:t>
-      </w:r>
-      <w:r>
-        <w:t xml:space="preserve"> ni en las mandíbulas de unos lobos</w:t>
-      </w:r>
-      <w:r>
-        <w:t xml:space="preserve"> </w:t>
-      </w:r>
-      <w:r>
-        <w:t>-</w:t>
-      </w:r>
-      <w:r>
-        <w:t xml:space="preserve">respondió Diego con una sonrisa </w:t>
-      </w:r>
-      <w:r>
-        <w:t>un poco burlona</w:t>
-      </w:r>
-      <w:r>
-        <w:t>.</w:t>
-      </w:r>
-    </w:p>
-    <w:p/>
-    <w:p>
-      <w:r>
-        <w:t>Lucia frunció el ceño.</w:t>
-      </w:r>
-    </w:p>
-    <w:p>
-      <w:r>
-        <w:t>Diego dio un paso atrás</w:t>
-      </w:r>
-      <w:r>
-        <w:t xml:space="preserve"> y abrió los ojos</w:t>
-      </w:r>
-      <w:r>
-        <w:t>.</w:t>
-      </w:r>
-    </w:p>
-    <w:p>
-      <w:r>
-        <w:t>Ella apretó la hoja</w:t>
-      </w:r>
-      <w:r>
-        <w:t xml:space="preserve"> mirándolo con desafío a través de sus pequeños ojos</w:t>
-      </w:r>
-      <w:r>
-        <w:t>.</w:t>
-      </w:r>
-    </w:p>
-    <w:p>
-      <w:r>
-        <w:t>Diego tragó saliva.</w:t>
-      </w:r>
-    </w:p>
-    <w:p/>
-    <w:p>
-      <w:pPr>
-        <w:pStyle w:val="Prrafodelista"/>
-        <w:numPr>
-          <w:ilvl w:val="0"/>
-          <w:numId w:val="1"/>
-        </w:numPr>
-      </w:pPr>
-      <w:r>
-        <w:t xml:space="preserve">Mira </w:t>
-      </w:r>
-      <w:r>
-        <w:t>-c</w:t>
-      </w:r>
-      <w:r>
-        <w:t>ontinuó él</w:t>
-      </w:r>
-      <w:r>
-        <w:t>-</w:t>
-      </w:r>
-      <w:r>
-        <w:t xml:space="preserve"> adentro hay lobos alfa. No vas a poder con todos sola.</w:t>
-      </w:r>
-    </w:p>
-    <w:p/>
-    <w:p>
-      <w:pPr>
-        <w:pStyle w:val="Prrafodelista"/>
-        <w:numPr>
-          <w:ilvl w:val="0"/>
-          <w:numId w:val="1"/>
-        </w:numPr>
-      </w:pPr>
-      <w:r>
-        <w:t>¿Y tú sí? —bufó ella—. Eres un niño flaco que huele a tinta.</w:t>
-      </w:r>
-    </w:p>
-    <w:p/>
-    <w:p>
-      <w:r>
-        <w:t>Diego suspiró</w:t>
-      </w:r>
-      <w:r>
-        <w:t>, su paciencia no era muy grande</w:t>
-      </w:r>
-      <w:r>
-        <w:t>.</w:t>
-      </w:r>
-    </w:p>
-    <w:p/>
-    <w:p>
-      <w:pPr>
-        <w:pStyle w:val="Prrafodelista"/>
-        <w:numPr>
-          <w:ilvl w:val="0"/>
-          <w:numId w:val="1"/>
-        </w:numPr>
-      </w:pPr>
-      <w:r>
-        <w:t xml:space="preserve">Puedo congelarles las piernas, ralentizarlos, hacer luz, levantar barreras. No soy un </w:t>
-      </w:r>
-      <w:proofErr w:type="spellStart"/>
-      <w:r>
-        <w:t>superd</w:t>
-      </w:r>
-      <w:proofErr w:type="spellEnd"/>
-      <w:r>
-        <w:t>, pero tampoco un adorno.</w:t>
-      </w:r>
-    </w:p>
-    <w:p/>
-    <w:p>
-      <w:r>
-        <w:t>Lucia dudó. Solo un instante. Y ese instante fue suficiente.</w:t>
-      </w:r>
-    </w:p>
-    <w:p/>
-    <w:p>
-      <w:pPr>
-        <w:pStyle w:val="Prrafodelista"/>
-        <w:numPr>
-          <w:ilvl w:val="0"/>
-          <w:numId w:val="1"/>
-        </w:numPr>
-      </w:pPr>
-      <w:r>
-        <w:t>BIEN -</w:t>
-      </w:r>
-      <w:r>
-        <w:t>dijo, girándose</w:t>
-      </w:r>
-      <w:r>
-        <w:t>-</w:t>
-      </w:r>
-      <w:r>
-        <w:t>. Pero si intentas quedarte con más</w:t>
-      </w:r>
-      <w:r>
-        <w:t xml:space="preserve"> lobos</w:t>
-      </w:r>
-      <w:r>
-        <w:t>, te corto la mano.</w:t>
-      </w:r>
-    </w:p>
-    <w:p>
-      <w:pPr>
-        <w:ind w:left="360"/>
-      </w:pPr>
-    </w:p>
-    <w:p>
-      <w:pPr>
-        <w:pStyle w:val="Prrafodelista"/>
-        <w:numPr>
-          <w:ilvl w:val="0"/>
-          <w:numId w:val="1"/>
-        </w:numPr>
-      </w:pPr>
-      <w:r>
-        <w:t>¡Trabajo en equipo, qué alegría! —celebró Diego con un aplauso</w:t>
-      </w:r>
-      <w:r>
-        <w:t xml:space="preserve"> de manera sarcástica</w:t>
-      </w:r>
-      <w:r>
-        <w:t>.</w:t>
-      </w:r>
-    </w:p>
-    <w:p>
-      <w:r>
-        <w:t>Ella lo miró como si acabara de decir el peor chiste del mundo.</w:t>
+        <w:t xml:space="preserve">Floor of </w:t>
+      </w:r>
+      <w:proofErr w:type="spellStart"/>
+      <w:r>
+        <w:rPr>
+          <w:lang w:val="en-US"/>
+        </w:rPr>
+        <w:t>wáter</w:t>
+      </w:r>
+      <w:proofErr w:type="spellEnd"/>
+      <w:r>
+        <w:rPr>
+          <w:lang w:val="en-US"/>
+        </w:rPr>
+        <w:t>! -</w:t>
+      </w:r>
+      <w:proofErr w:type="spellStart"/>
+      <w:r>
+        <w:rPr>
+          <w:lang w:val="en-US"/>
+        </w:rPr>
+        <w:t>conjuró</w:t>
+      </w:r>
+      <w:proofErr w:type="spellEnd"/>
+      <w:r>
+        <w:rPr>
+          <w:lang w:val="en-US"/>
+        </w:rPr>
+        <w:t xml:space="preserve"> Di</w:t>
+      </w:r>
+      <w:r>
+        <w:rPr>
+          <w:lang w:val="en-US"/>
+        </w:rPr>
+        <w:t>ego.</w:t>
+      </w:r>
+    </w:p>
+    <w:p>
+      <w:r>
+        <w:t>En un abrir y c</w:t>
+      </w:r>
+      <w:r>
+        <w:t>errar de ojos había agua en todo el piso, Lucia miró a Diego y entendió el mensaje, va a congelar. Al momento Lucia saltó y Diego aprovechó para congelar el agua del suelo, esto hizo que los lobos quedaran atrapados con las patas congeladas.</w:t>
+      </w:r>
+    </w:p>
+    <w:p>
+      <w:pPr>
+        <w:pStyle w:val="Prrafodelista"/>
+        <w:numPr>
+          <w:ilvl w:val="0"/>
+          <w:numId w:val="1"/>
+        </w:numPr>
+      </w:pPr>
+      <w:proofErr w:type="gramStart"/>
+      <w:r>
+        <w:t>Estilo del Norte, corte veloz!</w:t>
+      </w:r>
+      <w:proofErr w:type="gramEnd"/>
+      <w:r>
+        <w:t xml:space="preserve"> -dijo Lucia.</w:t>
+      </w:r>
+    </w:p>
+    <w:p>
+      <w:r>
+        <w:t>En un cerrar y abrir de ojos los lobos estaban muertos y sin cabezas, Diego entendió el estilo de combate de Lucia, el estilo del Norte era un estilo con el espada usado por ladrones y bandidos, generalmente usado cuando no tienes un tutor de que te instruya con el estilo del Dios de la espada. Tras esto</w:t>
+      </w:r>
+      <w:r>
+        <w:t xml:space="preserve"> ambos se adentraron en la cueva en señal de un armisticio temporal.</w:t>
       </w:r>
     </w:p>
     <w:p/>
@@ -393,7 +693,6 @@
           <w:b/>
           <w:bCs/>
         </w:rPr>
-        <w:lastRenderedPageBreak/>
         <w:t>Dentro del laberinto</w:t>
       </w:r>
     </w:p>
@@ -554,7 +853,78 @@
         <w:t>Sabes, muchas personas dicen que lo único que diferencia a los hombres de mujeres es que los hombres tienen su miembro, dime Diego, ahorita mismo tengo ganas de convertirte en mujer -aseveró Lucia.</w:t>
       </w:r>
     </w:p>
-    <w:p/>
+    <w:p>
+      <w:pPr>
+        <w:pStyle w:val="NormalWeb"/>
+        <w:ind w:left="360"/>
+      </w:pPr>
+      <w:r>
+        <w:rPr>
+          <w:noProof/>
+        </w:rPr>
+        <w:drawing>
+          <wp:inline distT="0" distB="0" distL="0" distR="0" wp14:anchorId="73228D6C" wp14:editId="3331753E">
+            <wp:extent cx="1628775" cy="2443163"/>
+            <wp:effectExtent l="0" t="0" r="0" b="0"/>
+            <wp:docPr id="1274897778" name="Imagen 6"/>
+            <wp:cNvGraphicFramePr>
+              <a:graphicFrameLocks xmlns:a="http://schemas.openxmlformats.org/drawingml/2006/main" noChangeAspect="1"/>
+            </wp:cNvGraphicFramePr>
+            <a:graphic xmlns:a="http://schemas.openxmlformats.org/drawingml/2006/main">
+              <a:graphicData uri="http://schemas.openxmlformats.org/drawingml/2006/picture">
+                <pic:pic xmlns:pic="http://schemas.openxmlformats.org/drawingml/2006/picture">
+                  <pic:nvPicPr>
+                    <pic:cNvPr id="0" name="Picture 17"/>
+                    <pic:cNvPicPr>
+                      <a:picLocks noChangeAspect="1" noChangeArrowheads="1"/>
+                    </pic:cNvPicPr>
+                  </pic:nvPicPr>
+                  <pic:blipFill>
+                    <a:blip r:embed="rId8" cstate="print">
+                      <a:extLst>
+                        <a:ext uri="{28A0092B-C50C-407E-A947-70E740481C1C}">
+                          <a14:useLocalDpi xmlns:a14="http://schemas.microsoft.com/office/drawing/2010/main" val="0"/>
+                        </a:ext>
+                      </a:extLst>
+                    </a:blip>
+                    <a:srcRect/>
+                    <a:stretch>
+                      <a:fillRect/>
+                    </a:stretch>
+                  </pic:blipFill>
+                  <pic:spPr bwMode="auto">
+                    <a:xfrm>
+                      <a:off x="0" y="0"/>
+                      <a:ext cx="1629567" cy="2444351"/>
+                    </a:xfrm>
+                    <a:prstGeom prst="rect">
+                      <a:avLst/>
+                    </a:prstGeom>
+                    <a:noFill/>
+                    <a:ln>
+                      <a:noFill/>
+                    </a:ln>
+                  </pic:spPr>
+                </pic:pic>
+              </a:graphicData>
+            </a:graphic>
+          </wp:inline>
+        </w:drawing>
+      </w:r>
+    </w:p>
+    <w:p>
+      <w:r>
+        <w:t>[</w:t>
+      </w:r>
+      <w:proofErr w:type="gramStart"/>
+      <w:r>
+        <w:t>img:image4.jpg</w:t>
+      </w:r>
+      <w:proofErr w:type="gramEnd"/>
+      <w:r>
+        <w:t>]</w:t>
+      </w:r>
+    </w:p>
     <w:p>
       <w:r>
         <w:t xml:space="preserve">Tas esto Diego solo se </w:t>
@@ -599,80 +969,80 @@
         </w:numPr>
       </w:pPr>
       <w:r>
+        <w:t>T</w:t>
+      </w:r>
+      <w:r>
+        <w:t xml:space="preserve">odos las tenemos. Yo por ejemplo quiero entrar a la Universidad de </w:t>
+      </w:r>
+      <w:proofErr w:type="spellStart"/>
+      <w:r>
+        <w:t>Ranoa</w:t>
+      </w:r>
+      <w:proofErr w:type="spellEnd"/>
+      <w:r>
+        <w:t>. Y para eso necesito dinero. Mucho.</w:t>
+      </w:r>
+    </w:p>
+    <w:p/>
+    <w:p>
+      <w:r>
+        <w:t>Lucia lo miró con un destello de sorpresa, pero no dijo nada.</w:t>
+      </w:r>
+    </w:p>
+    <w:p/>
+    <w:p>
+      <w:r>
+        <w:t>Pronto llegaron al nido de los lobos. Diego levantó la mano.</w:t>
+      </w:r>
+    </w:p>
+    <w:p/>
+    <w:p>
+      <w:pPr>
+        <w:pStyle w:val="Prrafodelista"/>
+        <w:numPr>
+          <w:ilvl w:val="0"/>
+          <w:numId w:val="1"/>
+        </w:numPr>
+      </w:pPr>
+      <w:r>
+        <w:t xml:space="preserve">Aqua </w:t>
+      </w:r>
+      <w:proofErr w:type="spellStart"/>
+      <w:r>
+        <w:t>Sphere</w:t>
+      </w:r>
+      <w:proofErr w:type="spellEnd"/>
+      <w:r>
+        <w:t>. —una esfera de agua helada iluminó la sala.</w:t>
+      </w:r>
+    </w:p>
+    <w:p/>
+    <w:p>
+      <w:r>
+        <w:t>Lucia avanzó con decisión.</w:t>
+      </w:r>
+    </w:p>
+    <w:p/>
+    <w:p>
+      <w:pPr>
+        <w:pStyle w:val="Prrafodelista"/>
+        <w:numPr>
+          <w:ilvl w:val="0"/>
+          <w:numId w:val="1"/>
+        </w:numPr>
+      </w:pPr>
+      <w:r>
+        <w:t>Cúbreme.</w:t>
+      </w:r>
+    </w:p>
+    <w:p/>
+    <w:p>
+      <w:r>
         <w:lastRenderedPageBreak/>
-        <w:t>T</w:t>
-      </w:r>
-      <w:r>
-        <w:t xml:space="preserve">odos las tenemos. Yo por ejemplo quiero entrar a la Universidad de </w:t>
-      </w:r>
-      <w:proofErr w:type="spellStart"/>
-      <w:r>
-        <w:t>Ranoa</w:t>
-      </w:r>
-      <w:proofErr w:type="spellEnd"/>
-      <w:r>
-        <w:t>. Y para eso necesito dinero. Mucho.</w:t>
-      </w:r>
-    </w:p>
-    <w:p/>
-    <w:p>
-      <w:r>
-        <w:t>Lucia lo miró con un destello de sorpresa, pero no dijo nada.</w:t>
-      </w:r>
-    </w:p>
-    <w:p/>
-    <w:p>
-      <w:r>
-        <w:t>Pronto llegaron al nido de los lobos. Diego levantó la mano.</w:t>
-      </w:r>
-    </w:p>
-    <w:p/>
-    <w:p>
-      <w:pPr>
-        <w:pStyle w:val="Prrafodelista"/>
-        <w:numPr>
-          <w:ilvl w:val="0"/>
-          <w:numId w:val="1"/>
-        </w:numPr>
-      </w:pPr>
-      <w:r>
-        <w:t xml:space="preserve">Aqua </w:t>
-      </w:r>
-      <w:proofErr w:type="spellStart"/>
-      <w:r>
-        <w:t>Sphere</w:t>
-      </w:r>
-      <w:proofErr w:type="spellEnd"/>
-      <w:r>
-        <w:t>. —una esfera de agua helada iluminó la sala.</w:t>
-      </w:r>
-    </w:p>
-    <w:p/>
-    <w:p>
-      <w:r>
-        <w:t>Lucia avanzó con decisión.</w:t>
-      </w:r>
-    </w:p>
-    <w:p/>
-    <w:p>
-      <w:pPr>
-        <w:pStyle w:val="Prrafodelista"/>
-        <w:numPr>
-          <w:ilvl w:val="0"/>
-          <w:numId w:val="1"/>
-        </w:numPr>
-      </w:pPr>
-      <w:r>
-        <w:t>Cúbreme.</w:t>
-      </w:r>
-    </w:p>
-    <w:p/>
-    <w:p>
-      <w:r>
         <w:t>Ella enfrentó a los lobos con una mezcla salvaje de fuerza y disciplina aprendida. Diego observó su postura, su forma de mover la espada</w:t>
       </w:r>
       <w:r>
-        <w:t>, su estilo de combate era del Dios de la espada nivel intermedio ya que n</w:t>
+        <w:t>, su estilo de combate era nivel intermedio ya que n</w:t>
       </w:r>
       <w:r>
         <w:t>o pelea como una novata… pero tampoco como alguien con maestro formal, pensó.</w:t>
@@ -684,7 +1054,80 @@
         <w:t>Con magia de hielo y viento, Diego la asistió congelando patas, desviando ataques, o distrayendo a los lobos alfa con ráfagas heladas.</w:t>
       </w:r>
     </w:p>
-    <w:p/>
+    <w:p>
+      <w:r>
+        <w:rPr>
+          <w:noProof/>
+        </w:rPr>
+        <w:drawing>
+          <wp:inline distT="0" distB="0" distL="0" distR="0" wp14:anchorId="06433617" wp14:editId="4FE58523">
+            <wp:extent cx="1473200" cy="2209800"/>
+            <wp:effectExtent l="0" t="0" r="0" b="0"/>
+            <wp:docPr id="1306947012" name="Imagen 8"/>
+            <wp:cNvGraphicFramePr>
+              <a:graphicFrameLocks xmlns:a="http://schemas.openxmlformats.org/drawingml/2006/main" noChangeAspect="1"/>
+            </wp:cNvGraphicFramePr>
+            <a:graphic xmlns:a="http://schemas.openxmlformats.org/drawingml/2006/main">
+              <a:graphicData uri="http://schemas.openxmlformats.org/drawingml/2006/picture">
+                <pic:pic xmlns:pic="http://schemas.openxmlformats.org/drawingml/2006/picture">
+                  <pic:nvPicPr>
+                    <pic:cNvPr id="0" name="Picture 24"/>
+                    <pic:cNvPicPr>
+                      <a:picLocks noChangeAspect="1" noChangeArrowheads="1"/>
+                    </pic:cNvPicPr>
+                  </pic:nvPicPr>
+                  <pic:blipFill>
+                    <a:blip r:embed="rId9" cstate="print">
+                      <a:extLst>
+                        <a:ext uri="{28A0092B-C50C-407E-A947-70E740481C1C}">
+                          <a14:useLocalDpi xmlns:a14="http://schemas.microsoft.com/office/drawing/2010/main" val="0"/>
+                        </a:ext>
+                      </a:extLst>
+                    </a:blip>
+                    <a:srcRect/>
+                    <a:stretch>
+                      <a:fillRect/>
+                    </a:stretch>
+                  </pic:blipFill>
+                  <pic:spPr bwMode="auto">
+                    <a:xfrm>
+                      <a:off x="0" y="0"/>
+                      <a:ext cx="1473200" cy="2209800"/>
+                    </a:xfrm>
+                    <a:prstGeom prst="rect">
+                      <a:avLst/>
+                    </a:prstGeom>
+                    <a:noFill/>
+                    <a:ln>
+                      <a:noFill/>
+                    </a:ln>
+                  </pic:spPr>
+                </pic:pic>
+              </a:graphicData>
+            </a:graphic>
+          </wp:inline>
+        </w:drawing>
+      </w:r>
+    </w:p>
+    <w:p>
+      <w:r>
+        <w:t>[</w:t>
+      </w:r>
+      <w:proofErr w:type="gramStart"/>
+      <w:r>
+        <w:t>img:image</w:t>
+      </w:r>
+      <w:r>
+        <w:t>5</w:t>
+      </w:r>
+      <w:r>
+        <w:t>.jpg</w:t>
+      </w:r>
+      <w:proofErr w:type="gramEnd"/>
+      <w:r>
+        <w:t>]</w:t>
+      </w:r>
+    </w:p>
     <w:p>
       <w:r>
         <w:t>Al terminar, Lucia estaba jadeando.</w:t>
@@ -721,7 +1164,13 @@
         <w:t>, l</w:t>
       </w:r>
       <w:r>
-        <w:t>o sé —respondió ella, pero había un rubor escondido entre su melena roja—. Tú… también estuviste bien.</w:t>
+        <w:t xml:space="preserve">o sé —respondió ella, pero había un rubor escondido entre </w:t>
+      </w:r>
+      <w:r>
+        <w:t>sus cachetes</w:t>
+      </w:r>
+      <w:r>
+        <w:t>—. Tú… también estuviste bien.</w:t>
       </w:r>
     </w:p>
     <w:p/>
@@ -760,54 +1209,54 @@
         <w:t xml:space="preserve">, el aire olía a madera, tabaco y sopa caliente. </w:t>
       </w:r>
       <w:r>
-        <w:t xml:space="preserve">Un equipo en el lugar estaba diciendo que acababan de completar su misión número 100 </w:t>
-      </w:r>
+        <w:t xml:space="preserve">Un equipo en el lugar estaba diciendo que acababan de completar su misión número 100 en la ciudad, el equipo se llamaba </w:t>
+      </w:r>
+      <w:proofErr w:type="spellStart"/>
+      <w:r>
+        <w:t>Counter</w:t>
+      </w:r>
+      <w:proofErr w:type="spellEnd"/>
+      <w:r>
+        <w:t xml:space="preserve"> Arrow</w:t>
+      </w:r>
+      <w:r>
+        <w:t>, pronto avanzarían a la siguiente ciudad</w:t>
+      </w:r>
+      <w:r>
+        <w:t>, Lucia se quedó mirando con la arquera de ese equipo y ambos desviaron la mirada hacia otro lado al mismo tiempo, Diego pensó que tenían una pelea de alguna misión anterior</w:t>
+      </w:r>
+      <w:r>
+        <w:t xml:space="preserve">. </w:t>
+      </w:r>
+      <w:r>
+        <w:t>Luego se dirigieron a la recepción, l</w:t>
+      </w:r>
+      <w:r>
+        <w:t xml:space="preserve">a recepcionista, una chica </w:t>
+      </w:r>
+      <w:r>
+        <w:t xml:space="preserve">de cabello con cola y rostro amable llamada </w:t>
+      </w:r>
+      <w:proofErr w:type="spellStart"/>
+      <w:r>
+        <w:t>Ellie</w:t>
+      </w:r>
+      <w:proofErr w:type="spellEnd"/>
+      <w:r>
+        <w:t>, los recibió.</w:t>
+      </w:r>
+    </w:p>
+    <w:p/>
+    <w:p>
+      <w:pPr>
+        <w:pStyle w:val="Prrafodelista"/>
+        <w:numPr>
+          <w:ilvl w:val="0"/>
+          <w:numId w:val="1"/>
+        </w:numPr>
+      </w:pPr>
       <w:r>
         <w:lastRenderedPageBreak/>
-        <w:t xml:space="preserve">en la ciudad, el equipo se llamaba </w:t>
-      </w:r>
-      <w:proofErr w:type="spellStart"/>
-      <w:r>
-        <w:t>Counter</w:t>
-      </w:r>
-      <w:proofErr w:type="spellEnd"/>
-      <w:r>
-        <w:t xml:space="preserve"> Arrow</w:t>
-      </w:r>
-      <w:r>
-        <w:t>, pronto avanzarían a la siguiente ciudad</w:t>
-      </w:r>
-      <w:r>
-        <w:t>, Lucia se quedó mirando con la arquera de ese equipo y ambos desviaron la mirada hacia otro lado al mismo tiempo, Diego pensó que tenían una pelea de alguna misión anterior</w:t>
-      </w:r>
-      <w:r>
-        <w:t xml:space="preserve">. </w:t>
-      </w:r>
-      <w:r>
-        <w:t>Luego se dirigieron a la recepción, l</w:t>
-      </w:r>
-      <w:r>
-        <w:t xml:space="preserve">a recepcionista, una chica con orejas de gato llamadas </w:t>
-      </w:r>
-      <w:proofErr w:type="spellStart"/>
-      <w:r>
-        <w:t>Ellie</w:t>
-      </w:r>
-      <w:proofErr w:type="spellEnd"/>
-      <w:r>
-        <w:t>, los recibió.</w:t>
-      </w:r>
-    </w:p>
-    <w:p/>
-    <w:p>
-      <w:pPr>
-        <w:pStyle w:val="Prrafodelista"/>
-        <w:numPr>
-          <w:ilvl w:val="0"/>
-          <w:numId w:val="1"/>
-        </w:numPr>
-      </w:pPr>
-      <w:r>
         <w:t>¿Un equipo nuevo? Qué adorable.</w:t>
       </w:r>
     </w:p>
@@ -843,6 +1292,9 @@
         <w:t xml:space="preserve">Tal vez </w:t>
       </w:r>
       <w:r>
+        <w:t>pronto</w:t>
+      </w:r>
+      <w:r>
         <w:t>-</w:t>
       </w:r>
       <w:r>
@@ -858,7 +1310,80 @@
         <w:t xml:space="preserve"> Lucia definitivamente no le caía Diego.</w:t>
       </w:r>
     </w:p>
-    <w:p/>
+    <w:p>
+      <w:r>
+        <w:rPr>
+          <w:noProof/>
+        </w:rPr>
+        <w:drawing>
+          <wp:inline distT="0" distB="0" distL="0" distR="0" wp14:anchorId="6F230853" wp14:editId="711F113F">
+            <wp:extent cx="1819275" cy="2728913"/>
+            <wp:effectExtent l="0" t="0" r="0" b="0"/>
+            <wp:docPr id="2120250963" name="Imagen 10"/>
+            <wp:cNvGraphicFramePr>
+              <a:graphicFrameLocks xmlns:a="http://schemas.openxmlformats.org/drawingml/2006/main" noChangeAspect="1"/>
+            </wp:cNvGraphicFramePr>
+            <a:graphic xmlns:a="http://schemas.openxmlformats.org/drawingml/2006/main">
+              <a:graphicData uri="http://schemas.openxmlformats.org/drawingml/2006/picture">
+                <pic:pic xmlns:pic="http://schemas.openxmlformats.org/drawingml/2006/picture">
+                  <pic:nvPicPr>
+                    <pic:cNvPr id="0" name="Picture 31"/>
+                    <pic:cNvPicPr>
+                      <a:picLocks noChangeAspect="1" noChangeArrowheads="1"/>
+                    </pic:cNvPicPr>
+                  </pic:nvPicPr>
+                  <pic:blipFill>
+                    <a:blip r:embed="rId10" cstate="print">
+                      <a:extLst>
+                        <a:ext uri="{28A0092B-C50C-407E-A947-70E740481C1C}">
+                          <a14:useLocalDpi xmlns:a14="http://schemas.microsoft.com/office/drawing/2010/main" val="0"/>
+                        </a:ext>
+                      </a:extLst>
+                    </a:blip>
+                    <a:srcRect/>
+                    <a:stretch>
+                      <a:fillRect/>
+                    </a:stretch>
+                  </pic:blipFill>
+                  <pic:spPr bwMode="auto">
+                    <a:xfrm>
+                      <a:off x="0" y="0"/>
+                      <a:ext cx="1820367" cy="2730551"/>
+                    </a:xfrm>
+                    <a:prstGeom prst="rect">
+                      <a:avLst/>
+                    </a:prstGeom>
+                    <a:noFill/>
+                    <a:ln>
+                      <a:noFill/>
+                    </a:ln>
+                  </pic:spPr>
+                </pic:pic>
+              </a:graphicData>
+            </a:graphic>
+          </wp:inline>
+        </w:drawing>
+      </w:r>
+    </w:p>
+    <w:p>
+      <w:r>
+        <w:t>[</w:t>
+      </w:r>
+      <w:proofErr w:type="gramStart"/>
+      <w:r>
+        <w:t>img:image</w:t>
+      </w:r>
+      <w:r>
+        <w:t>6</w:t>
+      </w:r>
+      <w:r>
+        <w:t>.jpg</w:t>
+      </w:r>
+      <w:proofErr w:type="gramEnd"/>
+      <w:r>
+        <w:t>]</w:t>
+      </w:r>
+    </w:p>
     <w:p>
       <w:r>
         <w:t>Dividieron la recompensa. Fue justa.</w:t>
@@ -915,20 +1440,33 @@
         </w:numPr>
       </w:pPr>
       <w:r>
-        <w:t>Entiendo. Quizá otra vez.</w:t>
-      </w:r>
-    </w:p>
-    <w:p/>
-    <w:p>
-      <w:pPr>
-        <w:pStyle w:val="Prrafodelista"/>
-        <w:numPr>
-          <w:ilvl w:val="0"/>
-          <w:numId w:val="1"/>
-        </w:numPr>
-      </w:pPr>
-      <w:r>
-        <w:t>No dije que hubiera otra vez —aclaró ella rápidamente.</w:t>
+        <w:t xml:space="preserve">Entiendo. Quizá </w:t>
+      </w:r>
+      <w:r>
+        <w:t>en otra ocasión</w:t>
+      </w:r>
+      <w:r>
+        <w:t>.</w:t>
+      </w:r>
+    </w:p>
+    <w:p/>
+    <w:p>
+      <w:pPr>
+        <w:pStyle w:val="Prrafodelista"/>
+        <w:numPr>
+          <w:ilvl w:val="0"/>
+          <w:numId w:val="1"/>
+        </w:numPr>
+      </w:pPr>
+      <w:r>
+        <w:lastRenderedPageBreak/>
+        <w:t xml:space="preserve">No dije que </w:t>
+      </w:r>
+      <w:r>
+        <w:t>va a haber otra ocasión</w:t>
+      </w:r>
+      <w:r>
+        <w:t xml:space="preserve"> —aclaró ella rápidamente.</w:t>
       </w:r>
     </w:p>
     <w:p/>
@@ -967,20 +1505,32 @@
       </w:r>
       <w:proofErr w:type="spellEnd"/>
       <w:r>
-        <w:t>, la recepcionista, frunció el ceño al verlo.</w:t>
-      </w:r>
-    </w:p>
-    <w:p/>
-    <w:p>
-      <w:pPr>
-        <w:pStyle w:val="Prrafodelista"/>
-        <w:numPr>
-          <w:ilvl w:val="0"/>
-          <w:numId w:val="1"/>
-        </w:numPr>
-      </w:pPr>
-      <w:r>
-        <w:t>Diego, ¿tú… conoces a una chica pelirroja llamada Lucia?</w:t>
+        <w:t>, la recepcionista,</w:t>
+      </w:r>
+      <w:r>
+        <w:t xml:space="preserve"> fue rápido a darle el encuentro, tenía una cara un poco asustada</w:t>
+      </w:r>
+      <w:r>
+        <w:t>.</w:t>
+      </w:r>
+    </w:p>
+    <w:p/>
+    <w:p>
+      <w:pPr>
+        <w:pStyle w:val="Prrafodelista"/>
+        <w:numPr>
+          <w:ilvl w:val="0"/>
+          <w:numId w:val="1"/>
+        </w:numPr>
+      </w:pPr>
+      <w:r>
+        <w:t xml:space="preserve">Diego, ¿tú… conoces a una chica </w:t>
+      </w:r>
+      <w:r>
+        <w:t xml:space="preserve">que siempre está molesta </w:t>
+      </w:r>
+      <w:r>
+        <w:t>llamada Lucia?</w:t>
       </w:r>
     </w:p>
     <w:p/>
@@ -1066,7 +1616,85 @@
         <w:t>¡Por eso estoy preocupada! No sé por qué la aceptó… parecía desesperada.</w:t>
       </w:r>
     </w:p>
-    <w:p/>
+    <w:p>
+      <w:pPr>
+        <w:pStyle w:val="NormalWeb"/>
+        <w:ind w:left="360"/>
+      </w:pPr>
+      <w:r>
+        <w:rPr>
+          <w:noProof/>
+        </w:rPr>
+        <w:lastRenderedPageBreak/>
+        <w:drawing>
+          <wp:inline distT="0" distB="0" distL="0" distR="0" wp14:anchorId="243B1B5C" wp14:editId="12DADB63">
+            <wp:extent cx="1190625" cy="1530844"/>
+            <wp:effectExtent l="0" t="0" r="0" b="0"/>
+            <wp:docPr id="282206075" name="Imagen 11"/>
+            <wp:cNvGraphicFramePr>
+              <a:graphicFrameLocks xmlns:a="http://schemas.openxmlformats.org/drawingml/2006/main" noChangeAspect="1"/>
+            </wp:cNvGraphicFramePr>
+            <a:graphic xmlns:a="http://schemas.openxmlformats.org/drawingml/2006/main">
+              <a:graphicData uri="http://schemas.openxmlformats.org/drawingml/2006/picture">
+                <pic:pic xmlns:pic="http://schemas.openxmlformats.org/drawingml/2006/picture">
+                  <pic:nvPicPr>
+                    <pic:cNvPr id="0" name="Picture 33"/>
+                    <pic:cNvPicPr>
+                      <a:picLocks noChangeAspect="1" noChangeArrowheads="1"/>
+                    </pic:cNvPicPr>
+                  </pic:nvPicPr>
+                  <pic:blipFill>
+                    <a:blip r:embed="rId11" cstate="print">
+                      <a:extLst>
+                        <a:ext uri="{28A0092B-C50C-407E-A947-70E740481C1C}">
+                          <a14:useLocalDpi xmlns:a14="http://schemas.microsoft.com/office/drawing/2010/main" val="0"/>
+                        </a:ext>
+                      </a:extLst>
+                    </a:blip>
+                    <a:srcRect/>
+                    <a:stretch>
+                      <a:fillRect/>
+                    </a:stretch>
+                  </pic:blipFill>
+                  <pic:spPr bwMode="auto">
+                    <a:xfrm>
+                      <a:off x="0" y="0"/>
+                      <a:ext cx="1194240" cy="1535493"/>
+                    </a:xfrm>
+                    <a:prstGeom prst="rect">
+                      <a:avLst/>
+                    </a:prstGeom>
+                    <a:noFill/>
+                    <a:ln>
+                      <a:noFill/>
+                    </a:ln>
+                  </pic:spPr>
+                </pic:pic>
+              </a:graphicData>
+            </a:graphic>
+          </wp:inline>
+        </w:drawing>
+      </w:r>
+    </w:p>
+    <w:p>
+      <w:r>
+        <w:t>[</w:t>
+      </w:r>
+      <w:proofErr w:type="gramStart"/>
+      <w:r>
+        <w:t>img:image</w:t>
+      </w:r>
+      <w:r>
+        <w:t>7</w:t>
+      </w:r>
+      <w:r>
+        <w:t>.jpg</w:t>
+      </w:r>
+      <w:proofErr w:type="gramEnd"/>
+      <w:r>
+        <w:t>]</w:t>
+      </w:r>
+    </w:p>
     <w:p>
       <w:r>
         <w:t>Diego no necesitó nada más. Corrió.</w:t>
@@ -1128,165 +1756,318 @@
     <w:p/>
     <w:p>
       <w:r>
+        <w:t>Entonces lo vio.</w:t>
+      </w:r>
+    </w:p>
+    <w:p/>
+    <w:p>
+      <w:r>
+        <w:t xml:space="preserve">Un gigantesco dragón rojo, respirando humo, </w:t>
+      </w:r>
+      <w:proofErr w:type="gramStart"/>
+      <w:r>
+        <w:t>una ala</w:t>
+      </w:r>
+      <w:proofErr w:type="gramEnd"/>
+      <w:r>
+        <w:t xml:space="preserve"> la tenía un poco </w:t>
+      </w:r>
+      <w:proofErr w:type="gramStart"/>
+      <w:r>
+        <w:t>dañada</w:t>
+      </w:r>
+      <w:proofErr w:type="gramEnd"/>
+      <w:r>
+        <w:t xml:space="preserve"> </w:t>
+      </w:r>
+      <w:r>
+        <w:t xml:space="preserve">pero garras intactas. Frente a él, Lucia, temblorosa, cubierta de heridas, </w:t>
+      </w:r>
+      <w:proofErr w:type="spellStart"/>
+      <w:r>
+        <w:t>aún</w:t>
+      </w:r>
+      <w:proofErr w:type="spellEnd"/>
+      <w:r>
+        <w:t xml:space="preserve"> sosteniendo su espada.</w:t>
+      </w:r>
+    </w:p>
+    <w:p>
+      <w:r>
+        <w:rPr>
+          <w:noProof/>
+        </w:rPr>
+        <w:drawing>
+          <wp:inline distT="0" distB="0" distL="0" distR="0" wp14:anchorId="04E47723" wp14:editId="6E74D34B">
+            <wp:extent cx="1057275" cy="1585913"/>
+            <wp:effectExtent l="0" t="0" r="0" b="0"/>
+            <wp:docPr id="1420001772" name="Imagen 13"/>
+            <wp:cNvGraphicFramePr>
+              <a:graphicFrameLocks xmlns:a="http://schemas.openxmlformats.org/drawingml/2006/main" noChangeAspect="1"/>
+            </wp:cNvGraphicFramePr>
+            <a:graphic xmlns:a="http://schemas.openxmlformats.org/drawingml/2006/main">
+              <a:graphicData uri="http://schemas.openxmlformats.org/drawingml/2006/picture">
+                <pic:pic xmlns:pic="http://schemas.openxmlformats.org/drawingml/2006/picture">
+                  <pic:nvPicPr>
+                    <pic:cNvPr id="0" name="Picture 40"/>
+                    <pic:cNvPicPr>
+                      <a:picLocks noChangeAspect="1" noChangeArrowheads="1"/>
+                    </pic:cNvPicPr>
+                  </pic:nvPicPr>
+                  <pic:blipFill>
+                    <a:blip r:embed="rId12" cstate="print">
+                      <a:extLst>
+                        <a:ext uri="{28A0092B-C50C-407E-A947-70E740481C1C}">
+                          <a14:useLocalDpi xmlns:a14="http://schemas.microsoft.com/office/drawing/2010/main" val="0"/>
+                        </a:ext>
+                      </a:extLst>
+                    </a:blip>
+                    <a:srcRect/>
+                    <a:stretch>
+                      <a:fillRect/>
+                    </a:stretch>
+                  </pic:blipFill>
+                  <pic:spPr bwMode="auto">
+                    <a:xfrm>
+                      <a:off x="0" y="0"/>
+                      <a:ext cx="1060554" cy="1590831"/>
+                    </a:xfrm>
+                    <a:prstGeom prst="rect">
+                      <a:avLst/>
+                    </a:prstGeom>
+                    <a:noFill/>
+                    <a:ln>
+                      <a:noFill/>
+                    </a:ln>
+                  </pic:spPr>
+                </pic:pic>
+              </a:graphicData>
+            </a:graphic>
+          </wp:inline>
+        </w:drawing>
+      </w:r>
+    </w:p>
+    <w:p>
+      <w:r>
+        <w:t>[</w:t>
+      </w:r>
+      <w:proofErr w:type="gramStart"/>
+      <w:r>
+        <w:t>img:image</w:t>
+      </w:r>
+      <w:r>
+        <w:t>8</w:t>
+      </w:r>
+      <w:r>
+        <w:t>.jpg</w:t>
+      </w:r>
+      <w:proofErr w:type="gramEnd"/>
+      <w:r>
+        <w:t>]</w:t>
+      </w:r>
+    </w:p>
+    <w:p>
+      <w:pPr>
+        <w:pStyle w:val="Prrafodelista"/>
+        <w:numPr>
+          <w:ilvl w:val="0"/>
+          <w:numId w:val="1"/>
+        </w:numPr>
+      </w:pPr>
+      <w:r>
+        <w:t>¡Maldito lagarto! ¡No me voy a rendir! ¡No mientras mi familia dependa de mí!</w:t>
+      </w:r>
+    </w:p>
+    <w:p/>
+    <w:p>
+      <w:r>
+        <w:t>El dragón rugió.</w:t>
+      </w:r>
+    </w:p>
+    <w:p/>
+    <w:p>
+      <w:r>
         <w:lastRenderedPageBreak/>
-        <w:t>Entonces lo vio.</w:t>
-      </w:r>
-    </w:p>
-    <w:p/>
-    <w:p>
-      <w:r>
-        <w:t xml:space="preserve">Un gigantesco dragón rojo, respirando humo, </w:t>
+        <w:t>El golpe fue tan rápido que Lucia apenas lo vio venir.</w:t>
+      </w:r>
+    </w:p>
+    <w:p/>
+    <w:p>
+      <w:r>
+        <w:t>Pero Diego sí.</w:t>
+      </w:r>
+    </w:p>
+    <w:p/>
+    <w:p>
+      <w:pPr>
+        <w:pStyle w:val="Prrafodelista"/>
+        <w:numPr>
+          <w:ilvl w:val="0"/>
+          <w:numId w:val="1"/>
+        </w:numPr>
+      </w:pPr>
+      <w:r>
+        <w:t>¡</w:t>
+      </w:r>
+      <w:proofErr w:type="spellStart"/>
+      <w:r>
+        <w:t>Luciaaaa</w:t>
+      </w:r>
+      <w:proofErr w:type="spellEnd"/>
+      <w:r>
+        <w:t xml:space="preserve">! —gritó, extendiendo su mano—. </w:t>
       </w:r>
       <w:proofErr w:type="gramStart"/>
       <w:r>
-        <w:t>una ala</w:t>
+        <w:t xml:space="preserve">Ice </w:t>
+      </w:r>
+      <w:proofErr w:type="spellStart"/>
+      <w:r>
+        <w:t>Shield</w:t>
+      </w:r>
+      <w:proofErr w:type="spellEnd"/>
+      <w:r>
+        <w:t>!!</w:t>
       </w:r>
       <w:proofErr w:type="gramEnd"/>
-      <w:r>
-        <w:t xml:space="preserve"> la tenía un poco </w:t>
+    </w:p>
+    <w:p/>
+    <w:p>
+      <w:r>
+        <w:t>Una barrera de hielo se formó entre ella y la garra del dragón. Se quebró en mil pedazos, pero redujo el impacto. Lucia rodó por la nieve, aturdida.</w:t>
+      </w:r>
+    </w:p>
+    <w:p/>
+    <w:p>
+      <w:pPr>
+        <w:pStyle w:val="Prrafodelista"/>
+        <w:numPr>
+          <w:ilvl w:val="0"/>
+          <w:numId w:val="1"/>
+        </w:numPr>
+      </w:pPr>
+      <w:r>
+        <w:t xml:space="preserve">Tú… ¿qué haces aquí? </w:t>
+      </w:r>
+      <w:r>
+        <w:t>-</w:t>
+      </w:r>
+      <w:r>
+        <w:t>dijo ella con voz débil.</w:t>
+      </w:r>
+    </w:p>
+    <w:p/>
+    <w:p>
+      <w:pPr>
+        <w:pStyle w:val="Prrafodelista"/>
+        <w:numPr>
+          <w:ilvl w:val="0"/>
+          <w:numId w:val="1"/>
+        </w:numPr>
+      </w:pPr>
+      <w:r>
+        <w:t xml:space="preserve">Sinceramente, </w:t>
+      </w:r>
+      <w:r>
+        <w:t>ni yo lo sé jeje</w:t>
+      </w:r>
+      <w:r>
+        <w:t xml:space="preserve"> </w:t>
+      </w:r>
+      <w:r>
+        <w:t>-</w:t>
+      </w:r>
+      <w:r>
+        <w:t>respondió Diego con una sonrisa nerviosa</w:t>
+      </w:r>
+      <w:r>
+        <w:t>-</w:t>
+      </w:r>
+      <w:r>
+        <w:t>. Pero soy tu compañero… ¿no?</w:t>
+      </w:r>
+    </w:p>
+    <w:p>
+      <w:pPr>
+        <w:pStyle w:val="NormalWeb"/>
+        <w:numPr>
+          <w:ilvl w:val="0"/>
+          <w:numId w:val="1"/>
+        </w:numPr>
+      </w:pPr>
+      <w:r>
+        <w:rPr>
+          <w:noProof/>
+        </w:rPr>
+        <w:drawing>
+          <wp:inline distT="0" distB="0" distL="0" distR="0" wp14:anchorId="374764FA" wp14:editId="1DB972C6">
+            <wp:extent cx="1933575" cy="2486090"/>
+            <wp:effectExtent l="0" t="0" r="0" b="9525"/>
+            <wp:docPr id="420072459" name="Imagen 14"/>
+            <wp:cNvGraphicFramePr>
+              <a:graphicFrameLocks xmlns:a="http://schemas.openxmlformats.org/drawingml/2006/main" noChangeAspect="1"/>
+            </wp:cNvGraphicFramePr>
+            <a:graphic xmlns:a="http://schemas.openxmlformats.org/drawingml/2006/main">
+              <a:graphicData uri="http://schemas.openxmlformats.org/drawingml/2006/picture">
+                <pic:pic xmlns:pic="http://schemas.openxmlformats.org/drawingml/2006/picture">
+                  <pic:nvPicPr>
+                    <pic:cNvPr id="0" name="Picture 42"/>
+                    <pic:cNvPicPr>
+                      <a:picLocks noChangeAspect="1" noChangeArrowheads="1"/>
+                    </pic:cNvPicPr>
+                  </pic:nvPicPr>
+                  <pic:blipFill>
+                    <a:blip r:embed="rId13" cstate="print">
+                      <a:extLst>
+                        <a:ext uri="{28A0092B-C50C-407E-A947-70E740481C1C}">
+                          <a14:useLocalDpi xmlns:a14="http://schemas.microsoft.com/office/drawing/2010/main" val="0"/>
+                        </a:ext>
+                      </a:extLst>
+                    </a:blip>
+                    <a:srcRect/>
+                    <a:stretch>
+                      <a:fillRect/>
+                    </a:stretch>
+                  </pic:blipFill>
+                  <pic:spPr bwMode="auto">
+                    <a:xfrm>
+                      <a:off x="0" y="0"/>
+                      <a:ext cx="1937335" cy="2490924"/>
+                    </a:xfrm>
+                    <a:prstGeom prst="rect">
+                      <a:avLst/>
+                    </a:prstGeom>
+                    <a:noFill/>
+                    <a:ln>
+                      <a:noFill/>
+                    </a:ln>
+                  </pic:spPr>
+                </pic:pic>
+              </a:graphicData>
+            </a:graphic>
+          </wp:inline>
+        </w:drawing>
+      </w:r>
+    </w:p>
+    <w:p>
+      <w:r>
+        <w:t>[</w:t>
       </w:r>
       <w:proofErr w:type="gramStart"/>
       <w:r>
-        <w:t>dañada</w:t>
+        <w:t>img:image</w:t>
+      </w:r>
+      <w:r>
+        <w:t>9</w:t>
+      </w:r>
+      <w:r>
+        <w:t>.jpg</w:t>
       </w:r>
       <w:proofErr w:type="gramEnd"/>
       <w:r>
-        <w:t xml:space="preserve"> </w:t>
-      </w:r>
-      <w:r>
-        <w:t xml:space="preserve">pero garras intactas. Frente a él, Lucia, temblorosa, cubierta de heridas, </w:t>
-      </w:r>
-      <w:proofErr w:type="spellStart"/>
-      <w:r>
-        <w:t>aún</w:t>
-      </w:r>
-      <w:proofErr w:type="spellEnd"/>
-      <w:r>
-        <w:t xml:space="preserve"> sosteniendo su espada.</w:t>
-      </w:r>
-    </w:p>
-    <w:p/>
-    <w:p>
-      <w:pPr>
-        <w:pStyle w:val="Prrafodelista"/>
-        <w:numPr>
-          <w:ilvl w:val="0"/>
-          <w:numId w:val="1"/>
-        </w:numPr>
-      </w:pPr>
-      <w:r>
-        <w:t>¡Maldito lagarto! ¡No me voy a rendir! ¡No mientras mi familia dependa de mí!</w:t>
-      </w:r>
-    </w:p>
-    <w:p/>
-    <w:p>
-      <w:r>
-        <w:t>El dragón rugió.</w:t>
-      </w:r>
-    </w:p>
-    <w:p/>
-    <w:p>
-      <w:r>
-        <w:t>El golpe fue tan rápido que Lucia apenas lo vio venir.</w:t>
-      </w:r>
-    </w:p>
-    <w:p/>
-    <w:p>
-      <w:r>
-        <w:t>Pero Diego sí.</w:t>
-      </w:r>
-    </w:p>
-    <w:p/>
-    <w:p>
-      <w:pPr>
-        <w:pStyle w:val="Prrafodelista"/>
-        <w:numPr>
-          <w:ilvl w:val="0"/>
-          <w:numId w:val="1"/>
-        </w:numPr>
-      </w:pPr>
-      <w:r>
-        <w:t>¡</w:t>
-      </w:r>
-      <w:proofErr w:type="spellStart"/>
-      <w:r>
-        <w:t>Luciaaaa</w:t>
-      </w:r>
-      <w:proofErr w:type="spellEnd"/>
-      <w:r>
-        <w:t xml:space="preserve">! —gritó, extendiendo su mano—. </w:t>
-      </w:r>
-      <w:proofErr w:type="gramStart"/>
-      <w:r>
-        <w:t xml:space="preserve">Ice </w:t>
-      </w:r>
-      <w:proofErr w:type="spellStart"/>
-      <w:r>
-        <w:t>Shield</w:t>
-      </w:r>
-      <w:proofErr w:type="spellEnd"/>
-      <w:r>
-        <w:t>!!</w:t>
-      </w:r>
-      <w:proofErr w:type="gramEnd"/>
-    </w:p>
-    <w:p/>
-    <w:p>
-      <w:r>
-        <w:t>Una barrera de hielo se formó entre ella y la garra del dragón. Se quebró en mil pedazos, pero redujo el impacto. Lucia rodó por la nieve, aturdida.</w:t>
-      </w:r>
-    </w:p>
-    <w:p/>
-    <w:p>
-      <w:pPr>
-        <w:pStyle w:val="Prrafodelista"/>
-        <w:numPr>
-          <w:ilvl w:val="0"/>
-          <w:numId w:val="1"/>
-        </w:numPr>
-      </w:pPr>
-      <w:r>
-        <w:t xml:space="preserve">Tú… ¿qué haces aquí? </w:t>
-      </w:r>
-      <w:r>
-        <w:t>-</w:t>
-      </w:r>
-      <w:r>
-        <w:t>dijo ella con voz débil.</w:t>
-      </w:r>
-    </w:p>
-    <w:p/>
-    <w:p>
-      <w:pPr>
-        <w:pStyle w:val="Prrafodelista"/>
-        <w:numPr>
-          <w:ilvl w:val="0"/>
-          <w:numId w:val="1"/>
-        </w:numPr>
-      </w:pPr>
-      <w:r>
-        <w:t xml:space="preserve">Sinceramente, </w:t>
-      </w:r>
-      <w:r>
-        <w:t>ni yo lo sé jeje</w:t>
-      </w:r>
-      <w:r>
-        <w:t xml:space="preserve"> </w:t>
-      </w:r>
-      <w:r>
-        <w:t>-</w:t>
-      </w:r>
-      <w:r>
-        <w:t>respondió Diego con una sonrisa nerviosa</w:t>
-      </w:r>
-      <w:r>
-        <w:t>-</w:t>
-      </w:r>
-      <w:r>
-        <w:t>. Pero soy tu compañero… ¿no?</w:t>
-      </w:r>
-    </w:p>
-    <w:p/>
+        <w:t>]</w:t>
+      </w:r>
+    </w:p>
     <w:p>
       <w:r>
         <w:t>Lucia desvió la mirada, con las mejillas rojas más por vergüenza que por el frío.</w:t>
@@ -1348,6 +2129,7 @@
           <w:b/>
           <w:bCs/>
         </w:rPr>
+        <w:lastRenderedPageBreak/>
         <w:t>La batalla</w:t>
       </w:r>
     </w:p>
@@ -1468,343 +2250,747 @@
       </w:r>
     </w:p>
     <w:p>
+      <w:pPr>
+        <w:pStyle w:val="NormalWeb"/>
+      </w:pPr>
+      <w:r>
+        <w:rPr>
+          <w:noProof/>
+        </w:rPr>
+        <w:drawing>
+          <wp:inline distT="0" distB="0" distL="0" distR="0" wp14:anchorId="135D7F06" wp14:editId="2F69ED2F">
+            <wp:extent cx="2076450" cy="2669790"/>
+            <wp:effectExtent l="0" t="0" r="0" b="0"/>
+            <wp:docPr id="1724414049" name="Imagen 15"/>
+            <wp:cNvGraphicFramePr>
+              <a:graphicFrameLocks xmlns:a="http://schemas.openxmlformats.org/drawingml/2006/main" noChangeAspect="1"/>
+            </wp:cNvGraphicFramePr>
+            <a:graphic xmlns:a="http://schemas.openxmlformats.org/drawingml/2006/main">
+              <a:graphicData uri="http://schemas.openxmlformats.org/drawingml/2006/picture">
+                <pic:pic xmlns:pic="http://schemas.openxmlformats.org/drawingml/2006/picture">
+                  <pic:nvPicPr>
+                    <pic:cNvPr id="0" name="Picture 44"/>
+                    <pic:cNvPicPr>
+                      <a:picLocks noChangeAspect="1" noChangeArrowheads="1"/>
+                    </pic:cNvPicPr>
+                  </pic:nvPicPr>
+                  <pic:blipFill>
+                    <a:blip r:embed="rId14" cstate="print">
+                      <a:extLst>
+                        <a:ext uri="{28A0092B-C50C-407E-A947-70E740481C1C}">
+                          <a14:useLocalDpi xmlns:a14="http://schemas.microsoft.com/office/drawing/2010/main" val="0"/>
+                        </a:ext>
+                      </a:extLst>
+                    </a:blip>
+                    <a:srcRect/>
+                    <a:stretch>
+                      <a:fillRect/>
+                    </a:stretch>
+                  </pic:blipFill>
+                  <pic:spPr bwMode="auto">
+                    <a:xfrm>
+                      <a:off x="0" y="0"/>
+                      <a:ext cx="2081833" cy="2676711"/>
+                    </a:xfrm>
+                    <a:prstGeom prst="rect">
+                      <a:avLst/>
+                    </a:prstGeom>
+                    <a:noFill/>
+                    <a:ln>
+                      <a:noFill/>
+                    </a:ln>
+                  </pic:spPr>
+                </pic:pic>
+              </a:graphicData>
+            </a:graphic>
+          </wp:inline>
+        </w:drawing>
+      </w:r>
+    </w:p>
+    <w:p>
+      <w:pPr>
+        <w:pStyle w:val="NormalWeb"/>
+      </w:pPr>
+      <w:r>
+        <w:lastRenderedPageBreak/>
+        <w:t>[</w:t>
+      </w:r>
+      <w:proofErr w:type="gramStart"/>
+      <w:r>
+        <w:t>img:image</w:t>
+      </w:r>
+      <w:r>
+        <w:t>10</w:t>
+      </w:r>
+      <w:r>
+        <w:t>.jpg</w:t>
+      </w:r>
+      <w:proofErr w:type="gramEnd"/>
+      <w:r>
+        <w:t>]</w:t>
+      </w:r>
+    </w:p>
+    <w:p/>
+    <w:p>
       <w:r>
         <w:t xml:space="preserve">De pronto el camino por el que estaba el dragón se volvió lodo, el dragón sacó una pata para poder ponerse a salvo, durante ese segundo dejó su defensa abierta. Lucía se percató de que bajó la guarda y </w:t>
       </w:r>
       <w:r>
-        <w:t>logró cortar una pata del dragón.</w:t>
+        <w:t xml:space="preserve">logró cortar una pata </w:t>
+      </w:r>
+      <w:r>
+        <w:t xml:space="preserve">delantera </w:t>
+      </w:r>
+      <w:r>
+        <w:t>del dragón.</w:t>
+      </w:r>
+    </w:p>
+    <w:p>
+      <w:r>
+        <w:rPr>
+          <w:noProof/>
+        </w:rPr>
+        <w:drawing>
+          <wp:inline distT="0" distB="0" distL="0" distR="0" wp14:anchorId="54DDEBAB" wp14:editId="7F63B6D4">
+            <wp:extent cx="2152650" cy="3228975"/>
+            <wp:effectExtent l="0" t="0" r="0" b="9525"/>
+            <wp:docPr id="1681206237" name="Imagen 17"/>
+            <wp:cNvGraphicFramePr>
+              <a:graphicFrameLocks xmlns:a="http://schemas.openxmlformats.org/drawingml/2006/main" noChangeAspect="1"/>
+            </wp:cNvGraphicFramePr>
+            <a:graphic xmlns:a="http://schemas.openxmlformats.org/drawingml/2006/main">
+              <a:graphicData uri="http://schemas.openxmlformats.org/drawingml/2006/picture">
+                <pic:pic xmlns:pic="http://schemas.openxmlformats.org/drawingml/2006/picture">
+                  <pic:nvPicPr>
+                    <pic:cNvPr id="0" name="Picture 51"/>
+                    <pic:cNvPicPr>
+                      <a:picLocks noChangeAspect="1" noChangeArrowheads="1"/>
+                    </pic:cNvPicPr>
+                  </pic:nvPicPr>
+                  <pic:blipFill>
+                    <a:blip r:embed="rId15" cstate="print">
+                      <a:extLst>
+                        <a:ext uri="{28A0092B-C50C-407E-A947-70E740481C1C}">
+                          <a14:useLocalDpi xmlns:a14="http://schemas.microsoft.com/office/drawing/2010/main" val="0"/>
+                        </a:ext>
+                      </a:extLst>
+                    </a:blip>
+                    <a:srcRect/>
+                    <a:stretch>
+                      <a:fillRect/>
+                    </a:stretch>
+                  </pic:blipFill>
+                  <pic:spPr bwMode="auto">
+                    <a:xfrm>
+                      <a:off x="0" y="0"/>
+                      <a:ext cx="2154165" cy="3231248"/>
+                    </a:xfrm>
+                    <a:prstGeom prst="rect">
+                      <a:avLst/>
+                    </a:prstGeom>
+                    <a:noFill/>
+                    <a:ln>
+                      <a:noFill/>
+                    </a:ln>
+                  </pic:spPr>
+                </pic:pic>
+              </a:graphicData>
+            </a:graphic>
+          </wp:inline>
+        </w:drawing>
+      </w:r>
+    </w:p>
+    <w:p>
+      <w:r>
+        <w:t>[</w:t>
+      </w:r>
+      <w:proofErr w:type="gramStart"/>
+      <w:r>
+        <w:t>img:image1</w:t>
+      </w:r>
+      <w:r>
+        <w:t>1</w:t>
+      </w:r>
+      <w:r>
+        <w:t>.jpg</w:t>
+      </w:r>
+      <w:proofErr w:type="gramEnd"/>
+      <w:r>
+        <w:t>]</w:t>
+      </w:r>
+    </w:p>
+    <w:p/>
+    <w:p>
+      <w:r>
+        <w:t>Diego le congeló el cuello</w:t>
+      </w:r>
+      <w:r>
+        <w:t>, p</w:t>
+      </w:r>
+      <w:r>
+        <w:t>ero ya no les quedaba maná ni fuerzas</w:t>
+      </w:r>
+      <w:r>
+        <w:t xml:space="preserve"> por lo que no fue eficaz</w:t>
+      </w:r>
+      <w:r>
+        <w:t>.</w:t>
+      </w:r>
+      <w:r>
+        <w:t xml:space="preserve"> Durante ese momento el dragón lo vio directamente y Diego cayó al suelo por falta de fuerzas. </w:t>
+      </w:r>
+      <w:r>
+        <w:t xml:space="preserve">El dragón </w:t>
+      </w:r>
+      <w:r>
+        <w:t xml:space="preserve">logró escapar del lodo y comenzó a abrir </w:t>
+      </w:r>
+      <w:r>
+        <w:t>las fauces.</w:t>
+      </w:r>
+      <w:r>
+        <w:t xml:space="preserve"> Diego vio en frente suyo un color rojo que comenzaba a salir de las fauces del dragón, el dragón estaba cargando su fuego para lanzarlo a Diego.</w:t>
+      </w:r>
+      <w:r>
+        <w:t xml:space="preserve"> Con lo último de su maná conjuró un escudo para el y Lucia, dicho escudo no fue lo suficientemente fuerte por lo que el fuego logró un impacto contra Diego, aunque fue menor, pero un impacto como ese lo dejó tumbado e indefenso ante el dragón y Lucia estaba tratando de protegerlo con las fuerzas que le quedaban.</w:t>
+      </w:r>
+    </w:p>
+    <w:p/>
+    <w:p>
+      <w:r>
+        <w:rPr>
+          <w:i/>
+          <w:iCs/>
+        </w:rPr>
+        <w:t xml:space="preserve">Por qué protejo a este chico si ni siquiera lo conozco bien, solo entablamos conversación en 1 día, pero aún así por qué siento como si lo conociera desde antes. </w:t>
+      </w:r>
+      <w:r>
+        <w:t>-pensó Lucia.</w:t>
+      </w:r>
+    </w:p>
+    <w:p/>
+    <w:p>
+      <w:r>
+        <w:t>Lucia se lanzó frente a Diego, como un instinto puro.</w:t>
+      </w:r>
+    </w:p>
+    <w:p/>
+    <w:p>
+      <w:pPr>
+        <w:pStyle w:val="Prrafodelista"/>
+        <w:numPr>
+          <w:ilvl w:val="0"/>
+          <w:numId w:val="1"/>
+        </w:numPr>
+      </w:pPr>
+      <w:r>
+        <w:t>¡NO! —dijo ella.</w:t>
+      </w:r>
+    </w:p>
+    <w:p/>
+    <w:p>
+      <w:pPr>
+        <w:pStyle w:val="Prrafodelista"/>
+        <w:numPr>
+          <w:ilvl w:val="0"/>
+          <w:numId w:val="1"/>
+        </w:numPr>
+      </w:pPr>
+      <w:proofErr w:type="gramStart"/>
+      <w:r>
+        <w:t>Lucia, muévete!</w:t>
+      </w:r>
+      <w:proofErr w:type="gramEnd"/>
+    </w:p>
+    <w:p/>
+    <w:p>
+      <w:r>
+        <w:t>Pero el rugido se detuvo de golpe.</w:t>
+      </w:r>
+    </w:p>
+    <w:p/>
+    <w:p>
+      <w:r>
+        <w:t>Una sombra roja descendió del cielo.</w:t>
       </w:r>
       <w:r>
         <w:t xml:space="preserve"> </w:t>
       </w:r>
       <w:r>
-        <w:t>Diego le congeló el cuello</w:t>
-      </w:r>
-      <w:r>
-        <w:t>, p</w:t>
-      </w:r>
-      <w:r>
-        <w:t>ero ya no les quedaba maná ni fuerzas</w:t>
-      </w:r>
-      <w:r>
-        <w:t xml:space="preserve"> por lo que no fue eficaz</w:t>
-      </w:r>
+        <w:t>Una espada gigante iluminó el blanco de la nieve</w:t>
+      </w:r>
+      <w:r>
+        <w:t xml:space="preserve"> y se puso en frente del dragón.</w:t>
+      </w:r>
+    </w:p>
+    <w:p/>
+    <w:p>
+      <w:r>
+        <w:rPr>
+          <w:noProof/>
+        </w:rPr>
+        <w:drawing>
+          <wp:inline distT="0" distB="0" distL="0" distR="0" wp14:anchorId="0A55621D" wp14:editId="2F7CEDFD">
+            <wp:extent cx="1657350" cy="2486025"/>
+            <wp:effectExtent l="0" t="0" r="0" b="9525"/>
+            <wp:docPr id="1801625305" name="Imagen 19"/>
+            <wp:cNvGraphicFramePr>
+              <a:graphicFrameLocks xmlns:a="http://schemas.openxmlformats.org/drawingml/2006/main" noChangeAspect="1"/>
+            </wp:cNvGraphicFramePr>
+            <a:graphic xmlns:a="http://schemas.openxmlformats.org/drawingml/2006/main">
+              <a:graphicData uri="http://schemas.openxmlformats.org/drawingml/2006/picture">
+                <pic:pic xmlns:pic="http://schemas.openxmlformats.org/drawingml/2006/picture">
+                  <pic:nvPicPr>
+                    <pic:cNvPr id="0" name="Picture 58"/>
+                    <pic:cNvPicPr>
+                      <a:picLocks noChangeAspect="1" noChangeArrowheads="1"/>
+                    </pic:cNvPicPr>
+                  </pic:nvPicPr>
+                  <pic:blipFill>
+                    <a:blip r:embed="rId16" cstate="print">
+                      <a:extLst>
+                        <a:ext uri="{28A0092B-C50C-407E-A947-70E740481C1C}">
+                          <a14:useLocalDpi xmlns:a14="http://schemas.microsoft.com/office/drawing/2010/main" val="0"/>
+                        </a:ext>
+                      </a:extLst>
+                    </a:blip>
+                    <a:srcRect/>
+                    <a:stretch>
+                      <a:fillRect/>
+                    </a:stretch>
+                  </pic:blipFill>
+                  <pic:spPr bwMode="auto">
+                    <a:xfrm>
+                      <a:off x="0" y="0"/>
+                      <a:ext cx="1658605" cy="2487908"/>
+                    </a:xfrm>
+                    <a:prstGeom prst="rect">
+                      <a:avLst/>
+                    </a:prstGeom>
+                    <a:noFill/>
+                    <a:ln>
+                      <a:noFill/>
+                    </a:ln>
+                  </pic:spPr>
+                </pic:pic>
+              </a:graphicData>
+            </a:graphic>
+          </wp:inline>
+        </w:drawing>
+      </w:r>
+    </w:p>
+    <w:p>
+      <w:r>
+        <w:t>[</w:t>
+      </w:r>
+      <w:proofErr w:type="gramStart"/>
+      <w:r>
+        <w:t>img:image1</w:t>
+      </w:r>
+      <w:r>
+        <w:t>2</w:t>
+      </w:r>
+      <w:r>
+        <w:t>.jpg</w:t>
+      </w:r>
+      <w:proofErr w:type="gramEnd"/>
+      <w:r>
+        <w:t>]</w:t>
+      </w:r>
+    </w:p>
+    <w:p/>
+    <w:p>
+      <w:pPr>
+        <w:pStyle w:val="Prrafodelista"/>
+        <w:numPr>
+          <w:ilvl w:val="0"/>
+          <w:numId w:val="1"/>
+        </w:numPr>
+      </w:pPr>
+      <w:r>
+        <w:t>¡</w:t>
+      </w:r>
+      <w:r>
+        <w:t>No se preocupen, ya estoy aquí</w:t>
+      </w:r>
+      <w:r>
+        <w:t xml:space="preserve">! </w:t>
+      </w:r>
+      <w:r>
+        <w:t>-</w:t>
+      </w:r>
+      <w:r>
+        <w:t>rugió una voz, llena de furia y potencia física.</w:t>
+      </w:r>
+    </w:p>
+    <w:p/>
+    <w:p>
+      <w:r>
+        <w:t>En un abrir y cerrar de ojos e</w:t>
+      </w:r>
+      <w:r>
+        <w:t xml:space="preserve">l </w:t>
+      </w:r>
+      <w:r>
+        <w:t xml:space="preserve">cuello </w:t>
+      </w:r>
+      <w:r>
+        <w:t>dragón fue partido como mantequilla caliente.</w:t>
+      </w:r>
+    </w:p>
+    <w:p>
+      <w:r>
+        <w:rPr>
+          <w:noProof/>
+        </w:rPr>
+        <w:drawing>
+          <wp:inline distT="0" distB="0" distL="0" distR="0" wp14:anchorId="26540774" wp14:editId="39529077">
+            <wp:extent cx="1682750" cy="2524125"/>
+            <wp:effectExtent l="0" t="0" r="0" b="9525"/>
+            <wp:docPr id="583318771" name="Imagen 21"/>
+            <wp:cNvGraphicFramePr>
+              <a:graphicFrameLocks xmlns:a="http://schemas.openxmlformats.org/drawingml/2006/main" noChangeAspect="1"/>
+            </wp:cNvGraphicFramePr>
+            <a:graphic xmlns:a="http://schemas.openxmlformats.org/drawingml/2006/main">
+              <a:graphicData uri="http://schemas.openxmlformats.org/drawingml/2006/picture">
+                <pic:pic xmlns:pic="http://schemas.openxmlformats.org/drawingml/2006/picture">
+                  <pic:nvPicPr>
+                    <pic:cNvPr id="0" name="Picture 65"/>
+                    <pic:cNvPicPr>
+                      <a:picLocks noChangeAspect="1" noChangeArrowheads="1"/>
+                    </pic:cNvPicPr>
+                  </pic:nvPicPr>
+                  <pic:blipFill>
+                    <a:blip r:embed="rId17" cstate="print">
+                      <a:extLst>
+                        <a:ext uri="{28A0092B-C50C-407E-A947-70E740481C1C}">
+                          <a14:useLocalDpi xmlns:a14="http://schemas.microsoft.com/office/drawing/2010/main" val="0"/>
+                        </a:ext>
+                      </a:extLst>
+                    </a:blip>
+                    <a:srcRect/>
+                    <a:stretch>
+                      <a:fillRect/>
+                    </a:stretch>
+                  </pic:blipFill>
+                  <pic:spPr bwMode="auto">
+                    <a:xfrm>
+                      <a:off x="0" y="0"/>
+                      <a:ext cx="1682750" cy="2524125"/>
+                    </a:xfrm>
+                    <a:prstGeom prst="rect">
+                      <a:avLst/>
+                    </a:prstGeom>
+                    <a:noFill/>
+                    <a:ln>
+                      <a:noFill/>
+                    </a:ln>
+                  </pic:spPr>
+                </pic:pic>
+              </a:graphicData>
+            </a:graphic>
+          </wp:inline>
+        </w:drawing>
+      </w:r>
+    </w:p>
+    <w:p>
+      <w:r>
+        <w:lastRenderedPageBreak/>
+        <w:t>[</w:t>
+      </w:r>
+      <w:proofErr w:type="gramStart"/>
+      <w:r>
+        <w:t>img:image1</w:t>
+      </w:r>
+      <w:r>
+        <w:t>3</w:t>
+      </w:r>
+      <w:r>
+        <w:t>.jpg</w:t>
+      </w:r>
+      <w:proofErr w:type="gramEnd"/>
+      <w:r>
+        <w:t>]</w:t>
+      </w:r>
+    </w:p>
+    <w:p/>
+    <w:p>
+      <w:proofErr w:type="spellStart"/>
+      <w:r>
+        <w:t>Enfrete</w:t>
+      </w:r>
+      <w:proofErr w:type="spellEnd"/>
+      <w:r>
+        <w:t xml:space="preserve"> de Lucia y Diego estaba </w:t>
+      </w:r>
+      <w:r>
+        <w:t xml:space="preserve">Eris </w:t>
+      </w:r>
+      <w:proofErr w:type="spellStart"/>
+      <w:r>
+        <w:t>Boreas</w:t>
+      </w:r>
+      <w:proofErr w:type="spellEnd"/>
+      <w:r>
+        <w:t xml:space="preserve"> </w:t>
+      </w:r>
+      <w:proofErr w:type="spellStart"/>
+      <w:r>
+        <w:t>Greyrat</w:t>
+      </w:r>
+      <w:proofErr w:type="spellEnd"/>
+      <w:r>
+        <w:t xml:space="preserve">, con su melena roja agitándose al viento. Tras ella, apareció </w:t>
+      </w:r>
+      <w:proofErr w:type="spellStart"/>
+      <w:r>
+        <w:t>Ghislaine</w:t>
+      </w:r>
+      <w:proofErr w:type="spellEnd"/>
+      <w:r>
+        <w:t xml:space="preserve"> </w:t>
+      </w:r>
+      <w:proofErr w:type="spellStart"/>
+      <w:r>
+        <w:t>Dedoldia</w:t>
+      </w:r>
+      <w:proofErr w:type="spellEnd"/>
+      <w:r>
+        <w:t>, la Reina de la Espada, con sus orejas moviéndose con atención felina.</w:t>
+      </w:r>
+    </w:p>
+    <w:p/>
+    <w:p>
+      <w:r>
+        <w:t>Lucia abrió los ojos como platos.</w:t>
+      </w:r>
+    </w:p>
+    <w:p/>
+    <w:p>
+      <w:pPr>
+        <w:pStyle w:val="Prrafodelista"/>
+        <w:numPr>
+          <w:ilvl w:val="0"/>
+          <w:numId w:val="1"/>
+        </w:numPr>
+      </w:pPr>
+      <w:r>
+        <w:t>¿Quién… e-es… esa mujer?</w:t>
+      </w:r>
+    </w:p>
+    <w:p/>
+    <w:p>
+      <w:r>
+        <w:t>Eris dejó su espada en el hombro.</w:t>
+      </w:r>
+    </w:p>
+    <w:p/>
+    <w:p>
+      <w:pPr>
+        <w:pStyle w:val="Prrafodelista"/>
+        <w:numPr>
+          <w:ilvl w:val="0"/>
+          <w:numId w:val="1"/>
+        </w:numPr>
+      </w:pPr>
+      <w:r>
+        <w:t xml:space="preserve">Soy Er—… </w:t>
+      </w:r>
+      <w:proofErr w:type="spellStart"/>
+      <w:r>
+        <w:t>cof</w:t>
+      </w:r>
+      <w:proofErr w:type="spellEnd"/>
+      <w:r>
+        <w:t xml:space="preserve"> </w:t>
+      </w:r>
+      <w:proofErr w:type="spellStart"/>
+      <w:r>
+        <w:t>cof</w:t>
+      </w:r>
+      <w:proofErr w:type="spellEnd"/>
+      <w:r>
+        <w:t xml:space="preserve">… Soy </w:t>
+      </w:r>
+      <w:proofErr w:type="spellStart"/>
+      <w:r>
+        <w:t>Ruijerd</w:t>
+      </w:r>
+      <w:proofErr w:type="spellEnd"/>
+      <w:r>
+        <w:t xml:space="preserve">, un </w:t>
+      </w:r>
+      <w:proofErr w:type="spellStart"/>
+      <w:r>
+        <w:t>superd</w:t>
+      </w:r>
+      <w:proofErr w:type="spellEnd"/>
       <w:r>
         <w:t>.</w:t>
       </w:r>
-      <w:r>
-        <w:t xml:space="preserve"> Durante ese momento el dragón lo vio directamente y Diego cayó al suelo por falta de fuerzas. </w:t>
-      </w:r>
-      <w:r>
-        <w:t xml:space="preserve">El dragón </w:t>
-      </w:r>
-      <w:r>
-        <w:t xml:space="preserve">logró escapar del lodo y comenzó a abrir </w:t>
-      </w:r>
-      <w:r>
-        <w:t>las fauces.</w:t>
-      </w:r>
-      <w:r>
-        <w:t xml:space="preserve"> Diego vio en frente suyo un color rojo que comenzaba a salir de las fauces del dragón, el dragón estaba cargando su fuego para lanzarlo a Diego.</w:t>
-      </w:r>
-    </w:p>
-    <w:p>
-      <w:r>
-        <w:t>Lucia se lanzó frente a Diego, como un instinto puro.</w:t>
-      </w:r>
-    </w:p>
-    <w:p/>
-    <w:p>
-      <w:pPr>
-        <w:pStyle w:val="Prrafodelista"/>
-        <w:numPr>
-          <w:ilvl w:val="0"/>
-          <w:numId w:val="1"/>
-        </w:numPr>
-      </w:pPr>
-      <w:r>
-        <w:t>¡NO! —dijo ella.</w:t>
-      </w:r>
-    </w:p>
-    <w:p/>
-    <w:p>
-      <w:pPr>
-        <w:pStyle w:val="Prrafodelista"/>
-        <w:numPr>
-          <w:ilvl w:val="0"/>
-          <w:numId w:val="1"/>
-        </w:numPr>
-      </w:pPr>
+    </w:p>
+    <w:p/>
+    <w:p>
+      <w:proofErr w:type="spellStart"/>
+      <w:r>
+        <w:t>Ghislaine</w:t>
+      </w:r>
+      <w:proofErr w:type="spellEnd"/>
+      <w:r>
+        <w:t xml:space="preserve"> asintió solemnemente.</w:t>
+      </w:r>
+    </w:p>
+    <w:p/>
+    <w:p>
+      <w:pPr>
+        <w:pStyle w:val="Prrafodelista"/>
+        <w:numPr>
+          <w:ilvl w:val="0"/>
+          <w:numId w:val="1"/>
+        </w:numPr>
+      </w:pPr>
+      <w:r>
+        <w:t xml:space="preserve">Así es. Somos… </w:t>
+      </w:r>
+      <w:proofErr w:type="spellStart"/>
+      <w:r>
+        <w:t>Superds</w:t>
+      </w:r>
+      <w:proofErr w:type="spellEnd"/>
+      <w:r>
+        <w:t>.</w:t>
+      </w:r>
+    </w:p>
+    <w:p/>
+    <w:p>
+      <w:r>
+        <w:t>Diego los observó con incredulidad.</w:t>
+      </w:r>
+    </w:p>
+    <w:p>
+      <w:r>
+        <w:t>Lucia estaba confundida, pero no cuestionó nada.</w:t>
+      </w:r>
+    </w:p>
+    <w:p/>
+    <w:p>
+      <w:pPr>
+        <w:pStyle w:val="Prrafodelista"/>
+        <w:numPr>
+          <w:ilvl w:val="0"/>
+          <w:numId w:val="1"/>
+        </w:numPr>
+      </w:pPr>
+      <w:r>
+        <w:t>Eh… gracias por salvarnos —dijo Diego.</w:t>
+      </w:r>
+    </w:p>
+    <w:p/>
+    <w:p>
+      <w:pPr>
+        <w:pStyle w:val="Prrafodelista"/>
+        <w:numPr>
+          <w:ilvl w:val="0"/>
+          <w:numId w:val="1"/>
+        </w:numPr>
+      </w:pPr>
+      <w:proofErr w:type="spellStart"/>
+      <w:r>
+        <w:t>Ehhh</w:t>
+      </w:r>
+      <w:proofErr w:type="spellEnd"/>
+      <w:r>
+        <w:t>… Nosotros siempre debemos</w:t>
+      </w:r>
+      <w:r>
+        <w:t xml:space="preserve"> proteger a los niños.</w:t>
+      </w:r>
+      <w:r>
+        <w:t xml:space="preserve"> -dijo Eris-</w:t>
+      </w:r>
+      <w:r>
+        <w:t xml:space="preserve"> Sí, eso.</w:t>
+      </w:r>
+    </w:p>
+    <w:p/>
+    <w:p>
+      <w:r>
+        <w:t>Luego ambas desaparecerían tan rápido como habían llegado.</w:t>
+      </w:r>
+    </w:p>
+    <w:p>
+      <w:r>
+        <w:rPr>
+          <w:noProof/>
+        </w:rPr>
+        <w:lastRenderedPageBreak/>
+        <w:drawing>
+          <wp:inline distT="0" distB="0" distL="0" distR="0" wp14:anchorId="02064D5C" wp14:editId="6B2D062B">
+            <wp:extent cx="1743075" cy="2241155"/>
+            <wp:effectExtent l="0" t="0" r="0" b="6985"/>
+            <wp:docPr id="1618083803" name="Imagen 23"/>
+            <wp:cNvGraphicFramePr>
+              <a:graphicFrameLocks xmlns:a="http://schemas.openxmlformats.org/drawingml/2006/main" noChangeAspect="1"/>
+            </wp:cNvGraphicFramePr>
+            <a:graphic xmlns:a="http://schemas.openxmlformats.org/drawingml/2006/main">
+              <a:graphicData uri="http://schemas.openxmlformats.org/drawingml/2006/picture">
+                <pic:pic xmlns:pic="http://schemas.openxmlformats.org/drawingml/2006/picture">
+                  <pic:nvPicPr>
+                    <pic:cNvPr id="0" name="Picture 72"/>
+                    <pic:cNvPicPr>
+                      <a:picLocks noChangeAspect="1" noChangeArrowheads="1"/>
+                    </pic:cNvPicPr>
+                  </pic:nvPicPr>
+                  <pic:blipFill>
+                    <a:blip r:embed="rId18" cstate="print">
+                      <a:extLst>
+                        <a:ext uri="{28A0092B-C50C-407E-A947-70E740481C1C}">
+                          <a14:useLocalDpi xmlns:a14="http://schemas.microsoft.com/office/drawing/2010/main" val="0"/>
+                        </a:ext>
+                      </a:extLst>
+                    </a:blip>
+                    <a:srcRect/>
+                    <a:stretch>
+                      <a:fillRect/>
+                    </a:stretch>
+                  </pic:blipFill>
+                  <pic:spPr bwMode="auto">
+                    <a:xfrm>
+                      <a:off x="0" y="0"/>
+                      <a:ext cx="1746466" cy="2245515"/>
+                    </a:xfrm>
+                    <a:prstGeom prst="rect">
+                      <a:avLst/>
+                    </a:prstGeom>
+                    <a:noFill/>
+                    <a:ln>
+                      <a:noFill/>
+                    </a:ln>
+                  </pic:spPr>
+                </pic:pic>
+              </a:graphicData>
+            </a:graphic>
+          </wp:inline>
+        </w:drawing>
+      </w:r>
+    </w:p>
+    <w:p>
+      <w:r>
+        <w:t>[</w:t>
+      </w:r>
       <w:proofErr w:type="gramStart"/>
       <w:r>
-        <w:t>Lucia, muévete!</w:t>
+        <w:t>img:image1</w:t>
+      </w:r>
+      <w:r>
+        <w:t>4</w:t>
+      </w:r>
+      <w:r>
+        <w:t>.jpg</w:t>
       </w:r>
       <w:proofErr w:type="gramEnd"/>
-    </w:p>
-    <w:p/>
-    <w:p>
-      <w:r>
-        <w:lastRenderedPageBreak/>
-        <w:t>Pero el rugido se detuvo de golpe.</w:t>
-      </w:r>
-    </w:p>
-    <w:p/>
-    <w:p>
-      <w:r>
-        <w:t>Una sombra roja descendió del cielo.</w:t>
-      </w:r>
-      <w:r>
-        <w:t xml:space="preserve"> </w:t>
-      </w:r>
-      <w:r>
-        <w:t>Una espada gigante iluminó el blanco de la nieve</w:t>
-      </w:r>
-      <w:r>
-        <w:t>.</w:t>
-      </w:r>
-    </w:p>
-    <w:p/>
-    <w:p>
-      <w:pPr>
-        <w:pStyle w:val="Prrafodelista"/>
-        <w:numPr>
-          <w:ilvl w:val="0"/>
-          <w:numId w:val="1"/>
-        </w:numPr>
-      </w:pPr>
-      <w:r>
-        <w:t>¡</w:t>
-      </w:r>
-      <w:proofErr w:type="spellStart"/>
-      <w:r>
-        <w:t>Malditoooo</w:t>
-      </w:r>
-      <w:proofErr w:type="spellEnd"/>
-      <w:r>
-        <w:t xml:space="preserve">! </w:t>
-      </w:r>
-      <w:r>
-        <w:t>-</w:t>
-      </w:r>
-      <w:r>
-        <w:t>rugió una voz, llena de furia y potencia física.</w:t>
-      </w:r>
-    </w:p>
-    <w:p/>
-    <w:p>
-      <w:r>
-        <w:t xml:space="preserve">El </w:t>
-      </w:r>
-      <w:r>
-        <w:t xml:space="preserve">cuello </w:t>
-      </w:r>
-      <w:r>
-        <w:t>dragón fue partido como mantequilla caliente.</w:t>
-      </w:r>
-    </w:p>
-    <w:p/>
-    <w:p>
-      <w:proofErr w:type="spellStart"/>
-      <w:r>
-        <w:t>Enfrete</w:t>
-      </w:r>
-      <w:proofErr w:type="spellEnd"/>
-      <w:r>
-        <w:t xml:space="preserve"> de Lucia y Diego estaba </w:t>
-      </w:r>
-      <w:r>
-        <w:t>Eris B</w:t>
-      </w:r>
-      <w:proofErr w:type="spellStart"/>
-      <w:r>
-        <w:t>oreas</w:t>
-      </w:r>
-      <w:proofErr w:type="spellEnd"/>
-      <w:r>
-        <w:t xml:space="preserve"> </w:t>
-      </w:r>
-      <w:proofErr w:type="spellStart"/>
-      <w:r>
-        <w:t>Greyrat</w:t>
-      </w:r>
-      <w:proofErr w:type="spellEnd"/>
-      <w:r>
-        <w:t xml:space="preserve">, con su melena roja agitándose al viento. Tras ella, apareció </w:t>
-      </w:r>
-      <w:proofErr w:type="spellStart"/>
-      <w:r>
-        <w:t>Ghislaine</w:t>
-      </w:r>
-      <w:proofErr w:type="spellEnd"/>
-      <w:r>
-        <w:t xml:space="preserve"> </w:t>
-      </w:r>
-      <w:proofErr w:type="spellStart"/>
-      <w:r>
-        <w:t>Dedoldia</w:t>
-      </w:r>
-      <w:proofErr w:type="spellEnd"/>
-      <w:r>
-        <w:t>, la Reina de la Espada, con sus orejas moviéndose con atención felina.</w:t>
-      </w:r>
-    </w:p>
-    <w:p/>
-    <w:p>
-      <w:r>
-        <w:t>Lucia abrió los ojos como platos.</w:t>
-      </w:r>
-    </w:p>
-    <w:p/>
-    <w:p>
-      <w:pPr>
-        <w:pStyle w:val="Prrafodelista"/>
-        <w:numPr>
-          <w:ilvl w:val="0"/>
-          <w:numId w:val="1"/>
-        </w:numPr>
-      </w:pPr>
-      <w:r>
-        <w:t>¿Quién… e-es… esa mujer?</w:t>
-      </w:r>
-    </w:p>
-    <w:p/>
-    <w:p>
-      <w:r>
-        <w:t>Eris dejó su espada en el hombro.</w:t>
-      </w:r>
-    </w:p>
-    <w:p/>
-    <w:p>
-      <w:pPr>
-        <w:pStyle w:val="Prrafodelista"/>
-        <w:numPr>
-          <w:ilvl w:val="0"/>
-          <w:numId w:val="1"/>
-        </w:numPr>
-      </w:pPr>
-      <w:r>
-        <w:t xml:space="preserve">Soy Er—… </w:t>
-      </w:r>
-      <w:proofErr w:type="spellStart"/>
-      <w:r>
-        <w:t>cof</w:t>
-      </w:r>
-      <w:proofErr w:type="spellEnd"/>
-      <w:r>
-        <w:t xml:space="preserve"> </w:t>
-      </w:r>
-      <w:proofErr w:type="spellStart"/>
-      <w:r>
-        <w:t>cof</w:t>
-      </w:r>
-      <w:proofErr w:type="spellEnd"/>
-      <w:r>
-        <w:t xml:space="preserve">… Soy </w:t>
-      </w:r>
-      <w:proofErr w:type="spellStart"/>
-      <w:r>
-        <w:t>Ruijerd</w:t>
-      </w:r>
-      <w:proofErr w:type="spellEnd"/>
-      <w:r>
-        <w:t xml:space="preserve">, un </w:t>
-      </w:r>
-      <w:proofErr w:type="spellStart"/>
-      <w:r>
-        <w:t>superd</w:t>
-      </w:r>
-      <w:proofErr w:type="spellEnd"/>
-      <w:r>
-        <w:t>.</w:t>
-      </w:r>
-    </w:p>
-    <w:p/>
-    <w:p>
-      <w:proofErr w:type="spellStart"/>
-      <w:r>
-        <w:t>Ghislaine</w:t>
-      </w:r>
-      <w:proofErr w:type="spellEnd"/>
-      <w:r>
-        <w:t xml:space="preserve"> asintió solemnemente.</w:t>
-      </w:r>
-    </w:p>
-    <w:p/>
-    <w:p>
-      <w:pPr>
-        <w:pStyle w:val="Prrafodelista"/>
-        <w:numPr>
-          <w:ilvl w:val="0"/>
-          <w:numId w:val="1"/>
-        </w:numPr>
-      </w:pPr>
-      <w:r>
-        <w:t xml:space="preserve">Así es. Somos… </w:t>
-      </w:r>
-      <w:proofErr w:type="spellStart"/>
-      <w:r>
-        <w:t>Superds</w:t>
-      </w:r>
-      <w:proofErr w:type="spellEnd"/>
-      <w:r>
-        <w:t>.</w:t>
-      </w:r>
-    </w:p>
-    <w:p/>
-    <w:p>
-      <w:r>
-        <w:t>Diego los observó con incredulidad.</w:t>
-      </w:r>
-    </w:p>
-    <w:p>
-      <w:r>
-        <w:t>Lucia estaba confundida, pero no cuestionó nada.</w:t>
-      </w:r>
-    </w:p>
-    <w:p/>
-    <w:p>
-      <w:pPr>
-        <w:pStyle w:val="Prrafodelista"/>
-        <w:numPr>
-          <w:ilvl w:val="0"/>
-          <w:numId w:val="1"/>
-        </w:numPr>
-      </w:pPr>
-      <w:r>
-        <w:t>Eh… gracias por salvarnos —dijo Diego.</w:t>
-      </w:r>
-    </w:p>
-    <w:p/>
-    <w:p>
-      <w:pPr>
-        <w:pStyle w:val="Prrafodelista"/>
-        <w:numPr>
-          <w:ilvl w:val="0"/>
-          <w:numId w:val="1"/>
-        </w:numPr>
-      </w:pPr>
-      <w:proofErr w:type="spellStart"/>
-      <w:r>
-        <w:t>Ehhh</w:t>
-      </w:r>
-      <w:proofErr w:type="spellEnd"/>
-      <w:r>
-        <w:t>… Nosotros siempre debemos</w:t>
-      </w:r>
-      <w:r>
-        <w:t xml:space="preserve"> proteger a los niños.</w:t>
-      </w:r>
-      <w:r>
-        <w:t xml:space="preserve"> -dijo Eris-</w:t>
-      </w:r>
-      <w:r>
-        <w:t xml:space="preserve"> Sí, eso.</w:t>
-      </w:r>
-    </w:p>
-    <w:p/>
-    <w:p>
-      <w:r>
-        <w:t>Luego ambas desaparecerían tan rápido como habían llegado.</w:t>
+      <w:r>
+        <w:t>]</w:t>
       </w:r>
     </w:p>
     <w:p/>
@@ -1989,33 +3175,665 @@
         </w:numPr>
       </w:pPr>
       <w:r>
+        <w:t>Lucia —dijo Diego suavemente—. ¿Por qué aceptaste esa misión tan peligrosa… sola?</w:t>
+      </w:r>
+    </w:p>
+    <w:p/>
+    <w:p>
+      <w:r>
+        <w:t>Ella dejó la cuchara.</w:t>
+      </w:r>
+    </w:p>
+    <w:p/>
+    <w:p>
+      <w:pPr>
+        <w:pStyle w:val="Prrafodelista"/>
+        <w:numPr>
+          <w:ilvl w:val="0"/>
+          <w:numId w:val="1"/>
+        </w:numPr>
+      </w:pPr>
+      <w:r>
+        <w:t xml:space="preserve">Quiero juntar dinero rápido. Tengo </w:t>
+      </w:r>
+      <w:r>
+        <w:t>hermanos</w:t>
+      </w:r>
+      <w:r>
+        <w:t xml:space="preserve">. Quiero enviarlos a la Universidad Mágica de </w:t>
+      </w:r>
+      <w:proofErr w:type="spellStart"/>
+      <w:r>
+        <w:t>Ranoa</w:t>
+      </w:r>
+      <w:proofErr w:type="spellEnd"/>
+      <w:r>
+        <w:t>. Allí pueden tener un futuro. No quiero que crezcan como yo, cazando lobos desde los diez años.</w:t>
+      </w:r>
+    </w:p>
+    <w:p/>
+    <w:p>
+      <w:r>
+        <w:t>Diego miró sus manos.</w:t>
+      </w:r>
+    </w:p>
+    <w:p>
+      <w:r>
+        <w:t>Estaban llenas de callos, heridas cerradas, piel endurecida.</w:t>
+      </w:r>
+    </w:p>
+    <w:p/>
+    <w:p>
+      <w:r>
+        <w:t>Signo de miles de entrenamientos.</w:t>
+      </w:r>
+    </w:p>
+    <w:p>
+      <w:r>
+        <w:t>Signo de responsabilidades que un niño no debería cargar.</w:t>
+      </w:r>
+    </w:p>
+    <w:p/>
+    <w:p>
+      <w:pPr>
+        <w:pStyle w:val="Prrafodelista"/>
+        <w:numPr>
+          <w:ilvl w:val="0"/>
+          <w:numId w:val="1"/>
+        </w:numPr>
+      </w:pPr>
+      <w:r>
+        <w:t>Lucia… yo también iré a esa universidad.</w:t>
+      </w:r>
+    </w:p>
+    <w:p/>
+    <w:p>
+      <w:r>
+        <w:t>Ella lo observó.</w:t>
+      </w:r>
+    </w:p>
+    <w:p>
+      <w:pPr>
+        <w:pStyle w:val="Prrafodelista"/>
+        <w:numPr>
+          <w:ilvl w:val="0"/>
+          <w:numId w:val="1"/>
+        </w:numPr>
+      </w:pPr>
+      <w:r>
+        <w:t>Sí recuerdo que me mencionaste, el destino es algo gracioso. Espero mis hermanos logren estudiar contigo. Pero aún sigo juntando dinero, cada inscripción a la universidad cuesta 5 monedas de oro de Asura mas una carta de recomendación de algún mago nivel avanzado o superior.</w:t>
+      </w:r>
+    </w:p>
+    <w:p/>
+    <w:p>
+      <w:pPr>
+        <w:pStyle w:val="Prrafodelista"/>
+        <w:numPr>
+          <w:ilvl w:val="0"/>
+          <w:numId w:val="1"/>
+        </w:numPr>
+      </w:pPr>
+      <w:r>
         <w:lastRenderedPageBreak/>
-        <w:t>Lucia —dijo Diego suavemente—. ¿Por qué aceptaste esa misión tan peligrosa… sola?</w:t>
-      </w:r>
-    </w:p>
-    <w:p/>
-    <w:p>
-      <w:r>
-        <w:t>Ella dejó la cuchara.</w:t>
-      </w:r>
-    </w:p>
-    <w:p/>
-    <w:p>
-      <w:pPr>
-        <w:pStyle w:val="Prrafodelista"/>
-        <w:numPr>
-          <w:ilvl w:val="0"/>
-          <w:numId w:val="1"/>
-        </w:numPr>
-      </w:pPr>
-      <w:r>
-        <w:t xml:space="preserve">Quiero juntar dinero rápido. Tengo </w:t>
-      </w:r>
-      <w:r>
-        <w:t>hermanos</w:t>
-      </w:r>
-      <w:r>
-        <w:t xml:space="preserve">. Quiero enviarlos a la Universidad Mágica de </w:t>
+        <w:t>Mi tío trabaja ahí. Si quieres, puedo pedirle que escriba una carta de recomendación para tus hermanos. Es un requisito de entrada, junto a las monedas de oro. Podría ayudarte.</w:t>
+      </w:r>
+    </w:p>
+    <w:p/>
+    <w:p>
+      <w:r>
+        <w:t>Lucia abrió los ojos.</w:t>
+      </w:r>
+    </w:p>
+    <w:p>
+      <w:r>
+        <w:t>Parecía querer decir algo, pero solo bajó la mirada.</w:t>
+      </w:r>
+    </w:p>
+    <w:p/>
+    <w:p>
+      <w:pPr>
+        <w:pStyle w:val="Prrafodelista"/>
+        <w:numPr>
+          <w:ilvl w:val="0"/>
+          <w:numId w:val="1"/>
+        </w:numPr>
+      </w:pPr>
+      <w:r>
+        <w:t>...Gracias.</w:t>
+      </w:r>
+      <w:r>
+        <w:t xml:space="preserve"> Pero bueno, ya sabes por qué trabajo día a día.</w:t>
+      </w:r>
+    </w:p>
+    <w:p/>
+    <w:p>
+      <w:r>
+        <w:t>Después se quedaron bebiendo en la noche, pero no se quedaron por mucho tiempo, ambos estaban cansados no todos los días puedes pelear contra un dragón y vivir.</w:t>
+      </w:r>
+    </w:p>
+    <w:p>
+      <w:r>
+        <w:rPr>
+          <w:noProof/>
+        </w:rPr>
+        <w:drawing>
+          <wp:inline distT="0" distB="0" distL="0" distR="0" wp14:anchorId="46867B92" wp14:editId="4B0A74BB">
+            <wp:extent cx="1714500" cy="2571750"/>
+            <wp:effectExtent l="0" t="0" r="0" b="0"/>
+            <wp:docPr id="593204577" name="Imagen 25"/>
+            <wp:cNvGraphicFramePr>
+              <a:graphicFrameLocks xmlns:a="http://schemas.openxmlformats.org/drawingml/2006/main" noChangeAspect="1"/>
+            </wp:cNvGraphicFramePr>
+            <a:graphic xmlns:a="http://schemas.openxmlformats.org/drawingml/2006/main">
+              <a:graphicData uri="http://schemas.openxmlformats.org/drawingml/2006/picture">
+                <pic:pic xmlns:pic="http://schemas.openxmlformats.org/drawingml/2006/picture">
+                  <pic:nvPicPr>
+                    <pic:cNvPr id="0" name="Picture 79"/>
+                    <pic:cNvPicPr>
+                      <a:picLocks noChangeAspect="1" noChangeArrowheads="1"/>
+                    </pic:cNvPicPr>
+                  </pic:nvPicPr>
+                  <pic:blipFill>
+                    <a:blip r:embed="rId19" cstate="print">
+                      <a:extLst>
+                        <a:ext uri="{28A0092B-C50C-407E-A947-70E740481C1C}">
+                          <a14:useLocalDpi xmlns:a14="http://schemas.microsoft.com/office/drawing/2010/main" val="0"/>
+                        </a:ext>
+                      </a:extLst>
+                    </a:blip>
+                    <a:srcRect/>
+                    <a:stretch>
+                      <a:fillRect/>
+                    </a:stretch>
+                  </pic:blipFill>
+                  <pic:spPr bwMode="auto">
+                    <a:xfrm>
+                      <a:off x="0" y="0"/>
+                      <a:ext cx="1715834" cy="2573751"/>
+                    </a:xfrm>
+                    <a:prstGeom prst="rect">
+                      <a:avLst/>
+                    </a:prstGeom>
+                    <a:noFill/>
+                    <a:ln>
+                      <a:noFill/>
+                    </a:ln>
+                  </pic:spPr>
+                </pic:pic>
+              </a:graphicData>
+            </a:graphic>
+          </wp:inline>
+        </w:drawing>
+      </w:r>
+    </w:p>
+    <w:p>
+      <w:r>
+        <w:t>[</w:t>
+      </w:r>
+      <w:proofErr w:type="gramStart"/>
+      <w:r>
+        <w:t>img:image1</w:t>
+      </w:r>
+      <w:r>
+        <w:t>5</w:t>
+      </w:r>
+      <w:r>
+        <w:t>.jpg</w:t>
+      </w:r>
+      <w:proofErr w:type="gramEnd"/>
+      <w:r>
+        <w:t>]</w:t>
+      </w:r>
+    </w:p>
+    <w:p/>
+    <w:p>
+      <w:r>
+        <w:t>Después de eso, comenzaron a pasar los días juntos.</w:t>
+      </w:r>
+    </w:p>
+    <w:p/>
+    <w:p>
+      <w:r>
+        <w:t>Misiones compartidas.</w:t>
+      </w:r>
+      <w:r>
+        <w:t xml:space="preserve"> </w:t>
+      </w:r>
+      <w:r>
+        <w:t>Comidas compartidas.</w:t>
+      </w:r>
+      <w:r>
+        <w:t xml:space="preserve"> Reconocer nuevos </w:t>
+      </w:r>
+      <w:proofErr w:type="spellStart"/>
+      <w:r>
+        <w:t>dungeons</w:t>
+      </w:r>
+      <w:proofErr w:type="spellEnd"/>
+      <w:r>
+        <w:t xml:space="preserve"> juntos</w:t>
+      </w:r>
+      <w:r>
+        <w:t>.</w:t>
+      </w:r>
+    </w:p>
+    <w:p>
+      <w:r>
+        <w:rPr>
+          <w:noProof/>
+        </w:rPr>
+        <w:lastRenderedPageBreak/>
+        <w:drawing>
+          <wp:inline distT="0" distB="0" distL="0" distR="0" wp14:anchorId="5BFA9864" wp14:editId="08787657">
+            <wp:extent cx="1790700" cy="2686050"/>
+            <wp:effectExtent l="0" t="0" r="0" b="0"/>
+            <wp:docPr id="1436747866" name="Imagen 27"/>
+            <wp:cNvGraphicFramePr>
+              <a:graphicFrameLocks xmlns:a="http://schemas.openxmlformats.org/drawingml/2006/main" noChangeAspect="1"/>
+            </wp:cNvGraphicFramePr>
+            <a:graphic xmlns:a="http://schemas.openxmlformats.org/drawingml/2006/main">
+              <a:graphicData uri="http://schemas.openxmlformats.org/drawingml/2006/picture">
+                <pic:pic xmlns:pic="http://schemas.openxmlformats.org/drawingml/2006/picture">
+                  <pic:nvPicPr>
+                    <pic:cNvPr id="0" name="Picture 86"/>
+                    <pic:cNvPicPr>
+                      <a:picLocks noChangeAspect="1" noChangeArrowheads="1"/>
+                    </pic:cNvPicPr>
+                  </pic:nvPicPr>
+                  <pic:blipFill>
+                    <a:blip r:embed="rId20" cstate="print">
+                      <a:extLst>
+                        <a:ext uri="{28A0092B-C50C-407E-A947-70E740481C1C}">
+                          <a14:useLocalDpi xmlns:a14="http://schemas.microsoft.com/office/drawing/2010/main" val="0"/>
+                        </a:ext>
+                      </a:extLst>
+                    </a:blip>
+                    <a:srcRect/>
+                    <a:stretch>
+                      <a:fillRect/>
+                    </a:stretch>
+                  </pic:blipFill>
+                  <pic:spPr bwMode="auto">
+                    <a:xfrm>
+                      <a:off x="0" y="0"/>
+                      <a:ext cx="1792313" cy="2688470"/>
+                    </a:xfrm>
+                    <a:prstGeom prst="rect">
+                      <a:avLst/>
+                    </a:prstGeom>
+                    <a:noFill/>
+                    <a:ln>
+                      <a:noFill/>
+                    </a:ln>
+                  </pic:spPr>
+                </pic:pic>
+              </a:graphicData>
+            </a:graphic>
+          </wp:inline>
+        </w:drawing>
+      </w:r>
+      <w:r>
+        <w:t xml:space="preserve"> </w:t>
+      </w:r>
+      <w:r>
+        <w:rPr>
+          <w:noProof/>
+        </w:rPr>
+        <w:drawing>
+          <wp:inline distT="0" distB="0" distL="0" distR="0" wp14:anchorId="58755A31" wp14:editId="56CC86FF">
+            <wp:extent cx="1895475" cy="2843213"/>
+            <wp:effectExtent l="0" t="0" r="0" b="0"/>
+            <wp:docPr id="1284617681" name="Imagen 31"/>
+            <wp:cNvGraphicFramePr>
+              <a:graphicFrameLocks xmlns:a="http://schemas.openxmlformats.org/drawingml/2006/main" noChangeAspect="1"/>
+            </wp:cNvGraphicFramePr>
+            <a:graphic xmlns:a="http://schemas.openxmlformats.org/drawingml/2006/main">
+              <a:graphicData uri="http://schemas.openxmlformats.org/drawingml/2006/picture">
+                <pic:pic xmlns:pic="http://schemas.openxmlformats.org/drawingml/2006/picture">
+                  <pic:nvPicPr>
+                    <pic:cNvPr id="0" name="Picture 100"/>
+                    <pic:cNvPicPr>
+                      <a:picLocks noChangeAspect="1" noChangeArrowheads="1"/>
+                    </pic:cNvPicPr>
+                  </pic:nvPicPr>
+                  <pic:blipFill>
+                    <a:blip r:embed="rId21" cstate="print">
+                      <a:extLst>
+                        <a:ext uri="{28A0092B-C50C-407E-A947-70E740481C1C}">
+                          <a14:useLocalDpi xmlns:a14="http://schemas.microsoft.com/office/drawing/2010/main" val="0"/>
+                        </a:ext>
+                      </a:extLst>
+                    </a:blip>
+                    <a:srcRect/>
+                    <a:stretch>
+                      <a:fillRect/>
+                    </a:stretch>
+                  </pic:blipFill>
+                  <pic:spPr bwMode="auto">
+                    <a:xfrm>
+                      <a:off x="0" y="0"/>
+                      <a:ext cx="1897679" cy="2846518"/>
+                    </a:xfrm>
+                    <a:prstGeom prst="rect">
+                      <a:avLst/>
+                    </a:prstGeom>
+                    <a:noFill/>
+                    <a:ln>
+                      <a:noFill/>
+                    </a:ln>
+                  </pic:spPr>
+                </pic:pic>
+              </a:graphicData>
+            </a:graphic>
+          </wp:inline>
+        </w:drawing>
+      </w:r>
+    </w:p>
+    <w:p>
+      <w:pPr>
+        <w:rPr>
+          <w:lang w:val="en-US"/>
+        </w:rPr>
+      </w:pPr>
+      <w:r>
+        <w:rPr>
+          <w:lang w:val="en-US"/>
+        </w:rPr>
+        <w:t>[</w:t>
+      </w:r>
+      <w:proofErr w:type="gramStart"/>
+      <w:r>
+        <w:rPr>
+          <w:lang w:val="en-US"/>
+        </w:rPr>
+        <w:t>img:image1</w:t>
+      </w:r>
+      <w:r>
+        <w:rPr>
+          <w:lang w:val="en-US"/>
+        </w:rPr>
+        <w:t>6</w:t>
+      </w:r>
+      <w:r>
+        <w:rPr>
+          <w:lang w:val="en-US"/>
+        </w:rPr>
+        <w:t>.jpg</w:t>
+      </w:r>
+      <w:proofErr w:type="gramEnd"/>
+      <w:r>
+        <w:rPr>
+          <w:lang w:val="en-US"/>
+        </w:rPr>
+        <w:t>]</w:t>
+      </w:r>
+    </w:p>
+    <w:p>
+      <w:pPr>
+        <w:rPr>
+          <w:lang w:val="en-US"/>
+        </w:rPr>
+      </w:pPr>
+      <w:r>
+        <w:rPr>
+          <w:lang w:val="en-US"/>
+        </w:rPr>
+        <w:t>[</w:t>
+      </w:r>
+      <w:proofErr w:type="gramStart"/>
+      <w:r>
+        <w:rPr>
+          <w:lang w:val="en-US"/>
+        </w:rPr>
+        <w:t>img:image1</w:t>
+      </w:r>
+      <w:r>
+        <w:rPr>
+          <w:lang w:val="en-US"/>
+        </w:rPr>
+        <w:t>7</w:t>
+      </w:r>
+      <w:r>
+        <w:rPr>
+          <w:lang w:val="en-US"/>
+        </w:rPr>
+        <w:t>.jpg</w:t>
+      </w:r>
+      <w:proofErr w:type="gramEnd"/>
+      <w:r>
+        <w:rPr>
+          <w:lang w:val="en-US"/>
+        </w:rPr>
+        <w:t>]</w:t>
+      </w:r>
+    </w:p>
+    <w:p>
+      <w:pPr>
+        <w:rPr>
+          <w:lang w:val="en-US"/>
+        </w:rPr>
+      </w:pPr>
+    </w:p>
+    <w:p>
+      <w:r>
+        <w:t>Se contaban historias.</w:t>
+      </w:r>
+      <w:r>
+        <w:t xml:space="preserve"> </w:t>
+      </w:r>
+      <w:r>
+        <w:t>Se empujaban el uno al otro en las peleas.</w:t>
+      </w:r>
+      <w:r>
+        <w:t xml:space="preserve"> </w:t>
+      </w:r>
+      <w:r>
+        <w:t>Se reían.</w:t>
+      </w:r>
+      <w:r>
+        <w:t xml:space="preserve"> </w:t>
+      </w:r>
+      <w:r>
+        <w:t>A veces discutían.</w:t>
+      </w:r>
+      <w:r>
+        <w:t xml:space="preserve"> </w:t>
+      </w:r>
+      <w:r>
+        <w:t>A veces caminaban en silencio.</w:t>
+      </w:r>
+    </w:p>
+    <w:p>
+      <w:r>
+        <w:rPr>
+          <w:noProof/>
+        </w:rPr>
+        <w:drawing>
+          <wp:inline distT="0" distB="0" distL="0" distR="0" wp14:anchorId="2C045A77" wp14:editId="4FF5428A">
+            <wp:extent cx="1609725" cy="2414588"/>
+            <wp:effectExtent l="0" t="0" r="0" b="5080"/>
+            <wp:docPr id="410931076" name="Imagen 29"/>
+            <wp:cNvGraphicFramePr>
+              <a:graphicFrameLocks xmlns:a="http://schemas.openxmlformats.org/drawingml/2006/main" noChangeAspect="1"/>
+            </wp:cNvGraphicFramePr>
+            <a:graphic xmlns:a="http://schemas.openxmlformats.org/drawingml/2006/main">
+              <a:graphicData uri="http://schemas.openxmlformats.org/drawingml/2006/picture">
+                <pic:pic xmlns:pic="http://schemas.openxmlformats.org/drawingml/2006/picture">
+                  <pic:nvPicPr>
+                    <pic:cNvPr id="0" name="Picture 93"/>
+                    <pic:cNvPicPr>
+                      <a:picLocks noChangeAspect="1" noChangeArrowheads="1"/>
+                    </pic:cNvPicPr>
+                  </pic:nvPicPr>
+                  <pic:blipFill>
+                    <a:blip r:embed="rId22" cstate="print">
+                      <a:extLst>
+                        <a:ext uri="{28A0092B-C50C-407E-A947-70E740481C1C}">
+                          <a14:useLocalDpi xmlns:a14="http://schemas.microsoft.com/office/drawing/2010/main" val="0"/>
+                        </a:ext>
+                      </a:extLst>
+                    </a:blip>
+                    <a:srcRect/>
+                    <a:stretch>
+                      <a:fillRect/>
+                    </a:stretch>
+                  </pic:blipFill>
+                  <pic:spPr bwMode="auto">
+                    <a:xfrm>
+                      <a:off x="0" y="0"/>
+                      <a:ext cx="1611117" cy="2416675"/>
+                    </a:xfrm>
+                    <a:prstGeom prst="rect">
+                      <a:avLst/>
+                    </a:prstGeom>
+                    <a:noFill/>
+                    <a:ln>
+                      <a:noFill/>
+                    </a:ln>
+                  </pic:spPr>
+                </pic:pic>
+              </a:graphicData>
+            </a:graphic>
+          </wp:inline>
+        </w:drawing>
+      </w:r>
+      <w:r>
+        <w:t xml:space="preserve"> </w:t>
+      </w:r>
+      <w:r>
+        <w:rPr>
+          <w:noProof/>
+        </w:rPr>
+        <w:drawing>
+          <wp:inline distT="0" distB="0" distL="0" distR="0" wp14:anchorId="39251EAE" wp14:editId="7FF75E9A">
+            <wp:extent cx="1504950" cy="2257425"/>
+            <wp:effectExtent l="0" t="0" r="0" b="9525"/>
+            <wp:docPr id="720394136" name="Imagen 33"/>
+            <wp:cNvGraphicFramePr>
+              <a:graphicFrameLocks xmlns:a="http://schemas.openxmlformats.org/drawingml/2006/main" noChangeAspect="1"/>
+            </wp:cNvGraphicFramePr>
+            <a:graphic xmlns:a="http://schemas.openxmlformats.org/drawingml/2006/main">
+              <a:graphicData uri="http://schemas.openxmlformats.org/drawingml/2006/picture">
+                <pic:pic xmlns:pic="http://schemas.openxmlformats.org/drawingml/2006/picture">
+                  <pic:nvPicPr>
+                    <pic:cNvPr id="0" name="Picture 107"/>
+                    <pic:cNvPicPr>
+                      <a:picLocks noChangeAspect="1" noChangeArrowheads="1"/>
+                    </pic:cNvPicPr>
+                  </pic:nvPicPr>
+                  <pic:blipFill>
+                    <a:blip r:embed="rId23" cstate="print">
+                      <a:extLst>
+                        <a:ext uri="{28A0092B-C50C-407E-A947-70E740481C1C}">
+                          <a14:useLocalDpi xmlns:a14="http://schemas.microsoft.com/office/drawing/2010/main" val="0"/>
+                        </a:ext>
+                      </a:extLst>
+                    </a:blip>
+                    <a:srcRect/>
+                    <a:stretch>
+                      <a:fillRect/>
+                    </a:stretch>
+                  </pic:blipFill>
+                  <pic:spPr bwMode="auto">
+                    <a:xfrm>
+                      <a:off x="0" y="0"/>
+                      <a:ext cx="1506765" cy="2260147"/>
+                    </a:xfrm>
+                    <a:prstGeom prst="rect">
+                      <a:avLst/>
+                    </a:prstGeom>
+                    <a:noFill/>
+                    <a:ln>
+                      <a:noFill/>
+                    </a:ln>
+                  </pic:spPr>
+                </pic:pic>
+              </a:graphicData>
+            </a:graphic>
+          </wp:inline>
+        </w:drawing>
+      </w:r>
+    </w:p>
+    <w:p>
+      <w:pPr>
+        <w:rPr>
+          <w:lang w:val="en-US"/>
+        </w:rPr>
+      </w:pPr>
+      <w:r>
+        <w:rPr>
+          <w:lang w:val="en-US"/>
+        </w:rPr>
+        <w:t>[</w:t>
+      </w:r>
+      <w:proofErr w:type="gramStart"/>
+      <w:r>
+        <w:rPr>
+          <w:lang w:val="en-US"/>
+        </w:rPr>
+        <w:t>img:image18.jpg</w:t>
+      </w:r>
+      <w:proofErr w:type="gramEnd"/>
+      <w:r>
+        <w:rPr>
+          <w:lang w:val="en-US"/>
+        </w:rPr>
+        <w:t>]</w:t>
+      </w:r>
+    </w:p>
+    <w:p>
+      <w:pPr>
+        <w:rPr>
+          <w:lang w:val="en-US"/>
+        </w:rPr>
+      </w:pPr>
+      <w:r>
+        <w:rPr>
+          <w:lang w:val="en-US"/>
+        </w:rPr>
+        <w:t>[</w:t>
+      </w:r>
+      <w:proofErr w:type="gramStart"/>
+      <w:r>
+        <w:rPr>
+          <w:lang w:val="en-US"/>
+        </w:rPr>
+        <w:t>img:image19.jpg</w:t>
+      </w:r>
+      <w:proofErr w:type="gramEnd"/>
+      <w:r>
+        <w:rPr>
+          <w:lang w:val="en-US"/>
+        </w:rPr>
+        <w:t>]</w:t>
+      </w:r>
+    </w:p>
+    <w:p>
+      <w:pPr>
+        <w:rPr>
+          <w:lang w:val="en-US"/>
+        </w:rPr>
+      </w:pPr>
+    </w:p>
+    <w:p>
+      <w:r>
+        <w:t xml:space="preserve">Y un día, celebraron </w:t>
+      </w:r>
+      <w:r>
+        <w:t>la navidad juntos.</w:t>
+      </w:r>
+    </w:p>
+    <w:p/>
+    <w:p>
+      <w:pPr>
+        <w:pStyle w:val="Prrafodelista"/>
+        <w:numPr>
+          <w:ilvl w:val="0"/>
+          <w:numId w:val="1"/>
+        </w:numPr>
+      </w:pPr>
+      <w:r>
+        <w:t xml:space="preserve">En el norte de </w:t>
       </w:r>
       <w:proofErr w:type="spellStart"/>
       <w:r>
@@ -2023,130 +3841,253 @@
       </w:r>
       <w:proofErr w:type="spellEnd"/>
       <w:r>
-        <w:t>. Allí pueden tener un futuro. No quiero que crezcan como yo, cazando lobos desde los diez años.</w:t>
-      </w:r>
-    </w:p>
-    <w:p/>
-    <w:p>
-      <w:r>
-        <w:t>Diego miró sus manos.</w:t>
-      </w:r>
-    </w:p>
-    <w:p>
-      <w:r>
-        <w:t>Estaban llenas de callos, heridas cerradas, piel endurecida.</w:t>
-      </w:r>
-    </w:p>
-    <w:p/>
-    <w:p>
-      <w:r>
-        <w:t>Signo de miles de entrenamientos.</w:t>
-      </w:r>
-    </w:p>
-    <w:p>
-      <w:r>
-        <w:t>Signo de responsabilidades que un niño no debería cargar.</w:t>
-      </w:r>
-    </w:p>
-    <w:p/>
-    <w:p>
-      <w:pPr>
-        <w:pStyle w:val="Prrafodelista"/>
-        <w:numPr>
-          <w:ilvl w:val="0"/>
-          <w:numId w:val="1"/>
-        </w:numPr>
-      </w:pPr>
-      <w:r>
-        <w:t>Lucia… yo también iré a esa universidad.</w:t>
-      </w:r>
-    </w:p>
-    <w:p/>
-    <w:p>
-      <w:r>
-        <w:t>Ella lo observó.</w:t>
-      </w:r>
-    </w:p>
-    <w:p>
-      <w:pPr>
-        <w:pStyle w:val="Prrafodelista"/>
-        <w:numPr>
-          <w:ilvl w:val="0"/>
-          <w:numId w:val="1"/>
-        </w:numPr>
-      </w:pPr>
-      <w:r>
-        <w:t>Sí recuerdo que me mencionaste, el destino es algo gracioso. Espero mis hermanos logren estudiar contigo. Pero aún sigo juntando dinero, cada inscripción a la universidad cuesta 5 monedas de oro de Asura mas una carta de recomendación de algún mago nivel avanzado o superior.</w:t>
-      </w:r>
-    </w:p>
-    <w:p/>
-    <w:p>
-      <w:pPr>
-        <w:pStyle w:val="Prrafodelista"/>
-        <w:numPr>
-          <w:ilvl w:val="0"/>
-          <w:numId w:val="1"/>
-        </w:numPr>
-      </w:pPr>
-      <w:r>
-        <w:t>Mi tío trabaja ahí. Si quieres, puedo pedirle que escriba una carta de recomendación para tus hermanos. Es un requisito de entrada, junto a las monedas de oro. Podría ayudarte.</w:t>
-      </w:r>
-    </w:p>
-    <w:p/>
-    <w:p>
-      <w:r>
-        <w:t>Lucia abrió los ojos.</w:t>
-      </w:r>
-    </w:p>
-    <w:p>
-      <w:r>
-        <w:t>Parecía querer decir algo, pero solo bajó la mirada.</w:t>
-      </w:r>
-    </w:p>
-    <w:p/>
-    <w:p>
-      <w:pPr>
-        <w:pStyle w:val="Prrafodelista"/>
-        <w:numPr>
-          <w:ilvl w:val="0"/>
-          <w:numId w:val="1"/>
-        </w:numPr>
-      </w:pPr>
-      <w:r>
-        <w:t>...Gracias.</w:t>
-      </w:r>
-      <w:r>
-        <w:t xml:space="preserve"> Pero bueno, ya sabes por qué trabajo día a día.</w:t>
-      </w:r>
-    </w:p>
-    <w:p/>
-    <w:p>
-      <w:r>
-        <w:t>Después de eso, comenzaron a pasar los días juntos.</w:t>
-      </w:r>
-    </w:p>
-    <w:p/>
-    <w:p>
+        <w:t xml:space="preserve"> no </w:t>
+      </w:r>
+      <w:r>
+        <w:t>solemos celebrar esta festividad -</w:t>
+      </w:r>
+      <w:r>
+        <w:t>dijo ella</w:t>
+      </w:r>
+      <w:r>
+        <w:t>-</w:t>
+      </w:r>
+      <w:r>
+        <w:t xml:space="preserve">. </w:t>
+      </w:r>
+      <w:r>
+        <w:t>Me parece raro, ¿de dónde se celebra esto?</w:t>
+      </w:r>
+    </w:p>
+    <w:p>
+      <w:pPr>
+        <w:pStyle w:val="Prrafodelista"/>
+        <w:numPr>
+          <w:ilvl w:val="0"/>
+          <w:numId w:val="1"/>
+        </w:numPr>
+      </w:pPr>
       <w:r>
         <w:lastRenderedPageBreak/>
-        <w:t>Misiones compartidas.</w:t>
+        <w:t xml:space="preserve">De un lugar muy lejano, -dijo Diego con cara de preocupación- pero en esta fecha se </w:t>
+      </w:r>
+      <w:proofErr w:type="gramStart"/>
+      <w:r>
+        <w:t>acostumbra</w:t>
+      </w:r>
+      <w:proofErr w:type="gramEnd"/>
+      <w:r>
+        <w:t xml:space="preserve"> dar regalos.</w:t>
+      </w:r>
+    </w:p>
+    <w:p>
+      <w:r>
+        <w:t>Diego le entregó una caja larga.</w:t>
+      </w:r>
+    </w:p>
+    <w:p/>
+    <w:p>
+      <w:pPr>
+        <w:pStyle w:val="Prrafodelista"/>
+        <w:numPr>
+          <w:ilvl w:val="0"/>
+          <w:numId w:val="1"/>
+        </w:numPr>
+      </w:pPr>
+      <w:r>
+        <w:t>Entonces, toma. Felicidades.</w:t>
+      </w:r>
+    </w:p>
+    <w:p/>
+    <w:p>
+      <w:r>
+        <w:t>Lucia la abrió.</w:t>
+      </w:r>
+    </w:p>
+    <w:p/>
+    <w:p>
+      <w:r>
+        <w:t>Dentro había una espada nueva.</w:t>
+      </w:r>
+    </w:p>
+    <w:p>
+      <w:r>
+        <w:t>Liviana.</w:t>
+      </w:r>
+    </w:p>
+    <w:p>
+      <w:r>
+        <w:t>Resistente.</w:t>
+      </w:r>
+    </w:p>
+    <w:p>
+      <w:r>
+        <w:t>Con un mango adaptado a su mano.</w:t>
+      </w:r>
+    </w:p>
+    <w:p/>
+    <w:p>
+      <w:r>
+        <w:t>Ella respiró hondo.</w:t>
+      </w:r>
+    </w:p>
+    <w:p/>
+    <w:p>
+      <w:pPr>
+        <w:pStyle w:val="Prrafodelista"/>
+        <w:numPr>
+          <w:ilvl w:val="0"/>
+          <w:numId w:val="1"/>
+        </w:numPr>
+      </w:pPr>
+      <w:r>
+        <w:t>Diego… ¿por qué…?</w:t>
+      </w:r>
+    </w:p>
+    <w:p/>
+    <w:p>
+      <w:pPr>
+        <w:pStyle w:val="Prrafodelista"/>
+        <w:numPr>
+          <w:ilvl w:val="0"/>
+          <w:numId w:val="1"/>
+        </w:numPr>
+      </w:pPr>
+      <w:r>
+        <w:t>Porque te lo mereces.</w:t>
+      </w:r>
+    </w:p>
+    <w:p>
+      <w:pPr>
+        <w:pStyle w:val="NormalWeb"/>
+        <w:ind w:left="360"/>
+      </w:pPr>
+      <w:r>
+        <w:rPr>
+          <w:noProof/>
+        </w:rPr>
+        <w:drawing>
+          <wp:inline distT="0" distB="0" distL="0" distR="0" wp14:anchorId="73F5188D" wp14:editId="4539D5D1">
+            <wp:extent cx="2209800" cy="3314700"/>
+            <wp:effectExtent l="0" t="0" r="0" b="0"/>
+            <wp:docPr id="596512558" name="Imagen 34"/>
+            <wp:cNvGraphicFramePr>
+              <a:graphicFrameLocks xmlns:a="http://schemas.openxmlformats.org/drawingml/2006/main" noChangeAspect="1"/>
+            </wp:cNvGraphicFramePr>
+            <a:graphic xmlns:a="http://schemas.openxmlformats.org/drawingml/2006/main">
+              <a:graphicData uri="http://schemas.openxmlformats.org/drawingml/2006/picture">
+                <pic:pic xmlns:pic="http://schemas.openxmlformats.org/drawingml/2006/picture">
+                  <pic:nvPicPr>
+                    <pic:cNvPr id="0" name="Picture 109"/>
+                    <pic:cNvPicPr>
+                      <a:picLocks noChangeAspect="1" noChangeArrowheads="1"/>
+                    </pic:cNvPicPr>
+                  </pic:nvPicPr>
+                  <pic:blipFill>
+                    <a:blip r:embed="rId24" cstate="print">
+                      <a:extLst>
+                        <a:ext uri="{28A0092B-C50C-407E-A947-70E740481C1C}">
+                          <a14:useLocalDpi xmlns:a14="http://schemas.microsoft.com/office/drawing/2010/main" val="0"/>
+                        </a:ext>
+                      </a:extLst>
+                    </a:blip>
+                    <a:srcRect/>
+                    <a:stretch>
+                      <a:fillRect/>
+                    </a:stretch>
+                  </pic:blipFill>
+                  <pic:spPr bwMode="auto">
+                    <a:xfrm>
+                      <a:off x="0" y="0"/>
+                      <a:ext cx="2210648" cy="3315972"/>
+                    </a:xfrm>
+                    <a:prstGeom prst="rect">
+                      <a:avLst/>
+                    </a:prstGeom>
+                    <a:noFill/>
+                    <a:ln>
+                      <a:noFill/>
+                    </a:ln>
+                  </pic:spPr>
+                </pic:pic>
+              </a:graphicData>
+            </a:graphic>
+          </wp:inline>
+        </w:drawing>
+      </w:r>
+    </w:p>
+    <w:p>
+      <w:pPr>
+        <w:pStyle w:val="NormalWeb"/>
+        <w:ind w:left="360"/>
+      </w:pPr>
+      <w:r>
+        <w:t>[</w:t>
+      </w:r>
+      <w:proofErr w:type="gramStart"/>
+      <w:r>
+        <w:t>img:image</w:t>
+      </w:r>
+      <w:r>
+        <w:t>20</w:t>
+      </w:r>
+      <w:r>
+        <w:t>.jpg</w:t>
+      </w:r>
+      <w:proofErr w:type="gramEnd"/>
+      <w:r>
+        <w:t>]</w:t>
+      </w:r>
+    </w:p>
+    <w:p/>
+    <w:p>
+      <w:r>
+        <w:t>Ella se volteó rápidamente para que él no viera su cara sonrojada.</w:t>
+      </w:r>
+    </w:p>
+    <w:p/>
+    <w:p>
+      <w:pPr>
+        <w:pStyle w:val="Prrafodelista"/>
+        <w:numPr>
+          <w:ilvl w:val="0"/>
+          <w:numId w:val="1"/>
+        </w:numPr>
+      </w:pPr>
+      <w:proofErr w:type="spellStart"/>
+      <w:r>
+        <w:t>Tsk</w:t>
+      </w:r>
+      <w:proofErr w:type="spellEnd"/>
+      <w:r>
+        <w:t xml:space="preserve">… </w:t>
+      </w:r>
+      <w:r>
+        <w:t>bobo</w:t>
+      </w:r>
+      <w:r>
+        <w:t>.</w:t>
+      </w:r>
+    </w:p>
+    <w:p/>
+    <w:p>
+      <w:r>
+        <w:t>El destino se quiebra</w:t>
+      </w:r>
+      <w:r>
+        <w:t xml:space="preserve">. </w:t>
+      </w:r>
+      <w:r>
+        <w:t>Salieron a probar la espada.</w:t>
       </w:r>
       <w:r>
         <w:t xml:space="preserve"> </w:t>
       </w:r>
       <w:r>
-        <w:t>Comidas compartidas.</w:t>
-      </w:r>
-      <w:r>
-        <w:t xml:space="preserve"> Reconocer nuevos </w:t>
-      </w:r>
-      <w:proofErr w:type="spellStart"/>
-      <w:r>
-        <w:t>dungeons</w:t>
-      </w:r>
-      <w:proofErr w:type="spellEnd"/>
-      <w:r>
-        <w:t xml:space="preserve"> juntos</w:t>
+        <w:t>La nieve caía suavemente</w:t>
+      </w:r>
+      <w:r>
+        <w:t xml:space="preserve"> como cualquier otro día</w:t>
       </w:r>
       <w:r>
         <w:t>.</w:t>
@@ -2154,532 +4095,664 @@
     </w:p>
     <w:p/>
     <w:p>
-      <w:r>
-        <w:t>Se contaban historias.</w:t>
-      </w:r>
+      <w:pPr>
+        <w:pStyle w:val="Prrafodelista"/>
+        <w:numPr>
+          <w:ilvl w:val="0"/>
+          <w:numId w:val="1"/>
+        </w:numPr>
+      </w:pPr>
+      <w:r>
+        <w:t xml:space="preserve">Creo que la hoja es perfecta </w:t>
+      </w:r>
+      <w:r>
+        <w:t>-</w:t>
+      </w:r>
+      <w:r>
+        <w:t>dijo Lucia</w:t>
+      </w:r>
+      <w:r>
+        <w:t xml:space="preserve">- quieres ver </w:t>
+      </w:r>
+      <w:proofErr w:type="spellStart"/>
+      <w:r>
+        <w:t>que</w:t>
+      </w:r>
+      <w:proofErr w:type="spellEnd"/>
+      <w:r>
+        <w:t xml:space="preserve"> puedo hacer con mi espada</w:t>
+      </w:r>
+      <w:r>
+        <w:t>.</w:t>
+      </w:r>
+    </w:p>
+    <w:p>
+      <w:r>
+        <w:t>Tras decir eso Diego comenzó a reírse de manera tonta.</w:t>
+      </w:r>
+    </w:p>
+    <w:p/>
+    <w:p>
+      <w:pPr>
+        <w:pStyle w:val="Prrafodelista"/>
+        <w:numPr>
+          <w:ilvl w:val="0"/>
+          <w:numId w:val="1"/>
+        </w:numPr>
+      </w:pPr>
+      <w:r>
+        <w:t xml:space="preserve">¿Otra vez pensando </w:t>
+      </w:r>
+      <w:proofErr w:type="spellStart"/>
+      <w:r>
+        <w:t>webadas</w:t>
+      </w:r>
+      <w:proofErr w:type="spellEnd"/>
+      <w:r>
+        <w:t>? -dijo Lucia con cara de reproche.</w:t>
+      </w:r>
+    </w:p>
+    <w:p>
+      <w:r>
+        <w:t>La nieve caía.</w:t>
+      </w:r>
+    </w:p>
+    <w:p>
+      <w:pPr>
+        <w:pStyle w:val="Prrafodelista"/>
+        <w:numPr>
+          <w:ilvl w:val="0"/>
+          <w:numId w:val="1"/>
+        </w:numPr>
+      </w:pPr>
+      <w:r>
+        <w:t xml:space="preserve"> Está bien bal</w:t>
+      </w:r>
+      <w:r>
+        <w:t xml:space="preserve">ancea la espada, -dijo Diego- prueba que tanto te adaptas, estoy seguro </w:t>
+      </w:r>
+      <w:proofErr w:type="gramStart"/>
+      <w:r>
+        <w:t>que</w:t>
+      </w:r>
+      <w:proofErr w:type="gramEnd"/>
+      <w:r>
+        <w:t xml:space="preserve"> con esto en un futuro podrías desafiar al mismo </w:t>
+      </w:r>
+      <w:proofErr w:type="spellStart"/>
+      <w:r>
+        <w:t>G</w:t>
+      </w:r>
+      <w:r>
+        <w:t>ul</w:t>
+      </w:r>
+      <w:r>
+        <w:t>l</w:t>
+      </w:r>
+      <w:proofErr w:type="spellEnd"/>
       <w:r>
         <w:t xml:space="preserve"> </w:t>
       </w:r>
-      <w:r>
-        <w:t>Se empujaban el uno al otro en las peleas.</w:t>
-      </w:r>
+      <w:proofErr w:type="spellStart"/>
+      <w:r>
+        <w:t>Farion</w:t>
+      </w:r>
+      <w:proofErr w:type="spellEnd"/>
+      <w:r>
+        <w:t>, el dios de la espada.</w:t>
+      </w:r>
+    </w:p>
+    <w:p>
+      <w:r>
+        <w:t>La nieve seguía cayendo.</w:t>
+      </w:r>
+    </w:p>
+    <w:p>
+      <w:r>
+        <w:rPr>
+          <w:i/>
+          <w:iCs/>
+        </w:rPr>
+        <w:t>Que raro algo no está bien, por qué se siente como si algo no estuviera bien en el cielo el día de hoy.</w:t>
+      </w:r>
+      <w:r>
+        <w:t xml:space="preserve"> -pensó Diego.</w:t>
+      </w:r>
+    </w:p>
+    <w:p>
+      <w:r>
+        <w:rPr>
+          <w:noProof/>
+        </w:rPr>
+        <w:drawing>
+          <wp:inline distT="0" distB="0" distL="0" distR="0" wp14:anchorId="211CF600" wp14:editId="1DA00FB5">
+            <wp:extent cx="1714500" cy="2571750"/>
+            <wp:effectExtent l="0" t="0" r="0" b="0"/>
+            <wp:docPr id="1690755921" name="Imagen 36"/>
+            <wp:cNvGraphicFramePr>
+              <a:graphicFrameLocks xmlns:a="http://schemas.openxmlformats.org/drawingml/2006/main" noChangeAspect="1"/>
+            </wp:cNvGraphicFramePr>
+            <a:graphic xmlns:a="http://schemas.openxmlformats.org/drawingml/2006/main">
+              <a:graphicData uri="http://schemas.openxmlformats.org/drawingml/2006/picture">
+                <pic:pic xmlns:pic="http://schemas.openxmlformats.org/drawingml/2006/picture">
+                  <pic:nvPicPr>
+                    <pic:cNvPr id="0" name="Picture 116"/>
+                    <pic:cNvPicPr>
+                      <a:picLocks noChangeAspect="1" noChangeArrowheads="1"/>
+                    </pic:cNvPicPr>
+                  </pic:nvPicPr>
+                  <pic:blipFill>
+                    <a:blip r:embed="rId25" cstate="print">
+                      <a:extLst>
+                        <a:ext uri="{28A0092B-C50C-407E-A947-70E740481C1C}">
+                          <a14:useLocalDpi xmlns:a14="http://schemas.microsoft.com/office/drawing/2010/main" val="0"/>
+                        </a:ext>
+                      </a:extLst>
+                    </a:blip>
+                    <a:srcRect/>
+                    <a:stretch>
+                      <a:fillRect/>
+                    </a:stretch>
+                  </pic:blipFill>
+                  <pic:spPr bwMode="auto">
+                    <a:xfrm>
+                      <a:off x="0" y="0"/>
+                      <a:ext cx="1714991" cy="2572487"/>
+                    </a:xfrm>
+                    <a:prstGeom prst="rect">
+                      <a:avLst/>
+                    </a:prstGeom>
+                    <a:noFill/>
+                    <a:ln>
+                      <a:noFill/>
+                    </a:ln>
+                  </pic:spPr>
+                </pic:pic>
+              </a:graphicData>
+            </a:graphic>
+          </wp:inline>
+        </w:drawing>
+      </w:r>
+    </w:p>
+    <w:p>
+      <w:r>
+        <w:t>[</w:t>
+      </w:r>
+      <w:proofErr w:type="gramStart"/>
+      <w:r>
+        <w:t>img:image</w:t>
+      </w:r>
+      <w:r>
+        <w:t>21</w:t>
+      </w:r>
+      <w:r>
+        <w:t>.jpg</w:t>
+      </w:r>
+      <w:proofErr w:type="gramEnd"/>
+      <w:r>
+        <w:t>]</w:t>
+      </w:r>
+    </w:p>
+    <w:p/>
+    <w:p>
+      <w:pPr>
+        <w:pStyle w:val="Prrafodelista"/>
+        <w:numPr>
+          <w:ilvl w:val="0"/>
+          <w:numId w:val="1"/>
+        </w:numPr>
+      </w:pPr>
+      <w:r>
+        <w:t>¿</w:t>
+      </w:r>
+      <w:proofErr w:type="spellStart"/>
+      <w:r>
+        <w:t>G</w:t>
+      </w:r>
+      <w:r>
+        <w:t>ul</w:t>
+      </w:r>
+      <w:r>
+        <w:t>l</w:t>
+      </w:r>
+      <w:proofErr w:type="spellEnd"/>
       <w:r>
         <w:t xml:space="preserve"> </w:t>
       </w:r>
-      <w:r>
-        <w:t>Se reían.</w:t>
+      <w:proofErr w:type="spellStart"/>
+      <w:r>
+        <w:t>Farion</w:t>
+      </w:r>
+      <w:proofErr w:type="spellEnd"/>
+      <w:r>
+        <w:t xml:space="preserve">? ¿Realmente piensas que aún sigue vivo? Me gustaría encontrarme con el algún día, igual que con </w:t>
+      </w:r>
+      <w:proofErr w:type="spellStart"/>
+      <w:r>
+        <w:t>Ruijerd</w:t>
+      </w:r>
+      <w:proofErr w:type="spellEnd"/>
+      <w:r>
+        <w:t xml:space="preserve"> que nos salvó.</w:t>
+      </w:r>
+    </w:p>
+    <w:p>
+      <w:r>
+        <w:lastRenderedPageBreak/>
+        <w:t>Pero ya no se sentía como cualquier otro día.</w:t>
+      </w:r>
+    </w:p>
+    <w:p>
+      <w:pPr>
+        <w:pStyle w:val="Prrafodelista"/>
+        <w:numPr>
+          <w:ilvl w:val="0"/>
+          <w:numId w:val="1"/>
+        </w:numPr>
+      </w:pPr>
+      <w:r>
+        <w:t xml:space="preserve">Bueno muéstrame tu </w:t>
+      </w:r>
+      <w:proofErr w:type="spellStart"/>
+      <w:r>
+        <w:t>mej</w:t>
+      </w:r>
+      <w:proofErr w:type="spellEnd"/>
+      <w:r>
+        <w:t xml:space="preserve"> -.</w:t>
+      </w:r>
+    </w:p>
+    <w:p>
+      <w:pPr>
+        <w:pStyle w:val="NormalWeb"/>
+      </w:pPr>
+      <w:r>
+        <w:rPr>
+          <w:noProof/>
+        </w:rPr>
+        <w:drawing>
+          <wp:inline distT="0" distB="0" distL="0" distR="0" wp14:anchorId="4E96194E" wp14:editId="0BFA551E">
+            <wp:extent cx="1885950" cy="1885950"/>
+            <wp:effectExtent l="0" t="0" r="0" b="0"/>
+            <wp:docPr id="211036736" name="Imagen 37"/>
+            <wp:cNvGraphicFramePr>
+              <a:graphicFrameLocks xmlns:a="http://schemas.openxmlformats.org/drawingml/2006/main" noChangeAspect="1"/>
+            </wp:cNvGraphicFramePr>
+            <a:graphic xmlns:a="http://schemas.openxmlformats.org/drawingml/2006/main">
+              <a:graphicData uri="http://schemas.openxmlformats.org/drawingml/2006/picture">
+                <pic:pic xmlns:pic="http://schemas.openxmlformats.org/drawingml/2006/picture">
+                  <pic:nvPicPr>
+                    <pic:cNvPr id="0" name="Picture 118"/>
+                    <pic:cNvPicPr>
+                      <a:picLocks noChangeAspect="1" noChangeArrowheads="1"/>
+                    </pic:cNvPicPr>
+                  </pic:nvPicPr>
+                  <pic:blipFill>
+                    <a:blip r:embed="rId26" cstate="print">
+                      <a:extLst>
+                        <a:ext uri="{28A0092B-C50C-407E-A947-70E740481C1C}">
+                          <a14:useLocalDpi xmlns:a14="http://schemas.microsoft.com/office/drawing/2010/main" val="0"/>
+                        </a:ext>
+                      </a:extLst>
+                    </a:blip>
+                    <a:srcRect/>
+                    <a:stretch>
+                      <a:fillRect/>
+                    </a:stretch>
+                  </pic:blipFill>
+                  <pic:spPr bwMode="auto">
+                    <a:xfrm>
+                      <a:off x="0" y="0"/>
+                      <a:ext cx="1885950" cy="1885950"/>
+                    </a:xfrm>
+                    <a:prstGeom prst="rect">
+                      <a:avLst/>
+                    </a:prstGeom>
+                    <a:noFill/>
+                    <a:ln>
+                      <a:noFill/>
+                    </a:ln>
+                  </pic:spPr>
+                </pic:pic>
+              </a:graphicData>
+            </a:graphic>
+          </wp:inline>
+        </w:drawing>
+      </w:r>
+    </w:p>
+    <w:p>
+      <w:pPr>
+        <w:pStyle w:val="NormalWeb"/>
+      </w:pPr>
+      <w:r>
+        <w:t>[</w:t>
+      </w:r>
+      <w:proofErr w:type="gramStart"/>
+      <w:r>
+        <w:t>img:image</w:t>
+      </w:r>
+      <w:r>
+        <w:t>22</w:t>
+      </w:r>
+      <w:r>
+        <w:t>.jpg</w:t>
+      </w:r>
+      <w:proofErr w:type="gramEnd"/>
+      <w:r>
+        <w:t>]</w:t>
+      </w:r>
+    </w:p>
+    <w:p/>
+    <w:p>
+      <w:r>
+        <w:t>Antes de que Diego pueda completar su frase, e</w:t>
+      </w:r>
+      <w:r>
+        <w:t>l cielo se iluminó.</w:t>
       </w:r>
       <w:r>
         <w:t xml:space="preserve"> </w:t>
       </w:r>
       <w:r>
-        <w:t>A veces discutían.</w:t>
+        <w:t>Un rayo azul descendió</w:t>
+      </w:r>
+      <w:r>
+        <w:t xml:space="preserve"> y l</w:t>
+      </w:r>
+      <w:r>
+        <w:t>a nieve se levantó con violencia.</w:t>
+      </w:r>
+    </w:p>
+    <w:p/>
+    <w:p>
+      <w:r>
+        <w:t>Diego abrió los ojos con terror.</w:t>
+      </w:r>
+    </w:p>
+    <w:p/>
+    <w:p>
+      <w:pPr>
+        <w:pStyle w:val="Prrafodelista"/>
+        <w:numPr>
+          <w:ilvl w:val="0"/>
+          <w:numId w:val="1"/>
+        </w:numPr>
+      </w:pPr>
+      <w:r>
+        <w:t>¡Lucia, no… no puede ser…!</w:t>
+      </w:r>
+    </w:p>
+    <w:p/>
+    <w:p>
+      <w:r>
+        <w:t>El aire vibró.</w:t>
+      </w:r>
+    </w:p>
+    <w:p>
+      <w:r>
+        <w:t>El suelo tembló.</w:t>
+      </w:r>
+    </w:p>
+    <w:p>
+      <w:r>
+        <w:t>Un sonido como si el mundo estuviera desgarrándose resonó entre las montañas.</w:t>
+      </w:r>
+    </w:p>
+    <w:p/>
+    <w:p>
+      <w:r>
+        <w:t xml:space="preserve">Era el mismo fenómeno que había destruido </w:t>
+      </w:r>
+      <w:proofErr w:type="spellStart"/>
+      <w:r>
+        <w:t>Fitoa</w:t>
+      </w:r>
+      <w:proofErr w:type="spellEnd"/>
+      <w:r>
+        <w:t xml:space="preserve"> años atrás.</w:t>
+      </w:r>
+    </w:p>
+    <w:p/>
+    <w:p>
+      <w:r>
+        <w:t>La Catástrofe de Teletransportación.</w:t>
+      </w:r>
+    </w:p>
+    <w:p/>
+    <w:p>
+      <w:pPr>
+        <w:pStyle w:val="Prrafodelista"/>
+        <w:numPr>
+          <w:ilvl w:val="0"/>
+          <w:numId w:val="1"/>
+        </w:numPr>
+      </w:pPr>
+      <w:r>
+        <w:t>¡DIEGO! —gritó Lucia corriendo hacia él.</w:t>
+      </w:r>
+    </w:p>
+    <w:p>
+      <w:pPr>
+        <w:pStyle w:val="NormalWeb"/>
+        <w:ind w:left="360"/>
+      </w:pPr>
+      <w:r>
+        <w:rPr>
+          <w:noProof/>
+        </w:rPr>
+        <w:lastRenderedPageBreak/>
+        <w:drawing>
+          <wp:inline distT="0" distB="0" distL="0" distR="0" wp14:anchorId="2217F81D" wp14:editId="1C8C1622">
+            <wp:extent cx="1905000" cy="2857500"/>
+            <wp:effectExtent l="0" t="0" r="0" b="0"/>
+            <wp:docPr id="162278103" name="Imagen 38"/>
+            <wp:cNvGraphicFramePr>
+              <a:graphicFrameLocks xmlns:a="http://schemas.openxmlformats.org/drawingml/2006/main" noChangeAspect="1"/>
+            </wp:cNvGraphicFramePr>
+            <a:graphic xmlns:a="http://schemas.openxmlformats.org/drawingml/2006/main">
+              <a:graphicData uri="http://schemas.openxmlformats.org/drawingml/2006/picture">
+                <pic:pic xmlns:pic="http://schemas.openxmlformats.org/drawingml/2006/picture">
+                  <pic:nvPicPr>
+                    <pic:cNvPr id="0" name="Picture 120"/>
+                    <pic:cNvPicPr>
+                      <a:picLocks noChangeAspect="1" noChangeArrowheads="1"/>
+                    </pic:cNvPicPr>
+                  </pic:nvPicPr>
+                  <pic:blipFill>
+                    <a:blip r:embed="rId27" cstate="print">
+                      <a:extLst>
+                        <a:ext uri="{28A0092B-C50C-407E-A947-70E740481C1C}">
+                          <a14:useLocalDpi xmlns:a14="http://schemas.microsoft.com/office/drawing/2010/main" val="0"/>
+                        </a:ext>
+                      </a:extLst>
+                    </a:blip>
+                    <a:srcRect/>
+                    <a:stretch>
+                      <a:fillRect/>
+                    </a:stretch>
+                  </pic:blipFill>
+                  <pic:spPr bwMode="auto">
+                    <a:xfrm>
+                      <a:off x="0" y="0"/>
+                      <a:ext cx="1905000" cy="2857500"/>
+                    </a:xfrm>
+                    <a:prstGeom prst="rect">
+                      <a:avLst/>
+                    </a:prstGeom>
+                    <a:noFill/>
+                    <a:ln>
+                      <a:noFill/>
+                    </a:ln>
+                  </pic:spPr>
+                </pic:pic>
+              </a:graphicData>
+            </a:graphic>
+          </wp:inline>
+        </w:drawing>
+      </w:r>
+    </w:p>
+    <w:p>
+      <w:pPr>
+        <w:pStyle w:val="NormalWeb"/>
+        <w:ind w:left="360"/>
+      </w:pPr>
+      <w:r>
+        <w:t>[</w:t>
+      </w:r>
+      <w:proofErr w:type="gramStart"/>
+      <w:r>
+        <w:t>img:image</w:t>
+      </w:r>
+      <w:r>
+        <w:t>23</w:t>
+      </w:r>
+      <w:r>
+        <w:t>.jpg</w:t>
+      </w:r>
+      <w:proofErr w:type="gramEnd"/>
+      <w:r>
+        <w:t>]</w:t>
+      </w:r>
+    </w:p>
+    <w:p/>
+    <w:p>
+      <w:pPr>
+        <w:pStyle w:val="Prrafodelista"/>
+        <w:numPr>
+          <w:ilvl w:val="0"/>
+          <w:numId w:val="1"/>
+        </w:numPr>
+      </w:pPr>
+      <w:r>
+        <w:t>¡LUCIA! ¡TÓMAME DE LA MANO!</w:t>
+      </w:r>
+    </w:p>
+    <w:p>
+      <w:pPr>
+        <w:pStyle w:val="NormalWeb"/>
+        <w:ind w:left="360"/>
+      </w:pPr>
+      <w:r>
+        <w:rPr>
+          <w:noProof/>
+        </w:rPr>
+        <w:drawing>
+          <wp:inline distT="0" distB="0" distL="0" distR="0" wp14:anchorId="105B3720" wp14:editId="46DE73CA">
+            <wp:extent cx="1807586" cy="2324100"/>
+            <wp:effectExtent l="0" t="0" r="2540" b="0"/>
+            <wp:docPr id="924245003" name="Imagen 39"/>
+            <wp:cNvGraphicFramePr>
+              <a:graphicFrameLocks xmlns:a="http://schemas.openxmlformats.org/drawingml/2006/main" noChangeAspect="1"/>
+            </wp:cNvGraphicFramePr>
+            <a:graphic xmlns:a="http://schemas.openxmlformats.org/drawingml/2006/main">
+              <a:graphicData uri="http://schemas.openxmlformats.org/drawingml/2006/picture">
+                <pic:pic xmlns:pic="http://schemas.openxmlformats.org/drawingml/2006/picture">
+                  <pic:nvPicPr>
+                    <pic:cNvPr id="0" name="Picture 122"/>
+                    <pic:cNvPicPr>
+                      <a:picLocks noChangeAspect="1" noChangeArrowheads="1"/>
+                    </pic:cNvPicPr>
+                  </pic:nvPicPr>
+                  <pic:blipFill>
+                    <a:blip r:embed="rId28" cstate="print">
+                      <a:extLst>
+                        <a:ext uri="{28A0092B-C50C-407E-A947-70E740481C1C}">
+                          <a14:useLocalDpi xmlns:a14="http://schemas.microsoft.com/office/drawing/2010/main" val="0"/>
+                        </a:ext>
+                      </a:extLst>
+                    </a:blip>
+                    <a:srcRect/>
+                    <a:stretch>
+                      <a:fillRect/>
+                    </a:stretch>
+                  </pic:blipFill>
+                  <pic:spPr bwMode="auto">
+                    <a:xfrm>
+                      <a:off x="0" y="0"/>
+                      <a:ext cx="1810621" cy="2328002"/>
+                    </a:xfrm>
+                    <a:prstGeom prst="rect">
+                      <a:avLst/>
+                    </a:prstGeom>
+                    <a:noFill/>
+                    <a:ln>
+                      <a:noFill/>
+                    </a:ln>
+                  </pic:spPr>
+                </pic:pic>
+              </a:graphicData>
+            </a:graphic>
+          </wp:inline>
+        </w:drawing>
+      </w:r>
+    </w:p>
+    <w:p>
+      <w:r>
+        <w:t>[</w:t>
+      </w:r>
+      <w:proofErr w:type="gramStart"/>
+      <w:r>
+        <w:t>img:image</w:t>
+      </w:r>
+      <w:r>
+        <w:t>24</w:t>
+      </w:r>
+      <w:r>
+        <w:t>.jpg</w:t>
+      </w:r>
+      <w:proofErr w:type="gramEnd"/>
+      <w:r>
+        <w:t>]</w:t>
+      </w:r>
+    </w:p>
+    <w:p/>
+    <w:p>
+      <w:r>
+        <w:t>Las luces los envolvieron.</w:t>
       </w:r>
       <w:r>
         <w:t xml:space="preserve"> </w:t>
       </w:r>
       <w:r>
-        <w:t>A veces caminaban en silencio.</w:t>
-      </w:r>
-    </w:p>
-    <w:p/>
-    <w:p>
-      <w:r>
-        <w:t xml:space="preserve">Y un día, celebraron </w:t>
-      </w:r>
-      <w:r>
-        <w:t>la navidad juntos.</w:t>
-      </w:r>
-    </w:p>
-    <w:p/>
-    <w:p>
-      <w:pPr>
-        <w:pStyle w:val="Prrafodelista"/>
-        <w:numPr>
-          <w:ilvl w:val="0"/>
-          <w:numId w:val="1"/>
-        </w:numPr>
-      </w:pPr>
-      <w:r>
-        <w:t xml:space="preserve">En el norte de </w:t>
-      </w:r>
-      <w:proofErr w:type="spellStart"/>
-      <w:r>
-        <w:t>Ranoa</w:t>
-      </w:r>
-      <w:proofErr w:type="spellEnd"/>
-      <w:r>
-        <w:t xml:space="preserve"> no </w:t>
-      </w:r>
-      <w:r>
-        <w:t>solemos celebrar esta festividad -</w:t>
-      </w:r>
-      <w:r>
-        <w:t>dijo ella</w:t>
-      </w:r>
-      <w:r>
-        <w:t>-</w:t>
-      </w:r>
-      <w:r>
-        <w:t xml:space="preserve">. </w:t>
-      </w:r>
-      <w:r>
-        <w:t>Me parece raro, ¿de dónde se celebra esto?</w:t>
-      </w:r>
-    </w:p>
-    <w:p>
-      <w:pPr>
-        <w:pStyle w:val="Prrafodelista"/>
-        <w:numPr>
-          <w:ilvl w:val="0"/>
-          <w:numId w:val="1"/>
-        </w:numPr>
-      </w:pPr>
-      <w:r>
-        <w:t xml:space="preserve">De un lugar muy lejano, -dijo Diego con cara de preocupación- pero en esta fecha se </w:t>
-      </w:r>
-      <w:proofErr w:type="gramStart"/>
-      <w:r>
-        <w:t>acostumbra</w:t>
-      </w:r>
-      <w:proofErr w:type="gramEnd"/>
-      <w:r>
-        <w:t xml:space="preserve"> dar regalos.</w:t>
-      </w:r>
-    </w:p>
-    <w:p>
-      <w:r>
-        <w:t>Diego le entregó una caja larga.</w:t>
-      </w:r>
-    </w:p>
-    <w:p/>
-    <w:p>
-      <w:pPr>
-        <w:pStyle w:val="Prrafodelista"/>
-        <w:numPr>
-          <w:ilvl w:val="0"/>
-          <w:numId w:val="1"/>
-        </w:numPr>
-      </w:pPr>
-      <w:r>
-        <w:t>Entonces, toma. Felicidades.</w:t>
-      </w:r>
-    </w:p>
-    <w:p/>
-    <w:p>
-      <w:r>
-        <w:t>Lucia la abrió.</w:t>
-      </w:r>
-    </w:p>
-    <w:p/>
-    <w:p>
-      <w:r>
-        <w:t>Dentro había una espada nueva.</w:t>
-      </w:r>
-    </w:p>
-    <w:p>
-      <w:r>
-        <w:t>Liviana.</w:t>
-      </w:r>
-    </w:p>
-    <w:p>
-      <w:r>
-        <w:t>Resistente.</w:t>
-      </w:r>
-    </w:p>
-    <w:p>
-      <w:r>
-        <w:t>Con un mango adaptado a su mano.</w:t>
-      </w:r>
-    </w:p>
-    <w:p/>
-    <w:p>
-      <w:r>
-        <w:t>Ella respiró hondo.</w:t>
-      </w:r>
-    </w:p>
-    <w:p/>
-    <w:p>
-      <w:pPr>
-        <w:pStyle w:val="Prrafodelista"/>
-        <w:numPr>
-          <w:ilvl w:val="0"/>
-          <w:numId w:val="1"/>
-        </w:numPr>
-      </w:pPr>
-      <w:r>
-        <w:t>Diego… ¿por qué…?</w:t>
-      </w:r>
-    </w:p>
-    <w:p/>
-    <w:p>
-      <w:pPr>
-        <w:pStyle w:val="Prrafodelista"/>
-        <w:numPr>
-          <w:ilvl w:val="0"/>
-          <w:numId w:val="1"/>
-        </w:numPr>
-      </w:pPr>
-      <w:r>
-        <w:t>Porque te lo mereces.</w:t>
-      </w:r>
-    </w:p>
-    <w:p/>
-    <w:p>
-      <w:r>
-        <w:t>Ella se volteó rápidamente para que él no viera su cara sonrojada.</w:t>
-      </w:r>
-    </w:p>
-    <w:p/>
-    <w:p>
-      <w:pPr>
-        <w:pStyle w:val="Prrafodelista"/>
-        <w:numPr>
-          <w:ilvl w:val="0"/>
-          <w:numId w:val="1"/>
-        </w:numPr>
-      </w:pPr>
-      <w:proofErr w:type="spellStart"/>
-      <w:r>
-        <w:t>Tsk</w:t>
-      </w:r>
-      <w:proofErr w:type="spellEnd"/>
-      <w:r>
-        <w:t xml:space="preserve">… </w:t>
-      </w:r>
-      <w:r>
-        <w:t>bobo</w:t>
-      </w:r>
-      <w:r>
-        <w:t>.</w:t>
+        <w:t>No lograron alcanzarse.</w:t>
+      </w:r>
+    </w:p>
+    <w:p/>
+    <w:p>
+      <w:pPr>
+        <w:pStyle w:val="Prrafodelista"/>
+        <w:numPr>
+          <w:ilvl w:val="0"/>
+          <w:numId w:val="1"/>
+        </w:numPr>
+      </w:pPr>
+      <w:r>
+        <w:t>¡Diego! ¡Te encontraré! ¡Te juro que te encontraré de nuevo!</w:t>
+      </w:r>
+    </w:p>
+    <w:p/>
+    <w:p>
+      <w:pPr>
+        <w:pStyle w:val="Prrafodelista"/>
+        <w:numPr>
+          <w:ilvl w:val="0"/>
+          <w:numId w:val="1"/>
+        </w:numPr>
+      </w:pPr>
+      <w:r>
+        <w:t xml:space="preserve">¡Nos veremos en </w:t>
+      </w:r>
+      <w:r>
+        <w:t>el gremio de aventureros</w:t>
+      </w:r>
+      <w:r>
+        <w:t>! ¡Te lo prometo!</w:t>
       </w:r>
     </w:p>
     <w:p/>
     <w:p>
       <w:r>
         <w:lastRenderedPageBreak/>
-        <w:t>El destino se quiebra</w:t>
-      </w:r>
-      <w:r>
-        <w:t xml:space="preserve">. </w:t>
-      </w:r>
-      <w:r>
-        <w:t>Salieron a probar la espada.</w:t>
-      </w:r>
-      <w:r>
-        <w:t xml:space="preserve"> </w:t>
-      </w:r>
-      <w:r>
-        <w:t>La nieve caía suavemente</w:t>
-      </w:r>
-      <w:r>
-        <w:t xml:space="preserve"> como cualquier otro día</w:t>
-      </w:r>
-      <w:r>
-        <w:t>.</w:t>
-      </w:r>
-    </w:p>
-    <w:p/>
-    <w:p>
-      <w:pPr>
-        <w:pStyle w:val="Prrafodelista"/>
-        <w:numPr>
-          <w:ilvl w:val="0"/>
-          <w:numId w:val="1"/>
-        </w:numPr>
-      </w:pPr>
-      <w:r>
-        <w:t xml:space="preserve">Creo que la hoja es perfecta </w:t>
-      </w:r>
-      <w:r>
-        <w:t>-</w:t>
-      </w:r>
-      <w:r>
-        <w:t>dijo Lucia</w:t>
-      </w:r>
-      <w:r>
-        <w:t xml:space="preserve">- quieres ver </w:t>
-      </w:r>
-      <w:proofErr w:type="spellStart"/>
-      <w:r>
-        <w:t>que</w:t>
-      </w:r>
-      <w:proofErr w:type="spellEnd"/>
-      <w:r>
-        <w:t xml:space="preserve"> puedo hacer con mi espada</w:t>
-      </w:r>
-      <w:r>
-        <w:t>.</w:t>
-      </w:r>
-    </w:p>
-    <w:p>
-      <w:r>
-        <w:t>Tras decir eso Diego comenzó a reírse de manera tonta.</w:t>
-      </w:r>
-    </w:p>
-    <w:p/>
-    <w:p>
-      <w:pPr>
-        <w:pStyle w:val="Prrafodelista"/>
-        <w:numPr>
-          <w:ilvl w:val="0"/>
-          <w:numId w:val="1"/>
-        </w:numPr>
-      </w:pPr>
-      <w:r>
-        <w:t xml:space="preserve">¿Otra vez pensando </w:t>
-      </w:r>
-      <w:proofErr w:type="spellStart"/>
-      <w:r>
-        <w:t>webadas</w:t>
-      </w:r>
-      <w:proofErr w:type="spellEnd"/>
-      <w:r>
-        <w:t>? -dijo Lucia con cara de reproche.</w:t>
-      </w:r>
-    </w:p>
-    <w:p>
-      <w:r>
-        <w:t>La nieve caía.</w:t>
-      </w:r>
-    </w:p>
-    <w:p>
-      <w:pPr>
-        <w:pStyle w:val="Prrafodelista"/>
-        <w:numPr>
-          <w:ilvl w:val="0"/>
-          <w:numId w:val="1"/>
-        </w:numPr>
-      </w:pPr>
-      <w:r>
-        <w:t xml:space="preserve"> Está bien bal</w:t>
-      </w:r>
-      <w:r>
-        <w:t xml:space="preserve">ancea la espada, -dijo Diego- prueba que tanto te adaptas, estoy seguro </w:t>
-      </w:r>
-      <w:proofErr w:type="gramStart"/>
-      <w:r>
-        <w:t>que</w:t>
-      </w:r>
-      <w:proofErr w:type="gramEnd"/>
-      <w:r>
-        <w:t xml:space="preserve"> con esto en un futuro podrías desafiar al mismo Gal </w:t>
-      </w:r>
-      <w:proofErr w:type="spellStart"/>
-      <w:r>
-        <w:t>Farion</w:t>
-      </w:r>
-      <w:proofErr w:type="spellEnd"/>
-      <w:r>
-        <w:t>, el dios de la espada.</w:t>
-      </w:r>
-    </w:p>
-    <w:p>
-      <w:r>
-        <w:t>La nieve seguía cayendo.</w:t>
-      </w:r>
-    </w:p>
-    <w:p>
-      <w:pPr>
-        <w:pStyle w:val="Prrafodelista"/>
-        <w:numPr>
-          <w:ilvl w:val="0"/>
-          <w:numId w:val="1"/>
-        </w:numPr>
-      </w:pPr>
-      <w:r>
-        <w:t xml:space="preserve">¿Gal </w:t>
-      </w:r>
-      <w:proofErr w:type="spellStart"/>
-      <w:r>
-        <w:t>Farion</w:t>
-      </w:r>
-      <w:proofErr w:type="spellEnd"/>
-      <w:r>
-        <w:t xml:space="preserve">? ¿Realmente piensas que aún sigue vivo? Me gustaría encontrarme con el algún día, igual que con </w:t>
-      </w:r>
-      <w:proofErr w:type="spellStart"/>
-      <w:r>
-        <w:t>Ruijerd</w:t>
-      </w:r>
-      <w:proofErr w:type="spellEnd"/>
-      <w:r>
-        <w:t xml:space="preserve"> que nos salvó.</w:t>
-      </w:r>
-    </w:p>
-    <w:p>
-      <w:r>
-        <w:t>Pero ya no se sentía como cualquier otro día.</w:t>
-      </w:r>
-    </w:p>
-    <w:p>
-      <w:pPr>
-        <w:pStyle w:val="Prrafodelista"/>
-        <w:numPr>
-          <w:ilvl w:val="0"/>
-          <w:numId w:val="1"/>
-        </w:numPr>
-      </w:pPr>
-      <w:r>
-        <w:t xml:space="preserve">Bueno muéstrame tu </w:t>
-      </w:r>
-      <w:proofErr w:type="spellStart"/>
-      <w:r>
-        <w:t>mej</w:t>
-      </w:r>
-      <w:proofErr w:type="spellEnd"/>
-      <w:r>
-        <w:t xml:space="preserve"> -.</w:t>
-      </w:r>
-    </w:p>
-    <w:p>
-      <w:r>
-        <w:t>Antes de que Diego pueda completar su frase, e</w:t>
-      </w:r>
-      <w:r>
-        <w:t>l cielo se iluminó.</w:t>
-      </w:r>
-      <w:r>
-        <w:t xml:space="preserve"> </w:t>
-      </w:r>
-      <w:r>
-        <w:t>Un rayo azul descendió</w:t>
-      </w:r>
-      <w:r>
-        <w:t xml:space="preserve"> y l</w:t>
-      </w:r>
-      <w:r>
-        <w:t>a nieve se levantó con violencia.</w:t>
-      </w:r>
-    </w:p>
-    <w:p/>
-    <w:p>
-      <w:r>
-        <w:t>Diego abrió los ojos con terror.</w:t>
-      </w:r>
-    </w:p>
-    <w:p/>
-    <w:p>
-      <w:pPr>
-        <w:pStyle w:val="Prrafodelista"/>
-        <w:numPr>
-          <w:ilvl w:val="0"/>
-          <w:numId w:val="1"/>
-        </w:numPr>
-      </w:pPr>
-      <w:r>
-        <w:t>¡Lucia, no… no puede ser…!</w:t>
-      </w:r>
-    </w:p>
-    <w:p/>
-    <w:p>
-      <w:r>
-        <w:t>El aire vibró.</w:t>
-      </w:r>
-    </w:p>
-    <w:p>
-      <w:r>
-        <w:t>El suelo tembló.</w:t>
-      </w:r>
-    </w:p>
-    <w:p>
-      <w:r>
-        <w:t>Un sonido como si el mundo estuviera desgarrándose resonó entre las montañas.</w:t>
-      </w:r>
-    </w:p>
-    <w:p/>
-    <w:p>
-      <w:r>
-        <w:t xml:space="preserve">Era el mismo fenómeno que había destruido </w:t>
-      </w:r>
-      <w:proofErr w:type="spellStart"/>
-      <w:r>
-        <w:t>Fitoa</w:t>
-      </w:r>
-      <w:proofErr w:type="spellEnd"/>
-      <w:r>
-        <w:t xml:space="preserve"> años atrás.</w:t>
-      </w:r>
-    </w:p>
-    <w:p/>
-    <w:p>
-      <w:r>
-        <w:t>La Catástrofe de Teletransportación.</w:t>
-      </w:r>
-    </w:p>
-    <w:p/>
-    <w:p>
-      <w:pPr>
-        <w:pStyle w:val="Prrafodelista"/>
-        <w:numPr>
-          <w:ilvl w:val="0"/>
-          <w:numId w:val="1"/>
-        </w:numPr>
-      </w:pPr>
-      <w:r>
-        <w:t>¡DIEGO! —gritó Lucia corriendo hacia él.</w:t>
-      </w:r>
-    </w:p>
-    <w:p/>
-    <w:p>
-      <w:pPr>
-        <w:pStyle w:val="Prrafodelista"/>
-        <w:numPr>
-          <w:ilvl w:val="0"/>
-          <w:numId w:val="1"/>
-        </w:numPr>
-      </w:pPr>
-      <w:r>
-        <w:t>¡LUCIA! ¡TÓMAME DE LA MANO!</w:t>
-      </w:r>
-    </w:p>
-    <w:p/>
-    <w:p>
-      <w:r>
-        <w:t>Las luces los envolvieron.</w:t>
-      </w:r>
-      <w:r>
-        <w:t xml:space="preserve"> </w:t>
-      </w:r>
-      <w:r>
-        <w:t>No lograron alcanzarse.</w:t>
-      </w:r>
-    </w:p>
-    <w:p/>
-    <w:p>
-      <w:pPr>
-        <w:pStyle w:val="Prrafodelista"/>
-        <w:numPr>
-          <w:ilvl w:val="0"/>
-          <w:numId w:val="1"/>
-        </w:numPr>
-      </w:pPr>
-      <w:r>
-        <w:t>¡Diego! ¡Te encontraré! ¡Te juro que te encontraré de nuevo!</w:t>
-      </w:r>
-    </w:p>
-    <w:p/>
-    <w:p>
-      <w:pPr>
-        <w:pStyle w:val="Prrafodelista"/>
-        <w:numPr>
-          <w:ilvl w:val="0"/>
-          <w:numId w:val="1"/>
-        </w:numPr>
-      </w:pPr>
-      <w:r>
-        <w:t xml:space="preserve">¡Nos veremos en </w:t>
-      </w:r>
-      <w:r>
-        <w:t>el gremio de aventureros</w:t>
-      </w:r>
-      <w:r>
-        <w:t>! ¡Te lo prometo!</w:t>
-      </w:r>
-    </w:p>
-    <w:p/>
-    <w:p>
-      <w:r>
         <w:t>Y entonces, la luz los tragó.</w:t>
       </w:r>
     </w:p>
@@ -2863,9 +4936,105 @@
         <w:t>.</w:t>
       </w:r>
     </w:p>
-    <w:p/>
-    <w:p>
-      <w:r>
+    <w:p>
+      <w:r>
+        <w:t xml:space="preserve">Así comenzaron su viaje </w:t>
+      </w:r>
+      <w:proofErr w:type="spellStart"/>
+      <w:r>
+        <w:t>Rudeus</w:t>
+      </w:r>
+      <w:proofErr w:type="spellEnd"/>
+      <w:r>
+        <w:t xml:space="preserve"> junto a Roxy y </w:t>
+      </w:r>
+      <w:proofErr w:type="spellStart"/>
+      <w:r>
+        <w:t>Sylphie</w:t>
+      </w:r>
+      <w:proofErr w:type="spellEnd"/>
+      <w:r>
+        <w:t>.</w:t>
+      </w:r>
+    </w:p>
+    <w:p>
+      <w:r>
+        <w:rPr>
+          <w:noProof/>
+        </w:rPr>
+        <w:drawing>
+          <wp:inline distT="0" distB="0" distL="0" distR="0" wp14:anchorId="446A9F7E" wp14:editId="6D9B5BD8">
+            <wp:extent cx="1093691" cy="2790825"/>
+            <wp:effectExtent l="0" t="0" r="0" b="0"/>
+            <wp:docPr id="975820892" name="Imagen 41"/>
+            <wp:cNvGraphicFramePr>
+              <a:graphicFrameLocks xmlns:a="http://schemas.openxmlformats.org/drawingml/2006/main" noChangeAspect="1"/>
+            </wp:cNvGraphicFramePr>
+            <a:graphic xmlns:a="http://schemas.openxmlformats.org/drawingml/2006/main">
+              <a:graphicData uri="http://schemas.openxmlformats.org/drawingml/2006/picture">
+                <pic:pic xmlns:pic="http://schemas.openxmlformats.org/drawingml/2006/picture">
+                  <pic:nvPicPr>
+                    <pic:cNvPr id="0" name="Picture 129"/>
+                    <pic:cNvPicPr>
+                      <a:picLocks noChangeAspect="1" noChangeArrowheads="1"/>
+                    </pic:cNvPicPr>
+                  </pic:nvPicPr>
+                  <pic:blipFill>
+                    <a:blip r:embed="rId29" cstate="print">
+                      <a:extLst>
+                        <a:ext uri="{28A0092B-C50C-407E-A947-70E740481C1C}">
+                          <a14:useLocalDpi xmlns:a14="http://schemas.microsoft.com/office/drawing/2010/main" val="0"/>
+                        </a:ext>
+                      </a:extLst>
+                    </a:blip>
+                    <a:srcRect/>
+                    <a:stretch>
+                      <a:fillRect/>
+                    </a:stretch>
+                  </pic:blipFill>
+                  <pic:spPr bwMode="auto">
+                    <a:xfrm>
+                      <a:off x="0" y="0"/>
+                      <a:ext cx="1096364" cy="2797645"/>
+                    </a:xfrm>
+                    <a:prstGeom prst="rect">
+                      <a:avLst/>
+                    </a:prstGeom>
+                    <a:noFill/>
+                    <a:ln>
+                      <a:noFill/>
+                    </a:ln>
+                  </pic:spPr>
+                </pic:pic>
+              </a:graphicData>
+            </a:graphic>
+          </wp:inline>
+        </w:drawing>
+      </w:r>
+    </w:p>
+    <w:p>
+      <w:r>
+        <w:t>[</w:t>
+      </w:r>
+      <w:proofErr w:type="gramStart"/>
+      <w:r>
+        <w:t>img:image</w:t>
+      </w:r>
+      <w:r>
+        <w:t>25</w:t>
+      </w:r>
+      <w:r>
+        <w:t>.jpg</w:t>
+      </w:r>
+      <w:proofErr w:type="gramEnd"/>
+      <w:r>
+        <w:t>]</w:t>
+      </w:r>
+    </w:p>
+    <w:p/>
+    <w:p>
+      <w:r>
+        <w:lastRenderedPageBreak/>
         <w:t xml:space="preserve">En una montaña otra silueta se posaba. </w:t>
       </w:r>
       <w:proofErr w:type="spellStart"/>
@@ -2889,15 +5058,7 @@
         <w:t xml:space="preserve">Juro </w:t>
       </w:r>
       <w:r>
-        <w:t xml:space="preserve">a todos los niños que encuentre en </w:t>
-      </w:r>
-      <w:proofErr w:type="spellStart"/>
-      <w:r>
-        <w:t>el</w:t>
-      </w:r>
-      <w:proofErr w:type="spellEnd"/>
-      <w:r>
-        <w:t xml:space="preserve"> camino</w:t>
+        <w:t>a todos los niños que encuentre en el camino</w:t>
       </w:r>
       <w:r>
         <w:t>. A todos</w:t>
@@ -2912,7 +5073,6 @@
     <w:p/>
     <w:p>
       <w:r>
-        <w:lastRenderedPageBreak/>
         <w:t xml:space="preserve">En el continente demoniaco una chica de pelo rojo estaba comiendo mientras le informaban del evento sucedido en </w:t>
       </w:r>
       <w:proofErr w:type="spellStart"/>
@@ -3003,6 +5163,8 @@
         <w:t>El rescate comenzaría.</w:t>
       </w:r>
     </w:p>
+    <w:p/>
+    <w:p/>
     <w:sectPr>
       <w:pgSz w:w="11906" w:h="16838"/>
       <w:pgMar w:top="1417" w:right="1701" w:bottom="1417" w:left="1701" w:header="708" w:footer="708" w:gutter="0"/>
@@ -3736,7 +5898,6 @@
   <w:style w:type="character" w:default="1" w:styleId="Fuentedeprrafopredeter">
     <w:name w:val="Default Paragraph Font"/>
     <w:uiPriority w:val="1"/>
-    <w:semiHidden/>
     <w:unhideWhenUsed/>
   </w:style>
   <w:style w:type="table" w:default="1" w:styleId="Tablanormal">
@@ -4050,6 +6211,25 @@
       <w:spacing w:val="5"/>
     </w:rPr>
   </w:style>
+  <w:style w:type="paragraph" w:styleId="NormalWeb">
+    <w:name w:val="Normal (Web)"/>
+    <w:basedOn w:val="Normal"/>
+    <w:uiPriority w:val="99"/>
+    <w:semiHidden/>
+    <w:unhideWhenUsed/>
+    <w:rsid w:val="000C5F62"/>
+    <w:pPr>
+      <w:spacing w:before="100" w:beforeAutospacing="1" w:after="100" w:afterAutospacing="1" w:line="240" w:lineRule="auto"/>
+    </w:pPr>
+    <w:rPr>
+      <w:rFonts w:ascii="Times New Roman" w:eastAsia="Times New Roman" w:hAnsi="Times New Roman" w:cs="Times New Roman"/>
+      <w:kern w:val="0"/>
+      <w:sz w:val="24"/>
+      <w:szCs w:val="24"/>
+      <w:lang w:eastAsia="es-PE"/>
+      <w14:ligatures w14:val="none"/>
+    </w:rPr>
+  </w:style>
 </w:styles>
 </file>
 
